--- a/content/Trustee-Profile-Aayushi-Hariharan.docx
+++ b/content/Trustee-Profile-Aayushi-Hariharan.docx
@@ -52,7 +52,7 @@
                 <wp:inline distT="0" distB="0" distL="0" distR="0">
                   <wp:extent cx="1714500" cy="676275"/>
                   <wp:effectExtent t="0" r="0" b="0" l="0"/>
-                  <wp:docPr id="4" name=""/>
+                  <wp:docPr id="6" name=""/>
                   <wp:cNvGraphicFramePr>
                     <a:graphicFrameLocks xmlns:a="http://schemas.openxmlformats.org/drawingml/2006/main" noChangeAspect="1"/>
                   </wp:cNvGraphicFramePr>
@@ -143,23 +143,9 @@
         </w:tc>
       </w:tr>
     </w:tbl>
-    <w:p>
-      <w:pPr>
-        <w:spacing w:after="20" w:before="0"/>
-      </w:pPr>
-      <w:r>
-        <w:rPr>
-          <w:rFonts w:ascii="Palatino Linotype" w:cs="Palatino Linotype" w:eastAsia="Palatino Linotype" w:hAnsi="Palatino Linotype"/>
-          <w:color w:val="13162C"/>
-          <w:sz w:val="52"/>
-          <w:szCs w:val="52"/>
-        </w:rPr>
-        <w:t xml:space="preserve">Aayushi Hariharan</w:t>
-      </w:r>
-    </w:p>
     <w:tbl>
       <w:tblPr>
-        <w:tblW w:type="dxa" w:w="3000"/>
+        <w:tblW w:type="dxa" w:w="9638"/>
         <w:tblBorders>
           <w:top w:val="none" w:color="FFFFFF" w:sz="0"/>
           <w:left w:val="none" w:color="FFFFFF" w:sz="0"/>
@@ -171,42 +157,260 @@
         <w:tblLayout w:type="fixed"/>
       </w:tblPr>
       <w:tblGrid>
-        <w:gridCol w:w="3000"/>
+        <w:gridCol w:w="6738"/>
+        <w:gridCol w:w="300"/>
+        <w:gridCol w:w="2600"/>
       </w:tblGrid>
       <w:tr>
         <w:tc>
           <w:tcPr>
-            <w:tcW w:type="dxa" w:w="3000"/>
+            <w:tcW w:type="dxa" w:w="6738"/>
             <w:tcBorders>
               <w:top w:val="none" w:color="FFFFFF" w:sz="0"/>
               <w:left w:val="none" w:color="FFFFFF" w:sz="0"/>
               <w:bottom w:val="none" w:color="FFFFFF" w:sz="0"/>
               <w:right w:val="none" w:color="FFFFFF" w:sz="0"/>
             </w:tcBorders>
-            <w:shd w:fill="2F7FA0" w:color="auto" w:val="clear"/>
             <w:tcMar>
-              <w:top w:type="dxa" w:w="70"/>
-              <w:left w:type="dxa" w:w="180"/>
-              <w:bottom w:type="dxa" w:w="70"/>
-              <w:right w:type="dxa" w:w="180"/>
+              <w:top w:type="dxa" w:w="0"/>
+              <w:left w:type="dxa" w:w="0"/>
+              <w:bottom w:type="dxa" w:w="0"/>
+              <w:right w:type="dxa" w:w="0"/>
             </w:tcMar>
             <w:vAlign w:val="top"/>
           </w:tcPr>
           <w:p>
             <w:pPr>
-              <w:spacing w:after="0" w:before="0" w:line="240"/>
-            </w:pPr>
-            <w:r>
-              <w:rPr>
-                <w:rFonts w:ascii="Palatino Linotype" w:cs="Palatino Linotype" w:eastAsia="Palatino Linotype" w:hAnsi="Palatino Linotype"/>
-                <w:b/>
-                <w:bCs/>
-                <w:color w:val="FFFFFF"/>
-                <w:spacing w:val="40"/>
-                <w:sz w:val="16"/>
-                <w:szCs w:val="16"/>
-              </w:rPr>
-              <w:t xml:space="preserve">TRUSTEE</w:t>
+              <w:spacing w:after="20" w:before="0"/>
+            </w:pPr>
+            <w:r>
+              <w:rPr>
+                <w:rFonts w:ascii="Palatino Linotype" w:cs="Palatino Linotype" w:eastAsia="Palatino Linotype" w:hAnsi="Palatino Linotype"/>
+                <w:color w:val="13162C"/>
+                <w:sz w:val="52"/>
+                <w:szCs w:val="52"/>
+              </w:rPr>
+              <w:t xml:space="preserve">Aayushi Hariharan</w:t>
+            </w:r>
+          </w:p>
+          <w:tbl>
+            <w:tblPr>
+              <w:tblW w:type="dxa" w:w="3000"/>
+              <w:tblBorders>
+                <w:top w:val="none" w:color="FFFFFF" w:sz="0"/>
+                <w:left w:val="none" w:color="FFFFFF" w:sz="0"/>
+                <w:bottom w:val="none" w:color="FFFFFF" w:sz="0"/>
+                <w:right w:val="none" w:color="FFFFFF" w:sz="0"/>
+                <w:insideH w:val="none" w:color="FFFFFF" w:sz="0"/>
+                <w:insideV w:val="none" w:color="FFFFFF" w:sz="0"/>
+              </w:tblBorders>
+              <w:tblLayout w:type="fixed"/>
+            </w:tblPr>
+            <w:tblGrid>
+              <w:gridCol w:w="3000"/>
+            </w:tblGrid>
+            <w:tr>
+              <w:tc>
+                <w:tcPr>
+                  <w:tcW w:type="dxa" w:w="3000"/>
+                  <w:tcBorders>
+                    <w:top w:val="none" w:color="FFFFFF" w:sz="0"/>
+                    <w:left w:val="none" w:color="FFFFFF" w:sz="0"/>
+                    <w:bottom w:val="none" w:color="FFFFFF" w:sz="0"/>
+                    <w:right w:val="none" w:color="FFFFFF" w:sz="0"/>
+                  </w:tcBorders>
+                  <w:shd w:fill="2F7FA0" w:color="auto" w:val="clear"/>
+                  <w:tcMar>
+                    <w:top w:type="dxa" w:w="70"/>
+                    <w:left w:type="dxa" w:w="180"/>
+                    <w:bottom w:type="dxa" w:w="70"/>
+                    <w:right w:type="dxa" w:w="180"/>
+                  </w:tcMar>
+                  <w:vAlign w:val="top"/>
+                </w:tcPr>
+                <w:p>
+                  <w:pPr>
+                    <w:spacing w:after="0" w:before="0" w:line="240"/>
+                  </w:pPr>
+                  <w:r>
+                    <w:rPr>
+                      <w:rFonts w:ascii="Palatino Linotype" w:cs="Palatino Linotype" w:eastAsia="Palatino Linotype" w:hAnsi="Palatino Linotype"/>
+                      <w:b/>
+                      <w:bCs/>
+                      <w:color w:val="FFFFFF"/>
+                      <w:spacing w:val="40"/>
+                      <w:sz w:val="16"/>
+                      <w:szCs w:val="16"/>
+                    </w:rPr>
+                    <w:t xml:space="preserve">TRUSTEE</w:t>
+                  </w:r>
+                </w:p>
+              </w:tc>
+            </w:tr>
+          </w:tbl>
+          <w:p>
+            <w:pPr>
+              <w:spacing w:after="160" w:before="0" w:line="290"/>
+            </w:pPr>
+          </w:p>
+          <w:p>
+            <w:pPr>
+              <w:spacing w:after="0" w:before="0" w:line="320"/>
+            </w:pPr>
+            <w:r>
+              <w:rPr>
+                <w:rFonts w:ascii="Palatino Linotype" w:cs="Palatino Linotype" w:eastAsia="Palatino Linotype" w:hAnsi="Palatino Linotype"/>
+                <w:color w:val="13162C"/>
+                <w:sz w:val="23"/>
+                <w:szCs w:val="23"/>
+              </w:rPr>
+              <w:t xml:space="preserve">Aayushi serves on the foundation’s board of trustees and helps </w:t>
+            </w:r>
+            <w:r>
+              <w:rPr>
+                <w:rFonts w:ascii="Palatino Linotype" w:cs="Palatino Linotype" w:eastAsia="Palatino Linotype" w:hAnsi="Palatino Linotype"/>
+                <w:b/>
+                <w:bCs/>
+                <w:color w:val="2F7FA0"/>
+                <w:sz w:val="23"/>
+                <w:szCs w:val="23"/>
+              </w:rPr>
+              <w:t xml:space="preserve">shape its creative direction</w:t>
+            </w:r>
+            <w:r>
+              <w:rPr>
+                <w:rFonts w:ascii="Palatino Linotype" w:cs="Palatino Linotype" w:eastAsia="Palatino Linotype" w:hAnsi="Palatino Linotype"/>
+                <w:color w:val="13162C"/>
+                <w:sz w:val="23"/>
+                <w:szCs w:val="23"/>
+              </w:rPr>
+              <w:t xml:space="preserve">. A strategic designer trained at </w:t>
+            </w:r>
+            <w:r>
+              <w:rPr>
+                <w:rFonts w:ascii="Palatino Linotype" w:cs="Palatino Linotype" w:eastAsia="Palatino Linotype" w:hAnsi="Palatino Linotype"/>
+                <w:b/>
+                <w:bCs/>
+                <w:color w:val="2F7FA0"/>
+                <w:sz w:val="23"/>
+                <w:szCs w:val="23"/>
+              </w:rPr>
+              <w:t xml:space="preserve">Central Saint Martins</w:t>
+            </w:r>
+            <w:r>
+              <w:rPr>
+                <w:rFonts w:ascii="Palatino Linotype" w:cs="Palatino Linotype" w:eastAsia="Palatino Linotype" w:hAnsi="Palatino Linotype"/>
+                <w:color w:val="13162C"/>
+                <w:sz w:val="23"/>
+                <w:szCs w:val="23"/>
+              </w:rPr>
+              <w:t xml:space="preserve">, she has created work at every scale, </w:t>
+            </w:r>
+            <w:r>
+              <w:rPr>
+                <w:rFonts w:ascii="Palatino Linotype" w:cs="Palatino Linotype" w:eastAsia="Palatino Linotype" w:hAnsi="Palatino Linotype"/>
+                <w:b/>
+                <w:bCs/>
+                <w:color w:val="2F7FA0"/>
+                <w:sz w:val="23"/>
+                <w:szCs w:val="23"/>
+              </w:rPr>
+              <w:t xml:space="preserve">from large installations and print campaigns to websites and mobile apps</w:t>
+            </w:r>
+            <w:r>
+              <w:rPr>
+                <w:rFonts w:ascii="Palatino Linotype" w:cs="Palatino Linotype" w:eastAsia="Palatino Linotype" w:hAnsi="Palatino Linotype"/>
+                <w:color w:val="13162C"/>
+                <w:sz w:val="23"/>
+                <w:szCs w:val="23"/>
+              </w:rPr>
+              <w:t xml:space="preserve">, always centred on people and the stories that move them to act.</w:t>
+            </w:r>
+          </w:p>
+        </w:tc>
+        <w:tc>
+          <w:tcPr>
+            <w:tcW w:type="dxa" w:w="300"/>
+            <w:tcBorders>
+              <w:top w:val="none" w:color="FFFFFF" w:sz="0"/>
+              <w:left w:val="none" w:color="FFFFFF" w:sz="0"/>
+              <w:bottom w:val="none" w:color="FFFFFF" w:sz="0"/>
+              <w:right w:val="none" w:color="FFFFFF" w:sz="0"/>
+            </w:tcBorders>
+            <w:tcMar>
+              <w:top w:type="dxa" w:w="0"/>
+              <w:left w:type="dxa" w:w="0"/>
+              <w:bottom w:type="dxa" w:w="0"/>
+              <w:right w:type="dxa" w:w="0"/>
+            </w:tcMar>
+            <w:vAlign w:val="top"/>
+          </w:tcPr>
+          <w:p>
+            <w:pPr>
+              <w:spacing w:after="0" w:before="0" w:line="290"/>
+            </w:pPr>
+          </w:p>
+        </w:tc>
+        <w:tc>
+          <w:tcPr>
+            <w:tcW w:type="dxa" w:w="2600"/>
+            <w:tcBorders>
+              <w:top w:val="single" w:color="2F7FA0" w:sz="24"/>
+              <w:left w:val="none" w:color="FFFFFF" w:sz="0"/>
+              <w:bottom w:val="none" w:color="FFFFFF" w:sz="0"/>
+              <w:right w:val="none" w:color="FFFFFF" w:sz="0"/>
+            </w:tcBorders>
+            <w:tcMar>
+              <w:top w:type="dxa" w:w="0"/>
+              <w:left w:type="dxa" w:w="0"/>
+              <w:bottom w:type="dxa" w:w="0"/>
+              <w:right w:type="dxa" w:w="0"/>
+            </w:tcMar>
+            <w:vAlign w:val="top"/>
+          </w:tcPr>
+          <w:p>
+            <w:pPr>
+              <w:spacing w:after="0" w:before="0"/>
+            </w:pPr>
+            <w:r>
+              <w:drawing>
+                <wp:inline distT="0" distB="0" distL="0" distR="0">
+                  <wp:extent cx="1238250" cy="1552575"/>
+                  <wp:effectExtent t="0" r="0" b="0" l="0"/>
+                  <wp:docPr id="4" name=""/>
+                  <wp:cNvGraphicFramePr>
+                    <a:graphicFrameLocks xmlns:a="http://schemas.openxmlformats.org/drawingml/2006/main" noChangeAspect="1"/>
+                  </wp:cNvGraphicFramePr>
+                  <a:graphic xmlns:a="http://schemas.openxmlformats.org/drawingml/2006/main">
+                    <a:graphicData uri="http://schemas.openxmlformats.org/drawingml/2006/picture">
+                      <pic:pic xmlns:pic="http://schemas.openxmlformats.org/drawingml/2006/picture">
+                        <pic:nvPicPr>
+                          <pic:cNvPr id="0" name="" descr=""/>
+                          <pic:cNvPicPr>
+                            <a:picLocks noChangeAspect="1" noChangeArrowheads="1"/>
+                          </pic:cNvPicPr>
+                        </pic:nvPicPr>
+                        <pic:blipFill>
+                          <a:blip r:embed="rId8" cstate="none"/>
+                          <a:srcRect/>
+                          <a:stretch>
+                            <a:fillRect/>
+                          </a:stretch>
+                        </pic:blipFill>
+                        <pic:spPr bwMode="auto">
+                          <a:xfrm>
+                            <a:off x="0" y="0"/>
+                            <a:ext cx="1238250" cy="1552575"/>
+                          </a:xfrm>
+                          <a:prstGeom prst="rect">
+                            <a:avLst/>
+                          </a:prstGeom>
+                        </pic:spPr>
+                      </pic:pic>
+                    </a:graphicData>
+                  </a:graphic>
+                </wp:inline>
+              </w:drawing>
             </w:r>
           </w:p>
         </w:tc>
@@ -214,82 +418,8 @@
     </w:tbl>
     <w:p>
       <w:pPr>
-        <w:spacing w:after="160" w:before="0" w:line="290"/>
+        <w:spacing w:after="200" w:before="0" w:line="290"/>
       </w:pPr>
-    </w:p>
-    <w:p>
-      <w:pPr>
-        <w:spacing w:after="220" w:before="0" w:line="320"/>
-      </w:pPr>
-      <w:r>
-        <w:rPr>
-          <w:rFonts w:ascii="Palatino Linotype" w:cs="Palatino Linotype" w:eastAsia="Palatino Linotype" w:hAnsi="Palatino Linotype"/>
-          <w:color w:val="13162C"/>
-          <w:sz w:val="23"/>
-          <w:szCs w:val="23"/>
-        </w:rPr>
-        <w:t xml:space="preserve">Aayushi serves on the foundation’s board of trustees and helps </w:t>
-      </w:r>
-      <w:r>
-        <w:rPr>
-          <w:rFonts w:ascii="Palatino Linotype" w:cs="Palatino Linotype" w:eastAsia="Palatino Linotype" w:hAnsi="Palatino Linotype"/>
-          <w:b/>
-          <w:bCs/>
-          <w:color w:val="2F7FA0"/>
-          <w:sz w:val="23"/>
-          <w:szCs w:val="23"/>
-        </w:rPr>
-        <w:t xml:space="preserve">shape its creative direction</w:t>
-      </w:r>
-      <w:r>
-        <w:rPr>
-          <w:rFonts w:ascii="Palatino Linotype" w:cs="Palatino Linotype" w:eastAsia="Palatino Linotype" w:hAnsi="Palatino Linotype"/>
-          <w:color w:val="13162C"/>
-          <w:sz w:val="23"/>
-          <w:szCs w:val="23"/>
-        </w:rPr>
-        <w:t xml:space="preserve">. A strategic designer trained at </w:t>
-      </w:r>
-      <w:r>
-        <w:rPr>
-          <w:rFonts w:ascii="Palatino Linotype" w:cs="Palatino Linotype" w:eastAsia="Palatino Linotype" w:hAnsi="Palatino Linotype"/>
-          <w:b/>
-          <w:bCs/>
-          <w:color w:val="2F7FA0"/>
-          <w:sz w:val="23"/>
-          <w:szCs w:val="23"/>
-        </w:rPr>
-        <w:t xml:space="preserve">Central Saint Martins</w:t>
-      </w:r>
-      <w:r>
-        <w:rPr>
-          <w:rFonts w:ascii="Palatino Linotype" w:cs="Palatino Linotype" w:eastAsia="Palatino Linotype" w:hAnsi="Palatino Linotype"/>
-          <w:color w:val="13162C"/>
-          <w:sz w:val="23"/>
-          <w:szCs w:val="23"/>
-        </w:rPr>
-        <w:t xml:space="preserve">, she has created work at every scale, </w:t>
-      </w:r>
-      <w:r>
-        <w:rPr>
-          <w:rFonts w:ascii="Palatino Linotype" w:cs="Palatino Linotype" w:eastAsia="Palatino Linotype" w:hAnsi="Palatino Linotype"/>
-          <w:b/>
-          <w:bCs/>
-          <w:color w:val="2F7FA0"/>
-          <w:sz w:val="23"/>
-          <w:szCs w:val="23"/>
-        </w:rPr>
-        <w:t xml:space="preserve">from large installations and print campaigns to websites and mobile apps</w:t>
-      </w:r>
-      <w:r>
-        <w:rPr>
-          <w:rFonts w:ascii="Palatino Linotype" w:cs="Palatino Linotype" w:eastAsia="Palatino Linotype" w:hAnsi="Palatino Linotype"/>
-          <w:color w:val="13162C"/>
-          <w:sz w:val="23"/>
-          <w:szCs w:val="23"/>
-        </w:rPr>
-        <w:t xml:space="preserve">, always centred on people and the stories that move them to act.</w:t>
-      </w:r>
     </w:p>
     <w:p>
       <w:pPr>
@@ -300,7 +430,7 @@
           <wp:inline distT="0" distB="0" distL="0" distR="0">
             <wp:extent cx="6115050" cy="1809750"/>
             <wp:effectExtent t="0" r="0" b="0" l="0"/>
-            <wp:docPr id="3" name=""/>
+            <wp:docPr id="5" name=""/>
             <wp:cNvGraphicFramePr>
               <a:graphicFrameLocks xmlns:a="http://schemas.openxmlformats.org/drawingml/2006/main" noChangeAspect="1"/>
             </wp:cNvGraphicFramePr>
@@ -314,7 +444,7 @@
                     </pic:cNvPicPr>
                   </pic:nvPicPr>
                   <pic:blipFill>
-                    <a:blip r:embed="rId8" cstate="none"/>
+                    <a:blip r:embed="rId9" cstate="none"/>
                     <a:srcRect/>
                     <a:stretch>
                       <a:fillRect/>

--- a/content/Trustee-Profile-Aayushi-Hariharan.docx
+++ b/content/Trustee-Profile-Aayushi-Hariharan.docx
@@ -479,7 +479,7 @@
           <w:sz w:val="15"/>
           <w:szCs w:val="15"/>
         </w:rPr>
-        <w:t xml:space="preserve">Craft and detail at the renewed temple, Govardhan Ecovillage.</w:t>
+        <w:t xml:space="preserve">Aayushi’s work, from left: infographic panels on the 17 SDGs for Govardhan Ecovillage, a community mural, the Manthan Shivir book and the Simple Vedas app.</w:t>
       </w:r>
     </w:p>
     <w:tbl>

--- a/content/Trustee-Profile-Aayushi-Hariharan.docx
+++ b/content/Trustee-Profile-Aayushi-Hariharan.docx
@@ -157,14 +157,14 @@
         <w:tblLayout w:type="fixed"/>
       </w:tblPr>
       <w:tblGrid>
-        <w:gridCol w:w="6738"/>
+        <w:gridCol w:w="6338"/>
         <w:gridCol w:w="300"/>
-        <w:gridCol w:w="2600"/>
+        <w:gridCol w:w="3000"/>
       </w:tblGrid>
       <w:tr>
         <w:tc>
           <w:tcPr>
-            <w:tcW w:type="dxa" w:w="6738"/>
+            <w:tcW w:type="dxa" w:w="6338"/>
             <w:tcBorders>
               <w:top w:val="none" w:color="FFFFFF" w:sz="0"/>
               <w:left w:val="none" w:color="FFFFFF" w:sz="0"/>
@@ -353,9 +353,9 @@
         </w:tc>
         <w:tc>
           <w:tcPr>
-            <w:tcW w:type="dxa" w:w="2600"/>
+            <w:tcW w:type="dxa" w:w="3000"/>
             <w:tcBorders>
-              <w:top w:val="single" w:color="2F7FA0" w:sz="24"/>
+              <w:top w:val="none" w:color="FFFFFF" w:sz="0"/>
               <w:left w:val="none" w:color="FFFFFF" w:sz="0"/>
               <w:bottom w:val="none" w:color="FFFFFF" w:sz="0"/>
               <w:right w:val="none" w:color="FFFFFF" w:sz="0"/>
@@ -371,11 +371,12 @@
           <w:p>
             <w:pPr>
               <w:spacing w:after="0" w:before="0"/>
+              <w:jc w:val="right"/>
             </w:pPr>
             <w:r>
               <w:drawing>
                 <wp:inline distT="0" distB="0" distL="0" distR="0">
-                  <wp:extent cx="1238250" cy="1552575"/>
+                  <wp:extent cx="1428750" cy="1905000"/>
                   <wp:effectExtent t="0" r="0" b="0" l="0"/>
                   <wp:docPr id="4" name=""/>
                   <wp:cNvGraphicFramePr>
@@ -400,7 +401,7 @@
                         <pic:spPr bwMode="auto">
                           <a:xfrm>
                             <a:off x="0" y="0"/>
-                            <a:ext cx="1238250" cy="1552575"/>
+                            <a:ext cx="1428750" cy="1905000"/>
                           </a:xfrm>
                           <a:prstGeom prst="rect">
                             <a:avLst/>
@@ -479,7 +480,7 @@
           <w:sz w:val="15"/>
           <w:szCs w:val="15"/>
         </w:rPr>
-        <w:t xml:space="preserve">Aayushi’s work, from left: infographic panels on the 17 SDGs for Govardhan Ecovillage, a community mural, the Manthan Shivir book and the Simple Vedas app.</w:t>
+        <w:t xml:space="preserve">Aayushi’s work: infographic panels on the 17 SDGs for Govardhan Ecovillage, and the Manthan Shivir book.</w:t>
       </w:r>
     </w:p>
     <w:tbl>

--- a/content/Trustee-Profile-Aayushi-Hariharan.docx
+++ b/content/Trustee-Profile-Aayushi-Hariharan.docx
@@ -52,7 +52,7 @@
                 <wp:inline distT="0" distB="0" distL="0" distR="0">
                   <wp:extent cx="1714500" cy="676275"/>
                   <wp:effectExtent t="0" r="0" b="0" l="0"/>
-                  <wp:docPr id="6" name=""/>
+                  <wp:docPr id="7" name=""/>
                   <wp:cNvGraphicFramePr>
                     <a:graphicFrameLocks xmlns:a="http://schemas.openxmlformats.org/drawingml/2006/main" noChangeAspect="1"/>
                   </wp:cNvGraphicFramePr>
@@ -378,7 +378,7 @@
                 <wp:inline distT="0" distB="0" distL="0" distR="0">
                   <wp:extent cx="1428750" cy="1905000"/>
                   <wp:effectExtent t="0" r="0" b="0" l="0"/>
-                  <wp:docPr id="4" name=""/>
+                  <wp:docPr id="5" name=""/>
                   <wp:cNvGraphicFramePr>
                     <a:graphicFrameLocks xmlns:a="http://schemas.openxmlformats.org/drawingml/2006/main" noChangeAspect="1"/>
                   </wp:cNvGraphicFramePr>
@@ -431,7 +431,7 @@
           <wp:inline distT="0" distB="0" distL="0" distR="0">
             <wp:extent cx="6115050" cy="1809750"/>
             <wp:effectExtent t="0" r="0" b="0" l="0"/>
-            <wp:docPr id="5" name=""/>
+            <wp:docPr id="6" name=""/>
             <wp:cNvGraphicFramePr>
               <a:graphicFrameLocks xmlns:a="http://schemas.openxmlformats.org/drawingml/2006/main" noChangeAspect="1"/>
             </wp:cNvGraphicFramePr>

--- a/content/Trustee-Profile-Aayushi-Hariharan.docx
+++ b/content/Trustee-Profile-Aayushi-Hariharan.docx
@@ -1662,7 +1662,7 @@
     </w:tbl>
     <w:sectPr>
       <w:pgSz w:w="11906" w:h="16838" w:orient="portrait"/>
-      <w:pgMar w:top="1800" w:right="1134" w:bottom="900" w:left="1134" w:header="708" w:footer="708" w:gutter="0"/>
+      <w:pgMar w:top="1800" w:right="1134" w:bottom="700" w:left="1134" w:header="708" w:footer="708" w:gutter="0"/>
       <w:pgNumType/>
       <w:docGrid w:linePitch="360"/>
     </w:sectPr>

--- a/content/Trustee-Profile-Aayushi-Hariharan.docx
+++ b/content/Trustee-Profile-Aayushi-Hariharan.docx
@@ -52,7 +52,7 @@
                 <wp:inline distT="0" distB="0" distL="0" distR="0">
                   <wp:extent cx="1714500" cy="676275"/>
                   <wp:effectExtent t="0" r="0" b="0" l="0"/>
-                  <wp:docPr id="7" name=""/>
+                  <wp:docPr id="6" name=""/>
                   <wp:cNvGraphicFramePr>
                     <a:graphicFrameLocks xmlns:a="http://schemas.openxmlformats.org/drawingml/2006/main" noChangeAspect="1"/>
                   </wp:cNvGraphicFramePr>
@@ -378,7 +378,7 @@
                 <wp:inline distT="0" distB="0" distL="0" distR="0">
                   <wp:extent cx="1428750" cy="1905000"/>
                   <wp:effectExtent t="0" r="0" b="0" l="0"/>
-                  <wp:docPr id="5" name=""/>
+                  <wp:docPr id="4" name=""/>
                   <wp:cNvGraphicFramePr>
                     <a:graphicFrameLocks xmlns:a="http://schemas.openxmlformats.org/drawingml/2006/main" noChangeAspect="1"/>
                   </wp:cNvGraphicFramePr>
@@ -431,7 +431,7 @@
           <wp:inline distT="0" distB="0" distL="0" distR="0">
             <wp:extent cx="6115050" cy="1809750"/>
             <wp:effectExtent t="0" r="0" b="0" l="0"/>
-            <wp:docPr id="6" name=""/>
+            <wp:docPr id="5" name=""/>
             <wp:cNvGraphicFramePr>
               <a:graphicFrameLocks xmlns:a="http://schemas.openxmlformats.org/drawingml/2006/main" noChangeAspect="1"/>
             </wp:cNvGraphicFramePr>

--- a/content/Trustee-Profile-Aayushi-Hariharan.docx
+++ b/content/Trustee-Profile-Aayushi-Hariharan.docx
@@ -1488,78 +1488,58 @@
     </w:tbl>
     <w:p>
       <w:pPr>
-        <w:spacing w:after="260" w:before="0" w:line="290"/>
+        <w:spacing w:after="0" w:before="260" w:line="300"/>
       </w:pPr>
+      <w:r>
+        <w:rPr>
+          <w:rFonts w:ascii="Palatino Linotype" w:cs="Palatino Linotype" w:eastAsia="Palatino Linotype" w:hAnsi="Palatino Linotype"/>
+          <w:color w:val="2E3250"/>
+          <w:sz w:val="20"/>
+          <w:szCs w:val="20"/>
+        </w:rPr>
+        <w:t xml:space="preserve">Aayushi’s practice is rooted in </w:t>
+      </w:r>
+      <w:r>
+        <w:rPr>
+          <w:rFonts w:ascii="Palatino Linotype" w:cs="Palatino Linotype" w:eastAsia="Palatino Linotype" w:hAnsi="Palatino Linotype"/>
+          <w:b/>
+          <w:bCs/>
+          <w:color w:val="13162C"/>
+          <w:sz w:val="20"/>
+          <w:szCs w:val="20"/>
+        </w:rPr>
+        <w:t xml:space="preserve">human-centred design</w:t>
+      </w:r>
+      <w:r>
+        <w:rPr>
+          <w:rFonts w:ascii="Palatino Linotype" w:cs="Palatino Linotype" w:eastAsia="Palatino Linotype" w:hAnsi="Palatino Linotype"/>
+          <w:color w:val="2E3250"/>
+          <w:sz w:val="20"/>
+          <w:szCs w:val="20"/>
+        </w:rPr>
+        <w:t xml:space="preserve">: understanding people first, then shaping the experiences, stories and systems that serve them. She brings to S3 </w:t>
+      </w:r>
+      <w:r>
+        <w:rPr>
+          <w:rFonts w:ascii="Palatino Linotype" w:cs="Palatino Linotype" w:eastAsia="Palatino Linotype" w:hAnsi="Palatino Linotype"/>
+          <w:b/>
+          <w:bCs/>
+          <w:color w:val="13162C"/>
+          <w:sz w:val="20"/>
+          <w:szCs w:val="20"/>
+        </w:rPr>
+        <w:t xml:space="preserve">a global eye and a deep respect for the communities it serves</w:t>
+      </w:r>
+      <w:r>
+        <w:rPr>
+          <w:rFonts w:ascii="Palatino Linotype" w:cs="Palatino Linotype" w:eastAsia="Palatino Linotype" w:hAnsi="Palatino Linotype"/>
+          <w:color w:val="2E3250"/>
+          <w:sz w:val="20"/>
+          <w:szCs w:val="20"/>
+        </w:rPr>
+        <w:t xml:space="preserve">, helping the foundation share its work with clarity, dignity and care.</w:t>
+      </w:r>
     </w:p>
-    <w:tbl>
-      <w:tblPr>
-        <w:tblW w:type="dxa" w:w="9638"/>
-        <w:tblBorders>
-          <w:top w:val="none" w:color="FFFFFF" w:sz="0"/>
-          <w:left w:val="none" w:color="FFFFFF" w:sz="0"/>
-          <w:bottom w:val="none" w:color="FFFFFF" w:sz="0"/>
-          <w:right w:val="none" w:color="FFFFFF" w:sz="0"/>
-          <w:insideH w:val="none" w:color="FFFFFF" w:sz="0"/>
-          <w:insideV w:val="none" w:color="FFFFFF" w:sz="0"/>
-        </w:tblBorders>
-        <w:tblLayout w:type="fixed"/>
-      </w:tblPr>
-      <w:tblGrid>
-        <w:gridCol w:w="9638"/>
-      </w:tblGrid>
-      <w:tr>
-        <w:trPr>
-          <w:cantSplit/>
-        </w:trPr>
-        <w:tc>
-          <w:tcPr>
-            <w:tcW w:type="dxa" w:w="9638"/>
-            <w:tcBorders>
-              <w:top w:val="none" w:color="FFFFFF" w:sz="0"/>
-              <w:left w:val="single" w:color="2F7FA0" w:sz="24"/>
-              <w:bottom w:val="none" w:color="FFFFFF" w:sz="0"/>
-              <w:right w:val="none" w:color="FFFFFF" w:sz="0"/>
-            </w:tcBorders>
-            <w:shd w:fill="E7F3F7" w:color="auto" w:val="clear"/>
-            <w:tcMar>
-              <w:top w:type="dxa" w:w="240"/>
-              <w:left w:type="dxa" w:w="360"/>
-              <w:bottom w:type="dxa" w:w="240"/>
-              <w:right w:type="dxa" w:w="360"/>
-            </w:tcMar>
-            <w:vAlign w:val="top"/>
-          </w:tcPr>
-          <w:p>
-            <w:pPr>
-              <w:spacing w:after="0" w:before="0" w:line="300"/>
-            </w:pPr>
-            <w:r>
-              <w:rPr>
-                <w:rFonts w:ascii="Palatino Linotype" w:cs="Palatino Linotype" w:eastAsia="Palatino Linotype" w:hAnsi="Palatino Linotype"/>
-                <w:color w:val="2F7FA0"/>
-                <w:sz w:val="80"/>
-                <w:szCs w:val="80"/>
-              </w:rPr>
-              <w:t xml:space="preserve">“</w:t>
-            </w:r>
-          </w:p>
-          <w:p>
-            <w:pPr>
-              <w:spacing w:after="0" w:before="0" w:line="320"/>
-            </w:pPr>
-            <w:r>
-              <w:rPr>
-                <w:rFonts w:ascii="Palatino Linotype" w:cs="Palatino Linotype" w:eastAsia="Palatino Linotype" w:hAnsi="Palatino Linotype"/>
-                <w:color w:val="13162C"/>
-                <w:sz w:val="22"/>
-                <w:szCs w:val="22"/>
-              </w:rPr>
-              <w:t xml:space="preserve">Aayushi’s practice is rooted in human-centred design: understanding people first, then shaping the experiences, stories and systems that serve them. She brings to S3 a global eye and a deep respect for the communities it serves, helping the foundation share its work with clarity, dignity and care.</w:t>
-            </w:r>
-          </w:p>
-        </w:tc>
-      </w:tr>
-    </w:tbl>
     <w:p>
       <w:pPr>
         <w:spacing w:after="280" w:before="0" w:line="290"/>

--- a/content/Trustee-Profile-Aayushi-Hariharan.docx
+++ b/content/Trustee-Profile-Aayushi-Hariharan.docx
@@ -1,21 +1,22 @@
 
 <file path=word/document.xml><?xml version="1.0" encoding="utf-8"?>
-<w:document xmlns:wpc="http://schemas.microsoft.com/office/word/2010/wordprocessingCanvas" xmlns:mc="http://schemas.openxmlformats.org/markup-compatibility/2006" xmlns:o="urn:schemas-microsoft-com:office:office" xmlns:r="http://schemas.openxmlformats.org/officeDocument/2006/relationships" xmlns:m="http://schemas.openxmlformats.org/officeDocument/2006/math" xmlns:v="urn:schemas-microsoft-com:vml" xmlns:wp14="http://schemas.microsoft.com/office/word/2010/wordprocessingDrawing" xmlns:wp="http://schemas.openxmlformats.org/drawingml/2006/wordprocessingDrawing" xmlns:w10="urn:schemas-microsoft-com:office:word" xmlns:w="http://schemas.openxmlformats.org/wordprocessingml/2006/main" xmlns:w14="http://schemas.microsoft.com/office/word/2010/wordml" xmlns:w15="http://schemas.microsoft.com/office/word/2012/wordml" xmlns:wpg="http://schemas.microsoft.com/office/word/2010/wordprocessingGroup" xmlns:wpi="http://schemas.microsoft.com/office/word/2010/wordprocessingInk" xmlns:wne="http://schemas.microsoft.com/office/word/2006/wordml" xmlns:wps="http://schemas.microsoft.com/office/word/2010/wordprocessingShape" xmlns:cx="http://schemas.microsoft.com/office/drawing/2014/chartex" xmlns:cx1="http://schemas.microsoft.com/office/drawing/2015/9/8/chartex" xmlns:cx2="http://schemas.microsoft.com/office/drawing/2015/10/21/chartex" xmlns:cx3="http://schemas.microsoft.com/office/drawing/2016/5/9/chartex" xmlns:cx4="http://schemas.microsoft.com/office/drawing/2016/5/10/chartex" xmlns:cx5="http://schemas.microsoft.com/office/drawing/2016/5/11/chartex" xmlns:cx6="http://schemas.microsoft.com/office/drawing/2016/5/12/chartex" xmlns:cx7="http://schemas.microsoft.com/office/drawing/2016/5/13/chartex" xmlns:cx8="http://schemas.microsoft.com/office/drawing/2016/5/14/chartex" xmlns:aink="http://schemas.microsoft.com/office/drawing/2016/ink" xmlns:am3d="http://schemas.microsoft.com/office/drawing/2017/model3d" xmlns:w16cex="http://schemas.microsoft.com/office/word/2018/wordml/cex" xmlns:w16cid="http://schemas.microsoft.com/office/word/2016/wordml/cid" xmlns:w16="http://schemas.microsoft.com/office/word/2018/wordml" xmlns:w16sdtdh="http://schemas.microsoft.com/office/word/2020/wordml/sdtdatahash" xmlns:w16se="http://schemas.microsoft.com/office/word/2015/wordml/symex" mc:Ignorable="w14 w15 wp14">
+<w:document xmlns:wpc="http://schemas.microsoft.com/office/word/2010/wordprocessingCanvas" xmlns:cx="http://schemas.microsoft.com/office/drawing/2014/chartex" xmlns:cx1="http://schemas.microsoft.com/office/drawing/2015/9/8/chartex" xmlns:cx2="http://schemas.microsoft.com/office/drawing/2015/10/21/chartex" xmlns:cx3="http://schemas.microsoft.com/office/drawing/2016/5/9/chartex" xmlns:cx4="http://schemas.microsoft.com/office/drawing/2016/5/10/chartex" xmlns:cx5="http://schemas.microsoft.com/office/drawing/2016/5/11/chartex" xmlns:cx6="http://schemas.microsoft.com/office/drawing/2016/5/12/chartex" xmlns:cx7="http://schemas.microsoft.com/office/drawing/2016/5/13/chartex" xmlns:cx8="http://schemas.microsoft.com/office/drawing/2016/5/14/chartex" xmlns:mc="http://schemas.openxmlformats.org/markup-compatibility/2006" xmlns:aink="http://schemas.microsoft.com/office/drawing/2016/ink" xmlns:am3d="http://schemas.microsoft.com/office/drawing/2017/model3d" xmlns:o="urn:schemas-microsoft-com:office:office" xmlns:oel="http://schemas.microsoft.com/office/2019/extlst" xmlns:r="http://schemas.openxmlformats.org/officeDocument/2006/relationships" xmlns:m="http://schemas.openxmlformats.org/officeDocument/2006/math" xmlns:v="urn:schemas-microsoft-com:vml" xmlns:wp14="http://schemas.microsoft.com/office/word/2010/wordprocessingDrawing" xmlns:wp="http://schemas.openxmlformats.org/drawingml/2006/wordprocessingDrawing" xmlns:w10="urn:schemas-microsoft-com:office:word" xmlns:w="http://schemas.openxmlformats.org/wordprocessingml/2006/main" xmlns:w14="http://schemas.microsoft.com/office/word/2010/wordml" xmlns:w15="http://schemas.microsoft.com/office/word/2012/wordml" xmlns:w16cex="http://schemas.microsoft.com/office/word/2018/wordml/cex" xmlns:w16cid="http://schemas.microsoft.com/office/word/2016/wordml/cid" xmlns:w16="http://schemas.microsoft.com/office/word/2018/wordml" xmlns:w16sdtdh="http://schemas.microsoft.com/office/word/2020/wordml/sdtdatahash" xmlns:w16se="http://schemas.microsoft.com/office/word/2015/wordml/symex" xmlns:wpg="http://schemas.microsoft.com/office/word/2010/wordprocessingGroup" xmlns:wpi="http://schemas.microsoft.com/office/word/2010/wordprocessingInk" xmlns:wne="http://schemas.microsoft.com/office/word/2006/wordml" xmlns:wps="http://schemas.microsoft.com/office/word/2010/wordprocessingShape" mc:Ignorable="w14 w15 w16se w16cid w16 w16cex w16sdtdh wp14">
   <w:body>
     <w:tbl>
       <w:tblPr>
-        <w:tblpPr w:tblpX="0" w:tblpY="0" w:horzAnchor="page" w:vertAnchor="page"/>
+        <w:tblpPr w:vertAnchor="page" w:horzAnchor="page"/>
         <w:tblOverlap w:val="never"/>
-        <w:tblW w:type="dxa" w:w="11906"/>
+        <w:tblW w:w="11906" w:type="dxa"/>
         <w:tblBorders>
-          <w:top w:val="none" w:color="FFFFFF" w:sz="0"/>
-          <w:left w:val="none" w:color="FFFFFF" w:sz="0"/>
-          <w:bottom w:val="none" w:color="FFFFFF" w:sz="0"/>
-          <w:right w:val="none" w:color="FFFFFF" w:sz="0"/>
-          <w:insideH w:val="none" w:color="FFFFFF" w:sz="0"/>
-          <w:insideV w:val="none" w:color="FFFFFF" w:sz="0"/>
+          <w:top w:val="none" w:sz="0" w:space="0" w:color="FFFFFF"/>
+          <w:left w:val="none" w:sz="0" w:space="0" w:color="FFFFFF"/>
+          <w:bottom w:val="none" w:sz="0" w:space="0" w:color="FFFFFF"/>
+          <w:right w:val="none" w:sz="0" w:space="0" w:color="FFFFFF"/>
+          <w:insideH w:val="none" w:sz="0" w:space="0" w:color="FFFFFF"/>
+          <w:insideV w:val="none" w:sz="0" w:space="0" w:color="FFFFFF"/>
         </w:tblBorders>
         <w:tblLayout w:type="fixed"/>
+        <w:tblLook w:val="04A0" w:firstRow="1" w:lastRow="0" w:firstColumn="1" w:lastColumn="0" w:noHBand="0" w:noVBand="1"/>
       </w:tblPr>
       <w:tblGrid>
         <w:gridCol w:w="5953"/>
@@ -23,36 +24,36 @@
       </w:tblGrid>
       <w:tr>
         <w:trPr>
-          <w:trHeight w:val="1400" w:hRule="exact"/>
+          <w:trHeight w:hRule="exact" w:val="1400"/>
         </w:trPr>
         <w:tc>
           <w:tcPr>
-            <w:tcW w:type="dxa" w:w="5953"/>
+            <w:tcW w:w="5953" w:type="dxa"/>
             <w:tcBorders>
-              <w:top w:val="none" w:color="FFFFFF" w:sz="0"/>
-              <w:left w:val="none" w:color="FFFFFF" w:sz="0"/>
-              <w:bottom w:val="none" w:color="FFFFFF" w:sz="0"/>
-              <w:right w:val="none" w:color="FFFFFF" w:sz="0"/>
+              <w:top w:val="none" w:sz="0" w:space="0" w:color="FFFFFF"/>
+              <w:left w:val="none" w:sz="0" w:space="0" w:color="FFFFFF"/>
+              <w:bottom w:val="none" w:sz="0" w:space="0" w:color="FFFFFF"/>
+              <w:right w:val="none" w:sz="0" w:space="0" w:color="FFFFFF"/>
             </w:tcBorders>
-            <w:shd w:fill="1F2340" w:color="auto" w:val="clear"/>
+            <w:shd w:val="clear" w:color="auto" w:fill="1F2340"/>
             <w:tcMar>
-              <w:top w:type="dxa" w:w="0"/>
-              <w:left w:type="dxa" w:w="1134"/>
-              <w:bottom w:type="dxa" w:w="0"/>
-              <w:right w:type="dxa" w:w="0"/>
+              <w:top w:w="0" w:type="dxa"/>
+              <w:left w:w="1134" w:type="dxa"/>
+              <w:bottom w:w="0" w:type="dxa"/>
+              <w:right w:w="0" w:type="dxa"/>
             </w:tcMar>
             <w:vAlign w:val="center"/>
           </w:tcPr>
           <w:p>
-            <w:pPr>
-              <w:spacing w:after="0" w:before="0"/>
-            </w:pPr>
-            <w:r>
+            <w:r>
+              <w:rPr>
+                <w:noProof/>
+              </w:rPr>
               <w:drawing>
                 <wp:inline distT="0" distB="0" distL="0" distR="0">
                   <wp:extent cx="1714500" cy="676275"/>
-                  <wp:effectExtent t="0" r="0" b="0" l="0"/>
-                  <wp:docPr id="6" name=""/>
+                  <wp:effectExtent l="0" t="0" r="0" b="0"/>
+                  <wp:docPr id="6" name="Picture 6"/>
                   <wp:cNvGraphicFramePr>
                     <a:graphicFrameLocks xmlns:a="http://schemas.openxmlformats.org/drawingml/2006/main" noChangeAspect="1"/>
                   </wp:cNvGraphicFramePr>
@@ -60,13 +61,13 @@
                     <a:graphicData uri="http://schemas.openxmlformats.org/drawingml/2006/picture">
                       <pic:pic xmlns:pic="http://schemas.openxmlformats.org/drawingml/2006/picture">
                         <pic:nvPicPr>
-                          <pic:cNvPr id="0" name="" descr=""/>
+                          <pic:cNvPr id="0" name=""/>
                           <pic:cNvPicPr>
                             <a:picLocks noChangeAspect="1" noChangeArrowheads="1"/>
                           </pic:cNvPicPr>
                         </pic:nvPicPr>
                         <pic:blipFill>
-                          <a:blip r:embed="rId7" cstate="none"/>
+                          <a:blip r:embed="rId5"/>
                           <a:srcRect/>
                           <a:stretch>
                             <a:fillRect/>
@@ -91,30 +92,29 @@
         </w:tc>
         <w:tc>
           <w:tcPr>
-            <w:tcW w:type="dxa" w:w="5953"/>
+            <w:tcW w:w="5953" w:type="dxa"/>
             <w:tcBorders>
-              <w:top w:val="none" w:color="FFFFFF" w:sz="0"/>
-              <w:left w:val="none" w:color="FFFFFF" w:sz="0"/>
-              <w:bottom w:val="none" w:color="FFFFFF" w:sz="0"/>
-              <w:right w:val="none" w:color="FFFFFF" w:sz="0"/>
+              <w:top w:val="none" w:sz="0" w:space="0" w:color="FFFFFF"/>
+              <w:left w:val="none" w:sz="0" w:space="0" w:color="FFFFFF"/>
+              <w:bottom w:val="none" w:sz="0" w:space="0" w:color="FFFFFF"/>
+              <w:right w:val="none" w:sz="0" w:space="0" w:color="FFFFFF"/>
             </w:tcBorders>
-            <w:shd w:fill="1F2340" w:color="auto" w:val="clear"/>
+            <w:shd w:val="clear" w:color="auto" w:fill="1F2340"/>
             <w:tcMar>
-              <w:top w:type="dxa" w:w="0"/>
-              <w:left w:type="dxa" w:w="0"/>
-              <w:bottom w:type="dxa" w:w="0"/>
-              <w:right w:type="dxa" w:w="1134"/>
+              <w:top w:w="0" w:type="dxa"/>
+              <w:left w:w="0" w:type="dxa"/>
+              <w:bottom w:w="0" w:type="dxa"/>
+              <w:right w:w="1134" w:type="dxa"/>
             </w:tcMar>
             <w:vAlign w:val="center"/>
           </w:tcPr>
           <w:p>
             <w:pPr>
-              <w:spacing w:after="30" w:before="0" w:line="290"/>
+              <w:spacing w:after="30" w:line="290" w:lineRule="auto"/>
               <w:jc w:val="right"/>
             </w:pPr>
             <w:r>
               <w:rPr>
-                <w:rFonts w:ascii="Palatino Linotype" w:cs="Palatino Linotype" w:eastAsia="Palatino Linotype" w:hAnsi="Palatino Linotype"/>
                 <w:b/>
                 <w:bCs/>
                 <w:color w:val="9DCFE0"/>
@@ -122,22 +122,21 @@
                 <w:sz w:val="15"/>
                 <w:szCs w:val="15"/>
               </w:rPr>
-              <w:t xml:space="preserve">TRUSTEE PROFILE</w:t>
-            </w:r>
-          </w:p>
-          <w:p>
-            <w:pPr>
-              <w:spacing w:after="0" w:before="0" w:line="290"/>
+              <w:t>TRUSTEE PROFILE</w:t>
+            </w:r>
+          </w:p>
+          <w:p>
+            <w:pPr>
+              <w:spacing w:line="290" w:lineRule="auto"/>
               <w:jc w:val="right"/>
             </w:pPr>
             <w:r>
               <w:rPr>
-                <w:rFonts w:ascii="Palatino Linotype" w:cs="Palatino Linotype" w:eastAsia="Palatino Linotype" w:hAnsi="Palatino Linotype"/>
                 <w:color w:val="C9CEE0"/>
                 <w:sz w:val="16"/>
                 <w:szCs w:val="16"/>
               </w:rPr>
-              <w:t xml:space="preserve">S3 Impact Foundation</w:t>
+              <w:t>S3 Impact Foundation</w:t>
             </w:r>
           </w:p>
         </w:tc>
@@ -145,16 +144,17 @@
     </w:tbl>
     <w:tbl>
       <w:tblPr>
-        <w:tblW w:type="dxa" w:w="9638"/>
+        <w:tblW w:w="9638" w:type="dxa"/>
         <w:tblBorders>
-          <w:top w:val="none" w:color="FFFFFF" w:sz="0"/>
-          <w:left w:val="none" w:color="FFFFFF" w:sz="0"/>
-          <w:bottom w:val="none" w:color="FFFFFF" w:sz="0"/>
-          <w:right w:val="none" w:color="FFFFFF" w:sz="0"/>
-          <w:insideH w:val="none" w:color="FFFFFF" w:sz="0"/>
-          <w:insideV w:val="none" w:color="FFFFFF" w:sz="0"/>
+          <w:top w:val="none" w:sz="0" w:space="0" w:color="FFFFFF"/>
+          <w:left w:val="none" w:sz="0" w:space="0" w:color="FFFFFF"/>
+          <w:bottom w:val="none" w:sz="0" w:space="0" w:color="FFFFFF"/>
+          <w:right w:val="none" w:sz="0" w:space="0" w:color="FFFFFF"/>
+          <w:insideH w:val="none" w:sz="0" w:space="0" w:color="FFFFFF"/>
+          <w:insideV w:val="none" w:sz="0" w:space="0" w:color="FFFFFF"/>
         </w:tblBorders>
         <w:tblLayout w:type="fixed"/>
+        <w:tblLook w:val="04A0" w:firstRow="1" w:lastRow="0" w:firstColumn="1" w:lastColumn="0" w:noHBand="0" w:noVBand="1"/>
       </w:tblPr>
       <w:tblGrid>
         <w:gridCol w:w="6338"/>
@@ -164,77 +164,81 @@
       <w:tr>
         <w:tc>
           <w:tcPr>
-            <w:tcW w:type="dxa" w:w="6338"/>
+            <w:tcW w:w="6338" w:type="dxa"/>
             <w:tcBorders>
-              <w:top w:val="none" w:color="FFFFFF" w:sz="0"/>
-              <w:left w:val="none" w:color="FFFFFF" w:sz="0"/>
-              <w:bottom w:val="none" w:color="FFFFFF" w:sz="0"/>
-              <w:right w:val="none" w:color="FFFFFF" w:sz="0"/>
+              <w:top w:val="none" w:sz="0" w:space="0" w:color="FFFFFF"/>
+              <w:left w:val="none" w:sz="0" w:space="0" w:color="FFFFFF"/>
+              <w:bottom w:val="none" w:sz="0" w:space="0" w:color="FFFFFF"/>
+              <w:right w:val="none" w:sz="0" w:space="0" w:color="FFFFFF"/>
             </w:tcBorders>
             <w:tcMar>
-              <w:top w:type="dxa" w:w="0"/>
-              <w:left w:type="dxa" w:w="0"/>
-              <w:bottom w:type="dxa" w:w="0"/>
-              <w:right w:type="dxa" w:w="0"/>
+              <w:top w:w="0" w:type="dxa"/>
+              <w:left w:w="0" w:type="dxa"/>
+              <w:bottom w:w="0" w:type="dxa"/>
+              <w:right w:w="0" w:type="dxa"/>
             </w:tcMar>
-            <w:vAlign w:val="top"/>
           </w:tcPr>
           <w:p>
             <w:pPr>
-              <w:spacing w:after="20" w:before="0"/>
-            </w:pPr>
-            <w:r>
-              <w:rPr>
-                <w:rFonts w:ascii="Palatino Linotype" w:cs="Palatino Linotype" w:eastAsia="Palatino Linotype" w:hAnsi="Palatino Linotype"/>
+              <w:spacing w:after="20"/>
+            </w:pPr>
+            <w:proofErr w:type="spellStart"/>
+            <w:r>
+              <w:rPr>
                 <w:color w:val="13162C"/>
                 <w:sz w:val="52"/>
                 <w:szCs w:val="52"/>
               </w:rPr>
-              <w:t xml:space="preserve">Aayushi Hariharan</w:t>
+              <w:t>Aayushi</w:t>
+            </w:r>
+            <w:proofErr w:type="spellEnd"/>
+            <w:r>
+              <w:rPr>
+                <w:color w:val="13162C"/>
+                <w:sz w:val="52"/>
+                <w:szCs w:val="52"/>
+              </w:rPr>
+              <w:t xml:space="preserve"> Hariharan</w:t>
             </w:r>
           </w:p>
           <w:tbl>
             <w:tblPr>
-              <w:tblW w:type="dxa" w:w="3000"/>
+              <w:tblW w:w="1620" w:type="dxa"/>
               <w:tblBorders>
-                <w:top w:val="none" w:color="FFFFFF" w:sz="0"/>
-                <w:left w:val="none" w:color="FFFFFF" w:sz="0"/>
-                <w:bottom w:val="none" w:color="FFFFFF" w:sz="0"/>
-                <w:right w:val="none" w:color="FFFFFF" w:sz="0"/>
-                <w:insideH w:val="none" w:color="FFFFFF" w:sz="0"/>
-                <w:insideV w:val="none" w:color="FFFFFF" w:sz="0"/>
+                <w:top w:val="none" w:sz="0" w:space="0" w:color="FFFFFF"/>
+                <w:left w:val="none" w:sz="0" w:space="0" w:color="FFFFFF"/>
+                <w:bottom w:val="none" w:sz="0" w:space="0" w:color="FFFFFF"/>
+                <w:right w:val="none" w:sz="0" w:space="0" w:color="FFFFFF"/>
+                <w:insideH w:val="none" w:sz="0" w:space="0" w:color="FFFFFF"/>
+                <w:insideV w:val="none" w:sz="0" w:space="0" w:color="FFFFFF"/>
               </w:tblBorders>
               <w:tblLayout w:type="fixed"/>
+              <w:tblLook w:val="04A0" w:firstRow="1" w:lastRow="0" w:firstColumn="1" w:lastColumn="0" w:noHBand="0" w:noVBand="1"/>
             </w:tblPr>
             <w:tblGrid>
-              <w:gridCol w:w="3000"/>
+              <w:gridCol w:w="1620"/>
             </w:tblGrid>
             <w:tr>
               <w:tc>
                 <w:tcPr>
-                  <w:tcW w:type="dxa" w:w="3000"/>
+                  <w:tcW w:w="1620" w:type="dxa"/>
                   <w:tcBorders>
-                    <w:top w:val="none" w:color="FFFFFF" w:sz="0"/>
-                    <w:left w:val="none" w:color="FFFFFF" w:sz="0"/>
-                    <w:bottom w:val="none" w:color="FFFFFF" w:sz="0"/>
-                    <w:right w:val="none" w:color="FFFFFF" w:sz="0"/>
+                    <w:top w:val="none" w:sz="0" w:space="0" w:color="FFFFFF"/>
+                    <w:left w:val="none" w:sz="0" w:space="0" w:color="FFFFFF"/>
+                    <w:bottom w:val="none" w:sz="0" w:space="0" w:color="FFFFFF"/>
+                    <w:right w:val="none" w:sz="0" w:space="0" w:color="FFFFFF"/>
                   </w:tcBorders>
-                  <w:shd w:fill="2F7FA0" w:color="auto" w:val="clear"/>
+                  <w:shd w:val="clear" w:color="auto" w:fill="2F7FA0"/>
                   <w:tcMar>
-                    <w:top w:type="dxa" w:w="70"/>
-                    <w:left w:type="dxa" w:w="180"/>
-                    <w:bottom w:type="dxa" w:w="70"/>
-                    <w:right w:type="dxa" w:w="180"/>
+                    <w:top w:w="70" w:type="dxa"/>
+                    <w:left w:w="180" w:type="dxa"/>
+                    <w:bottom w:w="70" w:type="dxa"/>
+                    <w:right w:w="180" w:type="dxa"/>
                   </w:tcMar>
-                  <w:vAlign w:val="top"/>
                 </w:tcPr>
                 <w:p>
-                  <w:pPr>
-                    <w:spacing w:after="0" w:before="0" w:line="240"/>
-                  </w:pPr>
                   <w:r>
                     <w:rPr>
-                      <w:rFonts w:ascii="Palatino Linotype" w:cs="Palatino Linotype" w:eastAsia="Palatino Linotype" w:hAnsi="Palatino Linotype"/>
                       <w:b/>
                       <w:bCs/>
                       <w:color w:val="FFFFFF"/>
@@ -242,7 +246,7 @@
                       <w:sz w:val="16"/>
                       <w:szCs w:val="16"/>
                     </w:rPr>
-                    <w:t xml:space="preserve">TRUSTEE</w:t>
+                    <w:t>TRUSTEE</w:t>
                   </w:r>
                 </w:p>
               </w:tc>
@@ -250,135 +254,160 @@
           </w:tbl>
           <w:p>
             <w:pPr>
-              <w:spacing w:after="160" w:before="0" w:line="290"/>
-            </w:pPr>
-          </w:p>
-          <w:p>
-            <w:pPr>
-              <w:spacing w:after="0" w:before="0" w:line="320"/>
-            </w:pPr>
-            <w:r>
-              <w:rPr>
-                <w:rFonts w:ascii="Palatino Linotype" w:cs="Palatino Linotype" w:eastAsia="Palatino Linotype" w:hAnsi="Palatino Linotype"/>
-                <w:color w:val="13162C"/>
-                <w:sz w:val="23"/>
-                <w:szCs w:val="23"/>
-              </w:rPr>
-              <w:t xml:space="preserve">Aayushi serves on the foundation’s board of trustees and helps </w:t>
-            </w:r>
-            <w:r>
-              <w:rPr>
-                <w:rFonts w:ascii="Palatino Linotype" w:cs="Palatino Linotype" w:eastAsia="Palatino Linotype" w:hAnsi="Palatino Linotype"/>
-                <w:b/>
-                <w:bCs/>
-                <w:color w:val="2F7FA0"/>
-                <w:sz w:val="23"/>
-                <w:szCs w:val="23"/>
-              </w:rPr>
-              <w:t xml:space="preserve">shape its creative direction</w:t>
-            </w:r>
-            <w:r>
-              <w:rPr>
-                <w:rFonts w:ascii="Palatino Linotype" w:cs="Palatino Linotype" w:eastAsia="Palatino Linotype" w:hAnsi="Palatino Linotype"/>
-                <w:color w:val="13162C"/>
-                <w:sz w:val="23"/>
-                <w:szCs w:val="23"/>
+              <w:spacing w:after="160" w:line="290" w:lineRule="auto"/>
+            </w:pPr>
+          </w:p>
+          <w:p>
+            <w:pPr>
+              <w:spacing w:line="320" w:lineRule="auto"/>
+              <w:rPr>
+                <w:sz w:val="21"/>
+                <w:szCs w:val="21"/>
+              </w:rPr>
+            </w:pPr>
+            <w:proofErr w:type="spellStart"/>
+            <w:r>
+              <w:rPr>
+                <w:color w:val="00002A"/>
+                <w:sz w:val="21"/>
+                <w:szCs w:val="21"/>
+              </w:rPr>
+              <w:t>Aayushi</w:t>
+            </w:r>
+            <w:proofErr w:type="spellEnd"/>
+            <w:r>
+              <w:rPr>
+                <w:color w:val="00002A"/>
+                <w:sz w:val="21"/>
+                <w:szCs w:val="21"/>
+              </w:rPr>
+              <w:t xml:space="preserve"> serves on the foundation’s board of trustees and helps </w:t>
+            </w:r>
+            <w:r>
+              <w:rPr>
+                <w:b/>
+                <w:bCs/>
+                <w:color w:val="00002A"/>
+                <w:sz w:val="21"/>
+                <w:szCs w:val="21"/>
+              </w:rPr>
+              <w:t>shape its creative direction</w:t>
+            </w:r>
+            <w:r>
+              <w:rPr>
+                <w:color w:val="00002A"/>
+                <w:sz w:val="21"/>
+                <w:szCs w:val="21"/>
               </w:rPr>
               <w:t xml:space="preserve">. A strategic designer trained at </w:t>
             </w:r>
             <w:r>
               <w:rPr>
-                <w:rFonts w:ascii="Palatino Linotype" w:cs="Palatino Linotype" w:eastAsia="Palatino Linotype" w:hAnsi="Palatino Linotype"/>
-                <w:b/>
-                <w:bCs/>
-                <w:color w:val="2F7FA0"/>
-                <w:sz w:val="23"/>
-                <w:szCs w:val="23"/>
-              </w:rPr>
-              <w:t xml:space="preserve">Central Saint Martins</w:t>
-            </w:r>
-            <w:r>
-              <w:rPr>
-                <w:rFonts w:ascii="Palatino Linotype" w:cs="Palatino Linotype" w:eastAsia="Palatino Linotype" w:hAnsi="Palatino Linotype"/>
-                <w:color w:val="13162C"/>
-                <w:sz w:val="23"/>
-                <w:szCs w:val="23"/>
+                <w:b/>
+                <w:bCs/>
+                <w:color w:val="00002A"/>
+                <w:sz w:val="21"/>
+                <w:szCs w:val="21"/>
+              </w:rPr>
+              <w:t>Central Saint Martins</w:t>
+            </w:r>
+            <w:r>
+              <w:rPr>
+                <w:color w:val="00002A"/>
+                <w:sz w:val="21"/>
+                <w:szCs w:val="21"/>
               </w:rPr>
               <w:t xml:space="preserve">, she has created work at every scale, </w:t>
             </w:r>
             <w:r>
               <w:rPr>
-                <w:rFonts w:ascii="Palatino Linotype" w:cs="Palatino Linotype" w:eastAsia="Palatino Linotype" w:hAnsi="Palatino Linotype"/>
-                <w:b/>
-                <w:bCs/>
-                <w:color w:val="2F7FA0"/>
-                <w:sz w:val="23"/>
-                <w:szCs w:val="23"/>
-              </w:rPr>
-              <w:t xml:space="preserve">from large installations and print campaigns to websites and mobile apps</w:t>
-            </w:r>
-            <w:r>
-              <w:rPr>
-                <w:rFonts w:ascii="Palatino Linotype" w:cs="Palatino Linotype" w:eastAsia="Palatino Linotype" w:hAnsi="Palatino Linotype"/>
-                <w:color w:val="13162C"/>
-                <w:sz w:val="23"/>
-                <w:szCs w:val="23"/>
-              </w:rPr>
-              <w:t xml:space="preserve">, always centred on people and the stories that move them to act.</w:t>
+                <w:b/>
+                <w:bCs/>
+                <w:color w:val="00002A"/>
+                <w:sz w:val="21"/>
+                <w:szCs w:val="21"/>
+              </w:rPr>
+              <w:t>from large installations and print campaigns to websites and mobile apps</w:t>
+            </w:r>
+            <w:r>
+              <w:rPr>
+                <w:color w:val="00002A"/>
+                <w:sz w:val="21"/>
+                <w:szCs w:val="21"/>
+              </w:rPr>
+              <w:t xml:space="preserve">, always </w:t>
+            </w:r>
+            <w:proofErr w:type="spellStart"/>
+            <w:r>
+              <w:rPr>
+                <w:color w:val="00002A"/>
+                <w:sz w:val="21"/>
+                <w:szCs w:val="21"/>
+              </w:rPr>
+              <w:t>centred</w:t>
+            </w:r>
+            <w:proofErr w:type="spellEnd"/>
+            <w:r>
+              <w:rPr>
+                <w:color w:val="00002A"/>
+                <w:sz w:val="21"/>
+                <w:szCs w:val="21"/>
+              </w:rPr>
+              <w:t xml:space="preserve"> on people and the stories that move them to act.</w:t>
             </w:r>
           </w:p>
         </w:tc>
         <w:tc>
           <w:tcPr>
-            <w:tcW w:type="dxa" w:w="300"/>
+            <w:tcW w:w="300" w:type="dxa"/>
             <w:tcBorders>
-              <w:top w:val="none" w:color="FFFFFF" w:sz="0"/>
-              <w:left w:val="none" w:color="FFFFFF" w:sz="0"/>
-              <w:bottom w:val="none" w:color="FFFFFF" w:sz="0"/>
-              <w:right w:val="none" w:color="FFFFFF" w:sz="0"/>
+              <w:top w:val="none" w:sz="0" w:space="0" w:color="FFFFFF"/>
+              <w:left w:val="none" w:sz="0" w:space="0" w:color="FFFFFF"/>
+              <w:bottom w:val="none" w:sz="0" w:space="0" w:color="FFFFFF"/>
+              <w:right w:val="none" w:sz="0" w:space="0" w:color="FFFFFF"/>
             </w:tcBorders>
             <w:tcMar>
-              <w:top w:type="dxa" w:w="0"/>
-              <w:left w:type="dxa" w:w="0"/>
-              <w:bottom w:type="dxa" w:w="0"/>
-              <w:right w:type="dxa" w:w="0"/>
+              <w:top w:w="0" w:type="dxa"/>
+              <w:left w:w="0" w:type="dxa"/>
+              <w:bottom w:w="0" w:type="dxa"/>
+              <w:right w:w="0" w:type="dxa"/>
             </w:tcMar>
-            <w:vAlign w:val="top"/>
           </w:tcPr>
           <w:p>
             <w:pPr>
-              <w:spacing w:after="0" w:before="0" w:line="290"/>
+              <w:spacing w:line="290" w:lineRule="auto"/>
             </w:pPr>
           </w:p>
         </w:tc>
         <w:tc>
           <w:tcPr>
-            <w:tcW w:type="dxa" w:w="3000"/>
+            <w:tcW w:w="3000" w:type="dxa"/>
             <w:tcBorders>
-              <w:top w:val="none" w:color="FFFFFF" w:sz="0"/>
-              <w:left w:val="none" w:color="FFFFFF" w:sz="0"/>
-              <w:bottom w:val="none" w:color="FFFFFF" w:sz="0"/>
-              <w:right w:val="none" w:color="FFFFFF" w:sz="0"/>
+              <w:top w:val="none" w:sz="0" w:space="0" w:color="FFFFFF"/>
+              <w:left w:val="none" w:sz="0" w:space="0" w:color="FFFFFF"/>
+              <w:bottom w:val="none" w:sz="0" w:space="0" w:color="FFFFFF"/>
+              <w:right w:val="none" w:sz="0" w:space="0" w:color="FFFFFF"/>
             </w:tcBorders>
             <w:tcMar>
-              <w:top w:type="dxa" w:w="0"/>
-              <w:left w:type="dxa" w:w="0"/>
-              <w:bottom w:type="dxa" w:w="0"/>
-              <w:right w:type="dxa" w:w="0"/>
+              <w:top w:w="0" w:type="dxa"/>
+              <w:left w:w="0" w:type="dxa"/>
+              <w:bottom w:w="0" w:type="dxa"/>
+              <w:right w:w="0" w:type="dxa"/>
             </w:tcMar>
-            <w:vAlign w:val="top"/>
           </w:tcPr>
           <w:p>
             <w:pPr>
-              <w:spacing w:after="0" w:before="0"/>
               <w:jc w:val="right"/>
             </w:pPr>
             <w:r>
+              <w:rPr>
+                <w:noProof/>
+              </w:rPr>
               <w:drawing>
-                <wp:inline distT="0" distB="0" distL="0" distR="0">
-                  <wp:extent cx="1428750" cy="1905000"/>
-                  <wp:effectExtent t="0" r="0" b="0" l="0"/>
-                  <wp:docPr id="4" name=""/>
+                <wp:inline distT="0" distB="0" distL="0" distR="0" wp14:anchorId="143B1A62" wp14:editId="472CAB85">
+                  <wp:extent cx="1906976" cy="2290194"/>
+                  <wp:effectExtent l="0" t="0" r="0" b="0"/>
+                  <wp:docPr id="1572533839" name="Picture 1"/>
                   <wp:cNvGraphicFramePr>
                     <a:graphicFrameLocks xmlns:a="http://schemas.openxmlformats.org/drawingml/2006/main" noChangeAspect="1"/>
                   </wp:cNvGraphicFramePr>
@@ -386,26 +415,30 @@
                     <a:graphicData uri="http://schemas.openxmlformats.org/drawingml/2006/picture">
                       <pic:pic xmlns:pic="http://schemas.openxmlformats.org/drawingml/2006/picture">
                         <pic:nvPicPr>
-                          <pic:cNvPr id="0" name="" descr=""/>
-                          <pic:cNvPicPr>
-                            <a:picLocks noChangeAspect="1" noChangeArrowheads="1"/>
-                          </pic:cNvPicPr>
+                          <pic:cNvPr id="1572533839" name=""/>
+                          <pic:cNvPicPr/>
                         </pic:nvPicPr>
-                        <pic:blipFill>
-                          <a:blip r:embed="rId8" cstate="none"/>
+                        <pic:blipFill rotWithShape="1">
+                          <a:blip r:embed="rId6"/>
                           <a:srcRect/>
-                          <a:stretch>
-                            <a:fillRect/>
-                          </a:stretch>
+                          <a:stretch/>
                         </pic:blipFill>
                         <pic:spPr bwMode="auto">
                           <a:xfrm>
                             <a:off x="0" y="0"/>
-                            <a:ext cx="1428750" cy="1905000"/>
+                            <a:ext cx="1922973" cy="2309406"/>
                           </a:xfrm>
                           <a:prstGeom prst="rect">
                             <a:avLst/>
                           </a:prstGeom>
+                          <a:ln>
+                            <a:noFill/>
+                          </a:ln>
+                          <a:extLst>
+                            <a:ext uri="{53640926-AAD7-44D8-BBD7-CCE9431645EC}">
+                              <a14:shadowObscured xmlns:a14="http://schemas.microsoft.com/office/drawing/2010/main"/>
+                            </a:ext>
+                          </a:extLst>
                         </pic:spPr>
                       </pic:pic>
                     </a:graphicData>
@@ -419,19 +452,22 @@
     </w:tbl>
     <w:p>
       <w:pPr>
-        <w:spacing w:after="200" w:before="0" w:line="290"/>
+        <w:spacing w:after="200" w:line="290" w:lineRule="auto"/>
       </w:pPr>
     </w:p>
     <w:p>
       <w:pPr>
-        <w:spacing w:after="60" w:before="0"/>
+        <w:spacing w:after="60"/>
       </w:pPr>
       <w:r>
+        <w:rPr>
+          <w:noProof/>
+        </w:rPr>
         <w:drawing>
           <wp:inline distT="0" distB="0" distL="0" distR="0">
             <wp:extent cx="6115050" cy="1809750"/>
-            <wp:effectExtent t="0" r="0" b="0" l="0"/>
-            <wp:docPr id="5" name=""/>
+            <wp:effectExtent l="0" t="0" r="0" b="0"/>
+            <wp:docPr id="5" name="Picture 5"/>
             <wp:cNvGraphicFramePr>
               <a:graphicFrameLocks xmlns:a="http://schemas.openxmlformats.org/drawingml/2006/main" noChangeAspect="1"/>
             </wp:cNvGraphicFramePr>
@@ -439,13 +475,13 @@
               <a:graphicData uri="http://schemas.openxmlformats.org/drawingml/2006/picture">
                 <pic:pic xmlns:pic="http://schemas.openxmlformats.org/drawingml/2006/picture">
                   <pic:nvPicPr>
-                    <pic:cNvPr id="0" name="" descr=""/>
+                    <pic:cNvPr id="0" name=""/>
                     <pic:cNvPicPr>
                       <a:picLocks noChangeAspect="1" noChangeArrowheads="1"/>
                     </pic:cNvPicPr>
                   </pic:nvPicPr>
                   <pic:blipFill>
-                    <a:blip r:embed="rId9" cstate="none"/>
+                    <a:blip r:embed="rId7"/>
                     <a:srcRect/>
                     <a:stretch>
                       <a:fillRect/>
@@ -469,32 +505,66 @@
     </w:p>
     <w:p>
       <w:pPr>
-        <w:spacing w:after="220" w:before="0" w:line="290"/>
+        <w:spacing w:after="220" w:line="290" w:lineRule="auto"/>
       </w:pPr>
+      <w:proofErr w:type="spellStart"/>
       <w:r>
         <w:rPr>
-          <w:rFonts w:ascii="Palatino Linotype" w:cs="Palatino Linotype" w:eastAsia="Palatino Linotype" w:hAnsi="Palatino Linotype"/>
           <w:i/>
           <w:iCs/>
           <w:color w:val="5A5F7E"/>
           <w:sz w:val="15"/>
           <w:szCs w:val="15"/>
         </w:rPr>
-        <w:t xml:space="preserve">Aayushi’s work: infographic panels on the 17 SDGs for Govardhan Ecovillage, and the Manthan Shivir book.</w:t>
+        <w:t>Aayushi’s</w:t>
+      </w:r>
+      <w:proofErr w:type="spellEnd"/>
+      <w:r>
+        <w:rPr>
+          <w:i/>
+          <w:iCs/>
+          <w:color w:val="5A5F7E"/>
+          <w:sz w:val="15"/>
+          <w:szCs w:val="15"/>
+        </w:rPr>
+        <w:t xml:space="preserve"> work: infographic panels on the 17 SDGs for Govardhan Ecovillage, and the Manthan </w:t>
+      </w:r>
+      <w:proofErr w:type="spellStart"/>
+      <w:r>
+        <w:rPr>
+          <w:i/>
+          <w:iCs/>
+          <w:color w:val="5A5F7E"/>
+          <w:sz w:val="15"/>
+          <w:szCs w:val="15"/>
+        </w:rPr>
+        <w:t>Shivir</w:t>
+      </w:r>
+      <w:proofErr w:type="spellEnd"/>
+      <w:r>
+        <w:rPr>
+          <w:i/>
+          <w:iCs/>
+          <w:color w:val="5A5F7E"/>
+          <w:sz w:val="15"/>
+          <w:szCs w:val="15"/>
+        </w:rPr>
+        <w:t xml:space="preserve"> book.</w:t>
       </w:r>
     </w:p>
     <w:tbl>
       <w:tblPr>
-        <w:tblW w:type="dxa" w:w="9638"/>
+        <w:tblW w:w="9638" w:type="dxa"/>
         <w:tblBorders>
-          <w:top w:val="none" w:color="FFFFFF" w:sz="0"/>
-          <w:left w:val="none" w:color="FFFFFF" w:sz="0"/>
-          <w:bottom w:val="none" w:color="FFFFFF" w:sz="0"/>
-          <w:right w:val="none" w:color="FFFFFF" w:sz="0"/>
-          <w:insideH w:val="none" w:color="FFFFFF" w:sz="0"/>
-          <w:insideV w:val="none" w:color="FFFFFF" w:sz="0"/>
+          <w:top w:val="none" w:sz="0" w:space="0" w:color="FFFFFF"/>
+          <w:left w:val="none" w:sz="0" w:space="0" w:color="FFFFFF"/>
+          <w:bottom w:val="none" w:sz="0" w:space="0" w:color="FFFFFF"/>
+          <w:right w:val="none" w:sz="0" w:space="0" w:color="FFFFFF"/>
+          <w:insideH w:val="none" w:sz="0" w:space="0" w:color="FFFFFF"/>
+          <w:insideV w:val="none" w:sz="0" w:space="0" w:color="FFFFFF"/>
         </w:tblBorders>
         <w:tblLayout w:type="fixed"/>
+        <w:tblLook w:val="04A0" w:firstRow="1" w:lastRow="0" w:firstColumn="1" w:lastColumn="0" w:noHBand="0" w:noVBand="1"/>
       </w:tblPr>
       <w:tblGrid>
         <w:gridCol w:w="6250"/>
@@ -504,387 +574,359 @@
       <w:tr>
         <w:tc>
           <w:tcPr>
-            <w:tcW w:type="dxa" w:w="6250"/>
+            <w:tcW w:w="6250" w:type="dxa"/>
             <w:tcBorders>
-              <w:top w:val="none" w:color="FFFFFF" w:sz="0"/>
-              <w:left w:val="none" w:color="FFFFFF" w:sz="0"/>
-              <w:bottom w:val="none" w:color="FFFFFF" w:sz="0"/>
-              <w:right w:val="none" w:color="FFFFFF" w:sz="0"/>
+              <w:top w:val="none" w:sz="0" w:space="0" w:color="FFFFFF"/>
+              <w:left w:val="none" w:sz="0" w:space="0" w:color="FFFFFF"/>
+              <w:bottom w:val="none" w:sz="0" w:space="0" w:color="FFFFFF"/>
+              <w:right w:val="none" w:sz="0" w:space="0" w:color="FFFFFF"/>
             </w:tcBorders>
             <w:tcMar>
-              <w:top w:type="dxa" w:w="0"/>
-              <w:left w:type="dxa" w:w="0"/>
-              <w:bottom w:type="dxa" w:w="0"/>
-              <w:right w:type="dxa" w:w="0"/>
+              <w:top w:w="0" w:type="dxa"/>
+              <w:left w:w="0" w:type="dxa"/>
+              <w:bottom w:w="0" w:type="dxa"/>
+              <w:right w:w="0" w:type="dxa"/>
             </w:tcMar>
-            <w:vAlign w:val="top"/>
           </w:tcPr>
           <w:p>
             <w:pPr>
-              <w:spacing w:after="150" w:before="0" w:line="300"/>
-            </w:pPr>
-            <w:r>
-              <w:rPr>
-                <w:rFonts w:ascii="Palatino Linotype" w:cs="Palatino Linotype" w:eastAsia="Palatino Linotype" w:hAnsi="Palatino Linotype"/>
-                <w:color w:val="2E3250"/>
-                <w:sz w:val="20"/>
-                <w:szCs w:val="20"/>
-              </w:rPr>
-              <w:t xml:space="preserve">Aayushi graduated with </w:t>
-            </w:r>
-            <w:r>
-              <w:rPr>
-                <w:rFonts w:ascii="Palatino Linotype" w:cs="Palatino Linotype" w:eastAsia="Palatino Linotype" w:hAnsi="Palatino Linotype"/>
-                <w:b/>
-                <w:bCs/>
-                <w:color w:val="13162C"/>
-                <w:sz w:val="20"/>
-                <w:szCs w:val="20"/>
-              </w:rPr>
-              <w:t xml:space="preserve">First Class Honours in Graphic Communication Design</w:t>
-            </w:r>
-            <w:r>
-              <w:rPr>
-                <w:rFonts w:ascii="Palatino Linotype" w:cs="Palatino Linotype" w:eastAsia="Palatino Linotype" w:hAnsi="Palatino Linotype"/>
-                <w:color w:val="2E3250"/>
-                <w:sz w:val="20"/>
-                <w:szCs w:val="20"/>
+              <w:spacing w:after="150" w:line="300" w:lineRule="auto"/>
+              <w:rPr>
+                <w:color w:val="00002A"/>
+              </w:rPr>
+            </w:pPr>
+            <w:proofErr w:type="spellStart"/>
+            <w:r>
+              <w:rPr>
+                <w:color w:val="00002A"/>
+              </w:rPr>
+              <w:t>Aayushi</w:t>
+            </w:r>
+            <w:proofErr w:type="spellEnd"/>
+            <w:r>
+              <w:rPr>
+                <w:color w:val="00002A"/>
+              </w:rPr>
+              <w:t xml:space="preserve"> graduated with </w:t>
+            </w:r>
+            <w:r>
+              <w:rPr>
+                <w:b/>
+                <w:bCs/>
+                <w:color w:val="00002A"/>
+              </w:rPr>
+              <w:t xml:space="preserve">First Class </w:t>
+            </w:r>
+            <w:proofErr w:type="spellStart"/>
+            <w:r>
+              <w:rPr>
+                <w:b/>
+                <w:bCs/>
+                <w:color w:val="00002A"/>
+              </w:rPr>
+              <w:t>Honours</w:t>
+            </w:r>
+            <w:proofErr w:type="spellEnd"/>
+            <w:r>
+              <w:rPr>
+                <w:b/>
+                <w:bCs/>
+                <w:color w:val="00002A"/>
+              </w:rPr>
+              <w:t xml:space="preserve"> in Graphic Communication Design</w:t>
+            </w:r>
+            <w:r>
+              <w:rPr>
+                <w:color w:val="00002A"/>
               </w:rPr>
               <w:t xml:space="preserve"> from </w:t>
             </w:r>
             <w:r>
               <w:rPr>
-                <w:rFonts w:ascii="Palatino Linotype" w:cs="Palatino Linotype" w:eastAsia="Palatino Linotype" w:hAnsi="Palatino Linotype"/>
-                <w:b/>
-                <w:bCs/>
-                <w:color w:val="13162C"/>
-                <w:sz w:val="20"/>
-                <w:szCs w:val="20"/>
-              </w:rPr>
-              <w:t xml:space="preserve">Central Saint Martins, University of the Arts London</w:t>
-            </w:r>
-            <w:r>
-              <w:rPr>
-                <w:rFonts w:ascii="Palatino Linotype" w:cs="Palatino Linotype" w:eastAsia="Palatino Linotype" w:hAnsi="Palatino Linotype"/>
-                <w:color w:val="2E3250"/>
-                <w:sz w:val="20"/>
-                <w:szCs w:val="20"/>
-              </w:rPr>
-              <w:t xml:space="preserve">, specialising in strategy and identity, future technologies and sustainability, after completing its Foundation Diploma in Art and Design with Distinction. She is a certified </w:t>
-            </w:r>
-            <w:r>
-              <w:rPr>
-                <w:rFonts w:ascii="Palatino Linotype" w:cs="Palatino Linotype" w:eastAsia="Palatino Linotype" w:hAnsi="Palatino Linotype"/>
-                <w:b/>
-                <w:bCs/>
-                <w:color w:val="13162C"/>
-                <w:sz w:val="20"/>
-                <w:szCs w:val="20"/>
-              </w:rPr>
-              <w:t xml:space="preserve">IBM Enterprise Design Thinking Practitioner</w:t>
-            </w:r>
-            <w:r>
-              <w:rPr>
-                <w:rFonts w:ascii="Palatino Linotype" w:cs="Palatino Linotype" w:eastAsia="Palatino Linotype" w:hAnsi="Palatino Linotype"/>
-                <w:color w:val="2E3250"/>
-                <w:sz w:val="20"/>
-                <w:szCs w:val="20"/>
-              </w:rPr>
-              <w:t xml:space="preserve">.</w:t>
-            </w:r>
-          </w:p>
-          <w:p>
-            <w:pPr>
-              <w:spacing w:after="150" w:before="0" w:line="300"/>
-            </w:pPr>
-            <w:r>
-              <w:rPr>
-                <w:rFonts w:ascii="Palatino Linotype" w:cs="Palatino Linotype" w:eastAsia="Palatino Linotype" w:hAnsi="Palatino Linotype"/>
-                <w:color w:val="2E3250"/>
-                <w:sz w:val="20"/>
-                <w:szCs w:val="20"/>
+                <w:b/>
+                <w:bCs/>
+                <w:color w:val="00002A"/>
+              </w:rPr>
+              <w:t>Central Saint Martins, University of the Arts London</w:t>
+            </w:r>
+            <w:r>
+              <w:rPr>
+                <w:color w:val="00002A"/>
+              </w:rPr>
+              <w:t xml:space="preserve">, </w:t>
+            </w:r>
+            <w:proofErr w:type="spellStart"/>
+            <w:r>
+              <w:rPr>
+                <w:color w:val="00002A"/>
+              </w:rPr>
+              <w:t>specialising</w:t>
+            </w:r>
+            <w:proofErr w:type="spellEnd"/>
+            <w:r>
+              <w:rPr>
+                <w:color w:val="00002A"/>
+              </w:rPr>
+              <w:t xml:space="preserve"> in strategy and identity, future technologies and sustainability, after completing its Foundation Diploma in Art and Design with Distinction. She is a certified </w:t>
+            </w:r>
+            <w:r>
+              <w:rPr>
+                <w:b/>
+                <w:bCs/>
+                <w:color w:val="00002A"/>
+              </w:rPr>
+              <w:t>IBM Enterprise Design Thinking Practitioner</w:t>
+            </w:r>
+            <w:r>
+              <w:rPr>
+                <w:color w:val="00002A"/>
+              </w:rPr>
+              <w:t>.</w:t>
+            </w:r>
+          </w:p>
+          <w:p>
+            <w:pPr>
+              <w:spacing w:after="150" w:line="300" w:lineRule="auto"/>
+              <w:rPr>
+                <w:color w:val="00002A"/>
+              </w:rPr>
+            </w:pPr>
+            <w:r>
+              <w:rPr>
+                <w:color w:val="00002A"/>
               </w:rPr>
               <w:t xml:space="preserve">Since 2019 she has worked as a </w:t>
             </w:r>
             <w:r>
               <w:rPr>
-                <w:rFonts w:ascii="Palatino Linotype" w:cs="Palatino Linotype" w:eastAsia="Palatino Linotype" w:hAnsi="Palatino Linotype"/>
-                <w:b/>
-                <w:bCs/>
-                <w:color w:val="13162C"/>
-                <w:sz w:val="20"/>
-                <w:szCs w:val="20"/>
-              </w:rPr>
-              <w:t xml:space="preserve">brand strategist</w:t>
-            </w:r>
-            <w:r>
-              <w:rPr>
-                <w:rFonts w:ascii="Palatino Linotype" w:cs="Palatino Linotype" w:eastAsia="Palatino Linotype" w:hAnsi="Palatino Linotype"/>
-                <w:color w:val="2E3250"/>
-                <w:sz w:val="20"/>
-                <w:szCs w:val="20"/>
+                <w:b/>
+                <w:bCs/>
+                <w:color w:val="00002A"/>
+              </w:rPr>
+              <w:t>brand strategist</w:t>
+            </w:r>
+            <w:r>
+              <w:rPr>
+                <w:color w:val="00002A"/>
               </w:rPr>
               <w:t xml:space="preserve"> with numerous clients around the world, shaping brand narratives, positioning and creative direction. From 2022 she served as </w:t>
             </w:r>
             <w:r>
               <w:rPr>
-                <w:rFonts w:ascii="Palatino Linotype" w:cs="Palatino Linotype" w:eastAsia="Palatino Linotype" w:hAnsi="Palatino Linotype"/>
-                <w:b/>
-                <w:bCs/>
-                <w:color w:val="13162C"/>
-                <w:sz w:val="20"/>
-                <w:szCs w:val="20"/>
-              </w:rPr>
-              <w:t xml:space="preserve">Chief Creative Officer of Simple Vedas</w:t>
-            </w:r>
-            <w:r>
-              <w:rPr>
-                <w:rFonts w:ascii="Palatino Linotype" w:cs="Palatino Linotype" w:eastAsia="Palatino Linotype" w:hAnsi="Palatino Linotype"/>
-                <w:color w:val="2E3250"/>
-                <w:sz w:val="20"/>
-                <w:szCs w:val="20"/>
-              </w:rPr>
-              <w:t xml:space="preserve">, an online platform that teaches Vedic wisdom for everyday life, leading its design strategy, its visual identity and the launch of its mobile apps, built to international accessibility standards.</w:t>
-            </w:r>
-          </w:p>
-          <w:p>
-            <w:pPr>
-              <w:spacing w:after="150" w:before="0" w:line="300"/>
-            </w:pPr>
-            <w:r>
-              <w:rPr>
-                <w:rFonts w:ascii="Palatino Linotype" w:cs="Palatino Linotype" w:eastAsia="Palatino Linotype" w:hAnsi="Palatino Linotype"/>
-                <w:color w:val="2E3250"/>
-                <w:sz w:val="20"/>
-                <w:szCs w:val="20"/>
+                <w:b/>
+                <w:bCs/>
+                <w:color w:val="00002A"/>
+              </w:rPr>
+              <w:t>Chief Creative Officer of Simple Vedas</w:t>
+            </w:r>
+            <w:r>
+              <w:rPr>
+                <w:color w:val="00002A"/>
+              </w:rPr>
+              <w:t>, an online platform that teaches Vedic wisdom for everyday life, leading its design strategy, its visual identity and the launch of its mobile apps, built to international accessibility standards.</w:t>
+            </w:r>
+          </w:p>
+          <w:p>
+            <w:pPr>
+              <w:spacing w:after="150" w:line="300" w:lineRule="auto"/>
+              <w:rPr>
+                <w:color w:val="00002A"/>
+              </w:rPr>
+            </w:pPr>
+            <w:r>
+              <w:rPr>
+                <w:color w:val="00002A"/>
               </w:rPr>
               <w:t xml:space="preserve">In the same years she was </w:t>
             </w:r>
             <w:r>
               <w:rPr>
-                <w:rFonts w:ascii="Palatino Linotype" w:cs="Palatino Linotype" w:eastAsia="Palatino Linotype" w:hAnsi="Palatino Linotype"/>
-                <w:b/>
-                <w:bCs/>
-                <w:color w:val="13162C"/>
-                <w:sz w:val="20"/>
-                <w:szCs w:val="20"/>
-              </w:rPr>
-              <w:t xml:space="preserve">Design Lead at Govardhan Ecovillage</w:t>
-            </w:r>
-            <w:r>
-              <w:rPr>
-                <w:rFonts w:ascii="Palatino Linotype" w:cs="Palatino Linotype" w:eastAsia="Palatino Linotype" w:hAnsi="Palatino Linotype"/>
-                <w:color w:val="2E3250"/>
-                <w:sz w:val="20"/>
-                <w:szCs w:val="20"/>
+                <w:b/>
+                <w:bCs/>
+                <w:color w:val="00002A"/>
+              </w:rPr>
+              <w:t>Design Lead at Govardhan Ecovillage</w:t>
+            </w:r>
+            <w:r>
+              <w:rPr>
+                <w:color w:val="00002A"/>
               </w:rPr>
               <w:t xml:space="preserve">, directing and creating, hands on, the reports, infographics and installations for </w:t>
             </w:r>
             <w:r>
               <w:rPr>
-                <w:rFonts w:ascii="Palatino Linotype" w:cs="Palatino Linotype" w:eastAsia="Palatino Linotype" w:hAnsi="Palatino Linotype"/>
-                <w:b/>
-                <w:bCs/>
-                <w:color w:val="13162C"/>
-                <w:sz w:val="20"/>
-                <w:szCs w:val="20"/>
-              </w:rPr>
-              <w:t xml:space="preserve">more than 17 initiatives</w:t>
-            </w:r>
-            <w:r>
-              <w:rPr>
-                <w:rFonts w:ascii="Palatino Linotype" w:cs="Palatino Linotype" w:eastAsia="Palatino Linotype" w:hAnsi="Palatino Linotype"/>
-                <w:color w:val="2E3250"/>
-                <w:sz w:val="20"/>
-                <w:szCs w:val="20"/>
+                <w:b/>
+                <w:bCs/>
+                <w:color w:val="00002A"/>
+              </w:rPr>
+              <w:t>more than 17 initiatives</w:t>
+            </w:r>
+            <w:r>
+              <w:rPr>
+                <w:color w:val="00002A"/>
               </w:rPr>
               <w:t xml:space="preserve"> aligned with the United Nations Sustainable Development Goals. She designed the </w:t>
             </w:r>
             <w:r>
               <w:rPr>
-                <w:rFonts w:ascii="Palatino Linotype" w:cs="Palatino Linotype" w:eastAsia="Palatino Linotype" w:hAnsi="Palatino Linotype"/>
-                <w:b/>
-                <w:bCs/>
-                <w:color w:val="13162C"/>
-                <w:sz w:val="20"/>
-                <w:szCs w:val="20"/>
-              </w:rPr>
-              <w:t xml:space="preserve">website for Govardhan Annakshetra</w:t>
-            </w:r>
-            <w:r>
-              <w:rPr>
-                <w:rFonts w:ascii="Palatino Linotype" w:cs="Palatino Linotype" w:eastAsia="Palatino Linotype" w:hAnsi="Palatino Linotype"/>
-                <w:color w:val="2E3250"/>
-                <w:sz w:val="20"/>
-                <w:szCs w:val="20"/>
-              </w:rPr>
-              <w:t xml:space="preserve">, part of a redesign of the community’s websites that </w:t>
-            </w:r>
-            <w:r>
-              <w:rPr>
-                <w:rFonts w:ascii="Palatino Linotype" w:cs="Palatino Linotype" w:eastAsia="Palatino Linotype" w:hAnsi="Palatino Linotype"/>
-                <w:b/>
-                <w:bCs/>
-                <w:color w:val="13162C"/>
-                <w:sz w:val="20"/>
-                <w:szCs w:val="20"/>
-              </w:rPr>
-              <w:t xml:space="preserve">raised their traffic by 70%</w:t>
-            </w:r>
-            <w:r>
-              <w:rPr>
-                <w:rFonts w:ascii="Palatino Linotype" w:cs="Palatino Linotype" w:eastAsia="Palatino Linotype" w:hAnsi="Palatino Linotype"/>
-                <w:color w:val="2E3250"/>
-                <w:sz w:val="20"/>
-                <w:szCs w:val="20"/>
-              </w:rPr>
-              <w:t xml:space="preserve">, and her cultural placemaking work turned public spaces into art installations that drew visitors to the community.</w:t>
-            </w:r>
-          </w:p>
-          <w:p>
-            <w:pPr>
-              <w:spacing w:after="150" w:before="0" w:line="300"/>
-            </w:pPr>
-            <w:r>
-              <w:rPr>
-                <w:rFonts w:ascii="Palatino Linotype" w:cs="Palatino Linotype" w:eastAsia="Palatino Linotype" w:hAnsi="Palatino Linotype"/>
-                <w:color w:val="2E3250"/>
-                <w:sz w:val="20"/>
-                <w:szCs w:val="20"/>
+                <w:b/>
+                <w:bCs/>
+                <w:color w:val="00002A"/>
+              </w:rPr>
+              <w:t xml:space="preserve">website for Govardhan </w:t>
+            </w:r>
+            <w:proofErr w:type="spellStart"/>
+            <w:r>
+              <w:rPr>
+                <w:b/>
+                <w:bCs/>
+                <w:color w:val="00002A"/>
+              </w:rPr>
+              <w:t>Annakshetra</w:t>
+            </w:r>
+            <w:proofErr w:type="spellEnd"/>
+            <w:r>
+              <w:rPr>
+                <w:color w:val="00002A"/>
+              </w:rPr>
+              <w:t xml:space="preserve">, part of a redesign of the community’s </w:t>
+            </w:r>
+            <w:r>
+              <w:rPr>
+                <w:color w:val="00002A"/>
+              </w:rPr>
+              <w:lastRenderedPageBreak/>
+              <w:t xml:space="preserve">websites that </w:t>
+            </w:r>
+            <w:r>
+              <w:rPr>
+                <w:b/>
+                <w:bCs/>
+                <w:color w:val="00002A"/>
+              </w:rPr>
+              <w:t>raised their traffic by 70%</w:t>
+            </w:r>
+            <w:r>
+              <w:rPr>
+                <w:color w:val="00002A"/>
+              </w:rPr>
+              <w:t>, and her cultural placemaking work turned public spaces into art installations that drew visitors to the community.</w:t>
+            </w:r>
+          </w:p>
+          <w:p>
+            <w:pPr>
+              <w:spacing w:after="150" w:line="300" w:lineRule="auto"/>
+            </w:pPr>
+            <w:r>
+              <w:rPr>
+                <w:color w:val="00002A"/>
               </w:rPr>
               <w:t xml:space="preserve">As </w:t>
             </w:r>
             <w:r>
               <w:rPr>
-                <w:rFonts w:ascii="Palatino Linotype" w:cs="Palatino Linotype" w:eastAsia="Palatino Linotype" w:hAnsi="Palatino Linotype"/>
-                <w:b/>
-                <w:bCs/>
-                <w:color w:val="13162C"/>
-                <w:sz w:val="20"/>
-                <w:szCs w:val="20"/>
-              </w:rPr>
-              <w:t xml:space="preserve">Strategic Creative Lead at Healy World GmbH</w:t>
-            </w:r>
-            <w:r>
-              <w:rPr>
-                <w:rFonts w:ascii="Palatino Linotype" w:cs="Palatino Linotype" w:eastAsia="Palatino Linotype" w:hAnsi="Palatino Linotype"/>
-                <w:color w:val="2E3250"/>
-                <w:sz w:val="20"/>
-                <w:szCs w:val="20"/>
+                <w:b/>
+                <w:bCs/>
+                <w:color w:val="00002A"/>
+              </w:rPr>
+              <w:t>Strategic Creative Lead at Healy World GmbH</w:t>
+            </w:r>
+            <w:r>
+              <w:rPr>
+                <w:color w:val="00002A"/>
               </w:rPr>
               <w:t xml:space="preserve">, an international wellness company, she led the </w:t>
             </w:r>
             <w:r>
               <w:rPr>
-                <w:rFonts w:ascii="Palatino Linotype" w:cs="Palatino Linotype" w:eastAsia="Palatino Linotype" w:hAnsi="Palatino Linotype"/>
-                <w:b/>
-                <w:bCs/>
-                <w:color w:val="13162C"/>
-                <w:sz w:val="20"/>
-                <w:szCs w:val="20"/>
-              </w:rPr>
-              <w:t xml:space="preserve">redesign of its website</w:t>
-            </w:r>
-            <w:r>
-              <w:rPr>
-                <w:rFonts w:ascii="Palatino Linotype" w:cs="Palatino Linotype" w:eastAsia="Palatino Linotype" w:hAnsi="Palatino Linotype"/>
-                <w:color w:val="2E3250"/>
-                <w:sz w:val="20"/>
-                <w:szCs w:val="20"/>
+                <w:b/>
+                <w:bCs/>
+                <w:color w:val="00002A"/>
+              </w:rPr>
+              <w:t>redesign of its website</w:t>
+            </w:r>
+            <w:r>
+              <w:rPr>
+                <w:color w:val="00002A"/>
               </w:rPr>
               <w:t xml:space="preserve"> and the development of its </w:t>
             </w:r>
             <w:r>
               <w:rPr>
-                <w:rFonts w:ascii="Palatino Linotype" w:cs="Palatino Linotype" w:eastAsia="Palatino Linotype" w:hAnsi="Palatino Linotype"/>
-                <w:b/>
-                <w:bCs/>
-                <w:color w:val="13162C"/>
-                <w:sz w:val="20"/>
-                <w:szCs w:val="20"/>
-              </w:rPr>
-              <w:t xml:space="preserve">visual identity</w:t>
-            </w:r>
-            <w:r>
-              <w:rPr>
-                <w:rFonts w:ascii="Palatino Linotype" w:cs="Palatino Linotype" w:eastAsia="Palatino Linotype" w:hAnsi="Palatino Linotype"/>
-                <w:color w:val="2E3250"/>
-                <w:sz w:val="20"/>
-                <w:szCs w:val="20"/>
+                <w:b/>
+                <w:bCs/>
+                <w:color w:val="00002A"/>
+              </w:rPr>
+              <w:t>visual identity</w:t>
+            </w:r>
+            <w:r>
+              <w:rPr>
+                <w:color w:val="00002A"/>
               </w:rPr>
               <w:t xml:space="preserve">, and managed its </w:t>
             </w:r>
             <w:r>
               <w:rPr>
-                <w:rFonts w:ascii="Palatino Linotype" w:cs="Palatino Linotype" w:eastAsia="Palatino Linotype" w:hAnsi="Palatino Linotype"/>
-                <w:b/>
-                <w:bCs/>
-                <w:color w:val="13162C"/>
-                <w:sz w:val="20"/>
-                <w:szCs w:val="20"/>
-              </w:rPr>
-              <w:t xml:space="preserve">graphics and marketing teams</w:t>
-            </w:r>
-            <w:r>
-              <w:rPr>
-                <w:rFonts w:ascii="Palatino Linotype" w:cs="Palatino Linotype" w:eastAsia="Palatino Linotype" w:hAnsi="Palatino Linotype"/>
-                <w:color w:val="2E3250"/>
-                <w:sz w:val="20"/>
-                <w:szCs w:val="20"/>
-              </w:rPr>
-              <w:t xml:space="preserve">. She shaped its social media, communications and product launches, bringing strategy and craft together across every channel through which the brand meets its audience.</w:t>
+                <w:b/>
+                <w:bCs/>
+                <w:color w:val="00002A"/>
+              </w:rPr>
+              <w:t>graphics and marketing teams</w:t>
+            </w:r>
+            <w:r>
+              <w:rPr>
+                <w:color w:val="00002A"/>
+              </w:rPr>
+              <w:t>. She shaped its social media, communications and product launches, bringing strategy and craft together across every channel through which the brand meets its audience.</w:t>
             </w:r>
           </w:p>
         </w:tc>
         <w:tc>
           <w:tcPr>
-            <w:tcW w:type="dxa" w:w="300"/>
+            <w:tcW w:w="300" w:type="dxa"/>
             <w:tcBorders>
-              <w:top w:val="none" w:color="FFFFFF" w:sz="0"/>
-              <w:left w:val="none" w:color="FFFFFF" w:sz="0"/>
-              <w:bottom w:val="none" w:color="FFFFFF" w:sz="0"/>
-              <w:right w:val="none" w:color="FFFFFF" w:sz="0"/>
+              <w:top w:val="none" w:sz="0" w:space="0" w:color="FFFFFF"/>
+              <w:left w:val="none" w:sz="0" w:space="0" w:color="FFFFFF"/>
+              <w:bottom w:val="none" w:sz="0" w:space="0" w:color="FFFFFF"/>
+              <w:right w:val="none" w:sz="0" w:space="0" w:color="FFFFFF"/>
             </w:tcBorders>
             <w:tcMar>
-              <w:top w:type="dxa" w:w="0"/>
-              <w:left w:type="dxa" w:w="0"/>
-              <w:bottom w:type="dxa" w:w="0"/>
-              <w:right w:type="dxa" w:w="0"/>
+              <w:top w:w="0" w:type="dxa"/>
+              <w:left w:w="0" w:type="dxa"/>
+              <w:bottom w:w="0" w:type="dxa"/>
+              <w:right w:w="0" w:type="dxa"/>
             </w:tcMar>
-            <w:vAlign w:val="top"/>
           </w:tcPr>
           <w:p>
             <w:pPr>
-              <w:spacing w:after="0" w:before="0" w:line="290"/>
+              <w:spacing w:line="290" w:lineRule="auto"/>
             </w:pPr>
           </w:p>
         </w:tc>
         <w:tc>
           <w:tcPr>
-            <w:tcW w:type="dxa" w:w="3088"/>
+            <w:tcW w:w="3088" w:type="dxa"/>
             <w:tcBorders>
-              <w:top w:val="single" w:color="2F7FA0" w:sz="24"/>
-              <w:left w:val="none" w:color="FFFFFF" w:sz="0"/>
-              <w:bottom w:val="none" w:color="FFFFFF" w:sz="0"/>
-              <w:right w:val="none" w:color="FFFFFF" w:sz="0"/>
+              <w:top w:val="single" w:sz="24" w:space="0" w:color="2F7FA0"/>
+              <w:left w:val="none" w:sz="0" w:space="0" w:color="FFFFFF"/>
+              <w:bottom w:val="none" w:sz="0" w:space="0" w:color="FFFFFF"/>
+              <w:right w:val="none" w:sz="0" w:space="0" w:color="FFFFFF"/>
             </w:tcBorders>
-            <w:shd w:fill="F3F6F7" w:color="auto" w:val="clear"/>
+            <w:shd w:val="clear" w:color="auto" w:fill="F3F6F7"/>
             <w:tcMar>
-              <w:top w:type="dxa" w:w="220"/>
-              <w:left w:type="dxa" w:w="240"/>
-              <w:bottom w:type="dxa" w:w="220"/>
-              <w:right w:type="dxa" w:w="240"/>
+              <w:top w:w="220" w:type="dxa"/>
+              <w:left w:w="240" w:type="dxa"/>
+              <w:bottom w:w="220" w:type="dxa"/>
+              <w:right w:w="240" w:type="dxa"/>
             </w:tcMar>
-            <w:vAlign w:val="top"/>
           </w:tcPr>
           <w:p>
             <w:pPr>
               <w:keepNext/>
-              <w:spacing w:after="80" w:before="0" w:line="290"/>
-            </w:pPr>
-            <w:r>
-              <w:rPr>
-                <w:rFonts w:ascii="Palatino Linotype" w:cs="Palatino Linotype" w:eastAsia="Palatino Linotype" w:hAnsi="Palatino Linotype"/>
+              <w:spacing w:after="80" w:line="290" w:lineRule="auto"/>
+            </w:pPr>
+            <w:r>
+              <w:rPr>
                 <w:b/>
                 <w:bCs/>
                 <w:color w:val="2F7FA0"/>
@@ -892,129 +934,138 @@
                 <w:sz w:val="15"/>
                 <w:szCs w:val="15"/>
               </w:rPr>
-              <w:t xml:space="preserve">AT A GLANCE</w:t>
-            </w:r>
-          </w:p>
-          <w:p>
-            <w:pPr>
-              <w:spacing w:after="0" w:before="0" w:line="250"/>
-            </w:pPr>
-            <w:r>
-              <w:rPr>
-                <w:rFonts w:ascii="Palatino Linotype" w:cs="Palatino Linotype" w:eastAsia="Palatino Linotype" w:hAnsi="Palatino Linotype"/>
+              <w:t>AT A GLANCE</w:t>
+            </w:r>
+          </w:p>
+          <w:p>
+            <w:pPr>
+              <w:spacing w:line="250" w:lineRule="auto"/>
+            </w:pPr>
+            <w:r>
+              <w:rPr>
                 <w:color w:val="2F7FA0"/>
                 <w:sz w:val="34"/>
                 <w:szCs w:val="34"/>
               </w:rPr>
-              <w:t xml:space="preserve">1st</w:t>
-            </w:r>
-          </w:p>
-          <w:p>
-            <w:pPr>
-              <w:spacing w:after="150" w:before="0" w:line="240"/>
-            </w:pPr>
-            <w:r>
-              <w:rPr>
-                <w:rFonts w:ascii="Palatino Linotype" w:cs="Palatino Linotype" w:eastAsia="Palatino Linotype" w:hAnsi="Palatino Linotype"/>
+              <w:t>1st</w:t>
+            </w:r>
+          </w:p>
+          <w:p>
+            <w:pPr>
+              <w:spacing w:after="150"/>
+            </w:pPr>
+            <w:r>
+              <w:rPr>
                 <w:color w:val="5A5F7E"/>
                 <w:sz w:val="16"/>
                 <w:szCs w:val="16"/>
               </w:rPr>
-              <w:t xml:space="preserve">First Class Honours, Central Saint Martins</w:t>
-            </w:r>
-          </w:p>
-          <w:p>
-            <w:pPr>
-              <w:spacing w:after="0" w:before="0" w:line="250"/>
-            </w:pPr>
-            <w:r>
-              <w:rPr>
-                <w:rFonts w:ascii="Palatino Linotype" w:cs="Palatino Linotype" w:eastAsia="Palatino Linotype" w:hAnsi="Palatino Linotype"/>
+              <w:t xml:space="preserve">First Class </w:t>
+            </w:r>
+            <w:proofErr w:type="spellStart"/>
+            <w:r>
+              <w:rPr>
+                <w:color w:val="5A5F7E"/>
+                <w:sz w:val="16"/>
+                <w:szCs w:val="16"/>
+              </w:rPr>
+              <w:t>Honours</w:t>
+            </w:r>
+            <w:proofErr w:type="spellEnd"/>
+            <w:r>
+              <w:rPr>
+                <w:color w:val="5A5F7E"/>
+                <w:sz w:val="16"/>
+                <w:szCs w:val="16"/>
+              </w:rPr>
+              <w:t>, Central Saint Martins</w:t>
+            </w:r>
+          </w:p>
+          <w:p>
+            <w:pPr>
+              <w:spacing w:line="250" w:lineRule="auto"/>
+            </w:pPr>
+            <w:r>
+              <w:rPr>
                 <w:color w:val="2F6B36"/>
                 <w:sz w:val="34"/>
                 <w:szCs w:val="34"/>
               </w:rPr>
-              <w:t xml:space="preserve">17+</w:t>
-            </w:r>
-          </w:p>
-          <w:p>
-            <w:pPr>
-              <w:spacing w:after="150" w:before="0" w:line="240"/>
-            </w:pPr>
-            <w:r>
-              <w:rPr>
-                <w:rFonts w:ascii="Palatino Linotype" w:cs="Palatino Linotype" w:eastAsia="Palatino Linotype" w:hAnsi="Palatino Linotype"/>
+              <w:t>17+</w:t>
+            </w:r>
+          </w:p>
+          <w:p>
+            <w:pPr>
+              <w:spacing w:after="150"/>
+            </w:pPr>
+            <w:r>
+              <w:rPr>
                 <w:color w:val="5A5F7E"/>
                 <w:sz w:val="16"/>
                 <w:szCs w:val="16"/>
               </w:rPr>
-              <w:t xml:space="preserve">Initiatives aligned with the UN Sustainable Development Goals</w:t>
-            </w:r>
-          </w:p>
-          <w:p>
-            <w:pPr>
-              <w:spacing w:after="0" w:before="0" w:line="250"/>
-            </w:pPr>
-            <w:r>
-              <w:rPr>
-                <w:rFonts w:ascii="Palatino Linotype" w:cs="Palatino Linotype" w:eastAsia="Palatino Linotype" w:hAnsi="Palatino Linotype"/>
+              <w:t>Initiatives aligned with the UN Sustainable Development Goals</w:t>
+            </w:r>
+          </w:p>
+          <w:p>
+            <w:pPr>
+              <w:spacing w:line="250" w:lineRule="auto"/>
+            </w:pPr>
+            <w:r>
+              <w:rPr>
                 <w:color w:val="B23F20"/>
                 <w:sz w:val="34"/>
                 <w:szCs w:val="34"/>
               </w:rPr>
-              <w:t xml:space="preserve">70%</w:t>
-            </w:r>
-          </w:p>
-          <w:p>
-            <w:pPr>
-              <w:spacing w:after="150" w:before="0" w:line="240"/>
-            </w:pPr>
-            <w:r>
-              <w:rPr>
-                <w:rFonts w:ascii="Palatino Linotype" w:cs="Palatino Linotype" w:eastAsia="Palatino Linotype" w:hAnsi="Palatino Linotype"/>
+              <w:t>70%</w:t>
+            </w:r>
+          </w:p>
+          <w:p>
+            <w:pPr>
+              <w:spacing w:after="150"/>
+            </w:pPr>
+            <w:r>
+              <w:rPr>
                 <w:color w:val="5A5F7E"/>
                 <w:sz w:val="16"/>
                 <w:szCs w:val="16"/>
               </w:rPr>
-              <w:t xml:space="preserve">Rise in traffic after the websites’ redesign</w:t>
-            </w:r>
-          </w:p>
-          <w:p>
-            <w:pPr>
-              <w:spacing w:after="0" w:before="0" w:line="250"/>
-            </w:pPr>
-            <w:r>
-              <w:rPr>
-                <w:rFonts w:ascii="Palatino Linotype" w:cs="Palatino Linotype" w:eastAsia="Palatino Linotype" w:hAnsi="Palatino Linotype"/>
+              <w:t>Rise in traffic after the websites’ redesign</w:t>
+            </w:r>
+          </w:p>
+          <w:p>
+            <w:pPr>
+              <w:spacing w:line="250" w:lineRule="auto"/>
+            </w:pPr>
+            <w:r>
+              <w:rPr>
                 <w:color w:val="A86B00"/>
                 <w:sz w:val="34"/>
                 <w:szCs w:val="34"/>
               </w:rPr>
-              <w:t xml:space="preserve">IBM</w:t>
-            </w:r>
-          </w:p>
-          <w:p>
-            <w:pPr>
-              <w:spacing w:after="150" w:before="0" w:line="240"/>
-            </w:pPr>
-            <w:r>
-              <w:rPr>
-                <w:rFonts w:ascii="Palatino Linotype" w:cs="Palatino Linotype" w:eastAsia="Palatino Linotype" w:hAnsi="Palatino Linotype"/>
+              <w:t>IBM</w:t>
+            </w:r>
+          </w:p>
+          <w:p>
+            <w:pPr>
+              <w:spacing w:after="150"/>
+            </w:pPr>
+            <w:r>
+              <w:rPr>
                 <w:color w:val="5A5F7E"/>
                 <w:sz w:val="16"/>
                 <w:szCs w:val="16"/>
               </w:rPr>
-              <w:t xml:space="preserve">Certified Enterprise Design Thinking Practitioner</w:t>
+              <w:t>Certified Enterprise Design Thinking Practitioner</w:t>
             </w:r>
           </w:p>
           <w:p>
             <w:pPr>
               <w:keepNext/>
-              <w:spacing w:after="80" w:before="60" w:line="290"/>
-            </w:pPr>
-            <w:r>
-              <w:rPr>
-                <w:rFonts w:ascii="Palatino Linotype" w:cs="Palatino Linotype" w:eastAsia="Palatino Linotype" w:hAnsi="Palatino Linotype"/>
+              <w:spacing w:before="60" w:after="80" w:line="290" w:lineRule="auto"/>
+            </w:pPr>
+            <w:r>
+              <w:rPr>
                 <w:b/>
                 <w:bCs/>
                 <w:color w:val="2F7FA0"/>
@@ -1022,67 +1073,10 @@
                 <w:sz w:val="15"/>
                 <w:szCs w:val="15"/>
               </w:rPr>
-              <w:t xml:space="preserve">EDUCATION</w:t>
-            </w:r>
-          </w:p>
-          <w:p>
-            <w:pPr>
-              <w:spacing w:after="80" w:before="0" w:line="250"/>
-            </w:pPr>
-            <w:r>
-              <w:rPr>
-                <w:rFonts w:ascii="Palatino Linotype" w:cs="Palatino Linotype" w:eastAsia="Palatino Linotype" w:hAnsi="Palatino Linotype"/>
-                <w:b/>
-                <w:bCs/>
-                <w:color w:val="13162C"/>
-                <w:sz w:val="17"/>
-                <w:szCs w:val="17"/>
-              </w:rPr>
-              <w:t xml:space="preserve">BA (Hons),</w:t>
-            </w:r>
-            <w:r>
-              <w:rPr>
-                <w:rFonts w:ascii="Palatino Linotype" w:cs="Palatino Linotype" w:eastAsia="Palatino Linotype" w:hAnsi="Palatino Linotype"/>
-                <w:color w:val="5A5F7E"/>
-                <w:sz w:val="16"/>
-                <w:szCs w:val="16"/>
-              </w:rPr>
-              <w:t xml:space="preserve"> Graphic Communication Design, Central Saint Martins, UAL</w:t>
-            </w:r>
-          </w:p>
-          <w:p>
-            <w:pPr>
-              <w:spacing w:after="80" w:before="0" w:line="250"/>
-            </w:pPr>
-            <w:r>
-              <w:rPr>
-                <w:rFonts w:ascii="Palatino Linotype" w:cs="Palatino Linotype" w:eastAsia="Palatino Linotype" w:hAnsi="Palatino Linotype"/>
-                <w:b/>
-                <w:bCs/>
-                <w:color w:val="13162C"/>
-                <w:sz w:val="17"/>
-                <w:szCs w:val="17"/>
-              </w:rPr>
-              <w:t xml:space="preserve">Foundation Diploma,</w:t>
-            </w:r>
-            <w:r>
-              <w:rPr>
-                <w:rFonts w:ascii="Palatino Linotype" w:cs="Palatino Linotype" w:eastAsia="Palatino Linotype" w:hAnsi="Palatino Linotype"/>
-                <w:color w:val="5A5F7E"/>
-                <w:sz w:val="16"/>
-                <w:szCs w:val="16"/>
-              </w:rPr>
-              <w:t xml:space="preserve"> Art and Design, with Distinction</w:t>
-            </w:r>
-          </w:p>
-          <w:p>
-            <w:pPr>
-              <w:keepNext/>
-              <w:spacing w:after="80" w:before="100" w:line="290"/>
-            </w:pPr>
-            <w:r>
-              <w:rPr>
-                <w:rFonts w:ascii="Palatino Linotype" w:cs="Palatino Linotype" w:eastAsia="Palatino Linotype" w:hAnsi="Palatino Linotype"/>
+              <w:br/>
+            </w:r>
+            <w:r>
+              <w:rPr>
                 <w:b/>
                 <w:bCs/>
                 <w:color w:val="2F7FA0"/>
@@ -1090,16 +1084,90 @@
                 <w:sz w:val="15"/>
                 <w:szCs w:val="15"/>
               </w:rPr>
-              <w:t xml:space="preserve">AREAS OF FOCUS</w:t>
-            </w:r>
-          </w:p>
-          <w:p>
-            <w:pPr>
-              <w:spacing w:after="40" w:before="0" w:line="250"/>
-            </w:pPr>
-            <w:r>
-              <w:rPr>
-                <w:rFonts w:ascii="Palatino Linotype" w:cs="Palatino Linotype" w:eastAsia="Palatino Linotype" w:hAnsi="Palatino Linotype"/>
+              <w:t>EDUCATION</w:t>
+            </w:r>
+          </w:p>
+          <w:p>
+            <w:pPr>
+              <w:spacing w:after="80" w:line="250" w:lineRule="auto"/>
+            </w:pPr>
+            <w:r>
+              <w:rPr>
+                <w:b/>
+                <w:bCs/>
+                <w:color w:val="13162C"/>
+                <w:sz w:val="17"/>
+                <w:szCs w:val="17"/>
+              </w:rPr>
+              <w:t>BA (Hons),</w:t>
+            </w:r>
+            <w:r>
+              <w:rPr>
+                <w:color w:val="5A5F7E"/>
+                <w:sz w:val="16"/>
+                <w:szCs w:val="16"/>
+              </w:rPr>
+              <w:t xml:space="preserve"> Graphic Communication Design, Central Saint Martins, UAL</w:t>
+            </w:r>
+          </w:p>
+          <w:p>
+            <w:pPr>
+              <w:spacing w:after="80" w:line="250" w:lineRule="auto"/>
+            </w:pPr>
+            <w:r>
+              <w:rPr>
+                <w:b/>
+                <w:bCs/>
+                <w:color w:val="13162C"/>
+                <w:sz w:val="17"/>
+                <w:szCs w:val="17"/>
+              </w:rPr>
+              <w:lastRenderedPageBreak/>
+              <w:t>Foundation Diploma,</w:t>
+            </w:r>
+            <w:r>
+              <w:rPr>
+                <w:color w:val="5A5F7E"/>
+                <w:sz w:val="16"/>
+                <w:szCs w:val="16"/>
+              </w:rPr>
+              <w:t xml:space="preserve"> Art and Design, with Distinction</w:t>
+            </w:r>
+          </w:p>
+          <w:p>
+            <w:pPr>
+              <w:keepNext/>
+              <w:spacing w:before="100" w:after="80" w:line="290" w:lineRule="auto"/>
+            </w:pPr>
+            <w:r>
+              <w:rPr>
+                <w:b/>
+                <w:bCs/>
+                <w:color w:val="2F7FA0"/>
+                <w:spacing w:val="40"/>
+                <w:sz w:val="15"/>
+                <w:szCs w:val="15"/>
+              </w:rPr>
+              <w:br/>
+            </w:r>
+            <w:r>
+              <w:rPr>
+                <w:b/>
+                <w:bCs/>
+                <w:color w:val="2F7FA0"/>
+                <w:spacing w:val="40"/>
+                <w:sz w:val="15"/>
+                <w:szCs w:val="15"/>
+              </w:rPr>
+              <w:t>AREAS OF FOCUS</w:t>
+            </w:r>
+          </w:p>
+          <w:p>
+            <w:pPr>
+              <w:spacing w:after="40" w:line="250" w:lineRule="auto"/>
+            </w:pPr>
+            <w:r>
+              <w:rPr>
                 <w:color w:val="2F7FA0"/>
                 <w:sz w:val="15"/>
                 <w:szCs w:val="15"/>
@@ -1108,21 +1176,18 @@
             </w:r>
             <w:r>
               <w:rPr>
-                <w:rFonts w:ascii="Palatino Linotype" w:cs="Palatino Linotype" w:eastAsia="Palatino Linotype" w:hAnsi="Palatino Linotype"/>
-                <w:color w:val="2E3250"/>
                 <w:sz w:val="17"/>
                 <w:szCs w:val="17"/>
               </w:rPr>
-              <w:t xml:space="preserve">Brand strategy and identity</w:t>
-            </w:r>
-          </w:p>
-          <w:p>
-            <w:pPr>
-              <w:spacing w:after="40" w:before="0" w:line="250"/>
-            </w:pPr>
-            <w:r>
-              <w:rPr>
-                <w:rFonts w:ascii="Palatino Linotype" w:cs="Palatino Linotype" w:eastAsia="Palatino Linotype" w:hAnsi="Palatino Linotype"/>
+              <w:t>Brand strategy and identity</w:t>
+            </w:r>
+          </w:p>
+          <w:p>
+            <w:pPr>
+              <w:spacing w:after="40" w:line="250" w:lineRule="auto"/>
+            </w:pPr>
+            <w:r>
+              <w:rPr>
                 <w:color w:val="1F6A8A"/>
                 <w:sz w:val="15"/>
                 <w:szCs w:val="15"/>
@@ -1131,21 +1196,18 @@
             </w:r>
             <w:r>
               <w:rPr>
-                <w:rFonts w:ascii="Palatino Linotype" w:cs="Palatino Linotype" w:eastAsia="Palatino Linotype" w:hAnsi="Palatino Linotype"/>
-                <w:color w:val="2E3250"/>
                 <w:sz w:val="17"/>
                 <w:szCs w:val="17"/>
               </w:rPr>
-              <w:t xml:space="preserve">Websites and mobile apps</w:t>
-            </w:r>
-          </w:p>
-          <w:p>
-            <w:pPr>
-              <w:spacing w:after="40" w:before="0" w:line="250"/>
-            </w:pPr>
-            <w:r>
-              <w:rPr>
-                <w:rFonts w:ascii="Palatino Linotype" w:cs="Palatino Linotype" w:eastAsia="Palatino Linotype" w:hAnsi="Palatino Linotype"/>
+              <w:t>Websites and mobile apps</w:t>
+            </w:r>
+          </w:p>
+          <w:p>
+            <w:pPr>
+              <w:spacing w:after="40" w:line="250" w:lineRule="auto"/>
+            </w:pPr>
+            <w:r>
+              <w:rPr>
                 <w:color w:val="B23F20"/>
                 <w:sz w:val="15"/>
                 <w:szCs w:val="15"/>
@@ -1154,21 +1216,18 @@
             </w:r>
             <w:r>
               <w:rPr>
-                <w:rFonts w:ascii="Palatino Linotype" w:cs="Palatino Linotype" w:eastAsia="Palatino Linotype" w:hAnsi="Palatino Linotype"/>
-                <w:color w:val="2E3250"/>
                 <w:sz w:val="17"/>
                 <w:szCs w:val="17"/>
               </w:rPr>
-              <w:t xml:space="preserve">Campaigns and social media</w:t>
-            </w:r>
-          </w:p>
-          <w:p>
-            <w:pPr>
-              <w:spacing w:after="40" w:before="0" w:line="250"/>
-            </w:pPr>
-            <w:r>
-              <w:rPr>
-                <w:rFonts w:ascii="Palatino Linotype" w:cs="Palatino Linotype" w:eastAsia="Palatino Linotype" w:hAnsi="Palatino Linotype"/>
+              <w:t>Campaigns and social media</w:t>
+            </w:r>
+          </w:p>
+          <w:p>
+            <w:pPr>
+              <w:spacing w:after="40" w:line="250" w:lineRule="auto"/>
+            </w:pPr>
+            <w:r>
+              <w:rPr>
                 <w:color w:val="2F6B36"/>
                 <w:sz w:val="15"/>
                 <w:szCs w:val="15"/>
@@ -1177,21 +1236,18 @@
             </w:r>
             <w:r>
               <w:rPr>
-                <w:rFonts w:ascii="Palatino Linotype" w:cs="Palatino Linotype" w:eastAsia="Palatino Linotype" w:hAnsi="Palatino Linotype"/>
-                <w:color w:val="2E3250"/>
                 <w:sz w:val="17"/>
                 <w:szCs w:val="17"/>
               </w:rPr>
-              <w:t xml:space="preserve">Reports and infographics</w:t>
-            </w:r>
-          </w:p>
-          <w:p>
-            <w:pPr>
-              <w:spacing w:after="40" w:before="0" w:line="250"/>
-            </w:pPr>
-            <w:r>
-              <w:rPr>
-                <w:rFonts w:ascii="Palatino Linotype" w:cs="Palatino Linotype" w:eastAsia="Palatino Linotype" w:hAnsi="Palatino Linotype"/>
+              <w:t>Reports and infographics</w:t>
+            </w:r>
+          </w:p>
+          <w:p>
+            <w:pPr>
+              <w:spacing w:after="40" w:line="250" w:lineRule="auto"/>
+            </w:pPr>
+            <w:r>
+              <w:rPr>
                 <w:color w:val="A86B00"/>
                 <w:sz w:val="15"/>
                 <w:szCs w:val="15"/>
@@ -1200,12 +1256,10 @@
             </w:r>
             <w:r>
               <w:rPr>
-                <w:rFonts w:ascii="Palatino Linotype" w:cs="Palatino Linotype" w:eastAsia="Palatino Linotype" w:hAnsi="Palatino Linotype"/>
-                <w:color w:val="2E3250"/>
                 <w:sz w:val="17"/>
                 <w:szCs w:val="17"/>
               </w:rPr>
-              <w:t xml:space="preserve">Installations and placemaking</w:t>
+              <w:t>Installations and placemaking</w:t>
             </w:r>
           </w:p>
         </w:tc>
@@ -1214,11 +1268,10 @@
     <w:p>
       <w:pPr>
         <w:keepNext/>
-        <w:spacing w:after="80" w:before="300" w:line="290"/>
+        <w:spacing w:before="300" w:after="80" w:line="290" w:lineRule="auto"/>
       </w:pPr>
       <w:r>
         <w:rPr>
-          <w:rFonts w:ascii="Palatino Linotype" w:cs="Palatino Linotype" w:eastAsia="Palatino Linotype" w:hAnsi="Palatino Linotype"/>
           <w:b/>
           <w:bCs/>
           <w:color w:val="2F7FA0"/>
@@ -1226,21 +1279,23 @@
           <w:sz w:val="15"/>
           <w:szCs w:val="15"/>
         </w:rPr>
-        <w:t xml:space="preserve">MILESTONES</w:t>
+        <w:lastRenderedPageBreak/>
+        <w:t>MILESTONES</w:t>
       </w:r>
     </w:p>
     <w:tbl>
       <w:tblPr>
-        <w:tblW w:type="dxa" w:w="9638"/>
+        <w:tblW w:w="9638" w:type="dxa"/>
         <w:tblBorders>
-          <w:top w:val="none" w:color="FFFFFF" w:sz="0"/>
-          <w:left w:val="none" w:color="FFFFFF" w:sz="0"/>
-          <w:bottom w:val="none" w:color="FFFFFF" w:sz="0"/>
-          <w:right w:val="none" w:color="FFFFFF" w:sz="0"/>
-          <w:insideH w:val="none" w:color="FFFFFF" w:sz="0"/>
-          <w:insideV w:val="none" w:color="FFFFFF" w:sz="0"/>
+          <w:top w:val="none" w:sz="0" w:space="0" w:color="FFFFFF"/>
+          <w:left w:val="none" w:sz="0" w:space="0" w:color="FFFFFF"/>
+          <w:bottom w:val="none" w:sz="0" w:space="0" w:color="FFFFFF"/>
+          <w:right w:val="none" w:sz="0" w:space="0" w:color="FFFFFF"/>
+          <w:insideH w:val="none" w:sz="0" w:space="0" w:color="FFFFFF"/>
+          <w:insideV w:val="none" w:sz="0" w:space="0" w:color="FFFFFF"/>
         </w:tblBorders>
         <w:tblLayout w:type="fixed"/>
+        <w:tblLook w:val="04A0" w:firstRow="1" w:lastRow="0" w:firstColumn="1" w:lastColumn="0" w:noHBand="0" w:noVBand="1"/>
       </w:tblPr>
       <w:tblGrid>
         <w:gridCol w:w="2409"/>
@@ -1254,55 +1309,50 @@
         </w:trPr>
         <w:tc>
           <w:tcPr>
-            <w:tcW w:type="dxa" w:w="2409"/>
+            <w:tcW w:w="2409" w:type="dxa"/>
             <w:tcBorders>
-              <w:top w:val="single" w:color="2F7FA0" w:sz="24"/>
-              <w:left w:val="none" w:color="FFFFFF" w:sz="0"/>
-              <w:bottom w:val="none" w:color="FFFFFF" w:sz="0"/>
-              <w:right w:val="none" w:color="FFFFFF" w:sz="0"/>
+              <w:top w:val="single" w:sz="24" w:space="0" w:color="2F7FA0"/>
+              <w:left w:val="none" w:sz="0" w:space="0" w:color="FFFFFF"/>
+              <w:bottom w:val="none" w:sz="0" w:space="0" w:color="FFFFFF"/>
+              <w:right w:val="none" w:sz="0" w:space="0" w:color="FFFFFF"/>
             </w:tcBorders>
-            <w:shd w:fill="F3F6F7" w:color="auto" w:val="clear"/>
+            <w:shd w:val="clear" w:color="auto" w:fill="F3F6F7"/>
             <w:tcMar>
-              <w:top w:type="dxa" w:w="130"/>
-              <w:left w:type="dxa" w:w="140"/>
-              <w:bottom w:type="dxa" w:w="130"/>
-              <w:right w:type="dxa" w:w="140"/>
+              <w:top w:w="130" w:type="dxa"/>
+              <w:left w:w="140" w:type="dxa"/>
+              <w:bottom w:w="130" w:type="dxa"/>
+              <w:right w:w="140" w:type="dxa"/>
             </w:tcMar>
-            <w:vAlign w:val="top"/>
           </w:tcPr>
           <w:p>
             <w:pPr>
-              <w:spacing w:after="40" w:before="0" w:line="260"/>
-            </w:pPr>
-            <w:r>
-              <w:rPr>
-                <w:rFonts w:ascii="Palatino Linotype" w:cs="Palatino Linotype" w:eastAsia="Palatino Linotype" w:hAnsi="Palatino Linotype"/>
+              <w:spacing w:after="40" w:line="260" w:lineRule="auto"/>
+            </w:pPr>
+            <w:r>
+              <w:rPr>
                 <w:color w:val="2F7FA0"/>
                 <w:sz w:val="30"/>
                 <w:szCs w:val="30"/>
               </w:rPr>
-              <w:t xml:space="preserve">2019</w:t>
-            </w:r>
-          </w:p>
-          <w:p>
-            <w:pPr>
-              <w:spacing w:after="0" w:before="0" w:line="250"/>
-            </w:pPr>
-            <w:r>
-              <w:rPr>
-                <w:rFonts w:ascii="Palatino Linotype" w:cs="Palatino Linotype" w:eastAsia="Palatino Linotype" w:hAnsi="Palatino Linotype"/>
+              <w:t>2019</w:t>
+            </w:r>
+          </w:p>
+          <w:p>
+            <w:pPr>
+              <w:spacing w:line="250" w:lineRule="auto"/>
+            </w:pPr>
+            <w:r>
+              <w:rPr>
                 <w:b/>
                 <w:bCs/>
                 <w:color w:val="13162C"/>
                 <w:sz w:val="16"/>
                 <w:szCs w:val="16"/>
               </w:rPr>
-              <w:t xml:space="preserve">Brand strategist</w:t>
-            </w:r>
-            <w:r>
-              <w:rPr>
-                <w:rFonts w:ascii="Palatino Linotype" w:cs="Palatino Linotype" w:eastAsia="Palatino Linotype" w:hAnsi="Palatino Linotype"/>
-                <w:color w:val="2E3250"/>
+              <w:t>Brand strategist</w:t>
+            </w:r>
+            <w:r>
+              <w:rPr>
                 <w:sz w:val="16"/>
                 <w:szCs w:val="16"/>
               </w:rPr>
@@ -1312,175 +1362,160 @@
         </w:tc>
         <w:tc>
           <w:tcPr>
-            <w:tcW w:type="dxa" w:w="2409"/>
+            <w:tcW w:w="2409" w:type="dxa"/>
             <w:tcBorders>
-              <w:top w:val="single" w:color="A86B00" w:sz="24"/>
-              <w:left w:val="none" w:color="FFFFFF" w:sz="0"/>
-              <w:bottom w:val="none" w:color="FFFFFF" w:sz="0"/>
-              <w:right w:val="none" w:color="FFFFFF" w:sz="0"/>
+              <w:top w:val="single" w:sz="24" w:space="0" w:color="A86B00"/>
+              <w:left w:val="none" w:sz="0" w:space="0" w:color="FFFFFF"/>
+              <w:bottom w:val="none" w:sz="0" w:space="0" w:color="FFFFFF"/>
+              <w:right w:val="none" w:sz="0" w:space="0" w:color="FFFFFF"/>
             </w:tcBorders>
-            <w:shd w:fill="F3F6F7" w:color="auto" w:val="clear"/>
+            <w:shd w:val="clear" w:color="auto" w:fill="F3F6F7"/>
             <w:tcMar>
-              <w:top w:type="dxa" w:w="130"/>
-              <w:left w:type="dxa" w:w="140"/>
-              <w:bottom w:type="dxa" w:w="130"/>
-              <w:right w:type="dxa" w:w="140"/>
+              <w:top w:w="130" w:type="dxa"/>
+              <w:left w:w="140" w:type="dxa"/>
+              <w:bottom w:w="130" w:type="dxa"/>
+              <w:right w:w="140" w:type="dxa"/>
             </w:tcMar>
-            <w:vAlign w:val="top"/>
           </w:tcPr>
           <w:p>
             <w:pPr>
-              <w:spacing w:after="40" w:before="0" w:line="260"/>
-            </w:pPr>
-            <w:r>
-              <w:rPr>
-                <w:rFonts w:ascii="Palatino Linotype" w:cs="Palatino Linotype" w:eastAsia="Palatino Linotype" w:hAnsi="Palatino Linotype"/>
+              <w:spacing w:after="40" w:line="260" w:lineRule="auto"/>
+            </w:pPr>
+            <w:r>
+              <w:rPr>
                 <w:color w:val="A86B00"/>
                 <w:sz w:val="30"/>
                 <w:szCs w:val="30"/>
               </w:rPr>
-              <w:t xml:space="preserve">2022</w:t>
-            </w:r>
-          </w:p>
-          <w:p>
-            <w:pPr>
-              <w:spacing w:after="0" w:before="0" w:line="250"/>
-            </w:pPr>
-            <w:r>
-              <w:rPr>
-                <w:rFonts w:ascii="Palatino Linotype" w:cs="Palatino Linotype" w:eastAsia="Palatino Linotype" w:hAnsi="Palatino Linotype"/>
+              <w:t>2022</w:t>
+            </w:r>
+          </w:p>
+          <w:p>
+            <w:pPr>
+              <w:spacing w:line="250" w:lineRule="auto"/>
+            </w:pPr>
+            <w:r>
+              <w:rPr>
                 <w:b/>
                 <w:bCs/>
                 <w:color w:val="13162C"/>
                 <w:sz w:val="16"/>
                 <w:szCs w:val="16"/>
               </w:rPr>
-              <w:t xml:space="preserve">Chief Creative Officer</w:t>
-            </w:r>
-            <w:r>
-              <w:rPr>
-                <w:rFonts w:ascii="Palatino Linotype" w:cs="Palatino Linotype" w:eastAsia="Palatino Linotype" w:hAnsi="Palatino Linotype"/>
-                <w:color w:val="2E3250"/>
+              <w:t>Chief Creative Officer</w:t>
+            </w:r>
+            <w:r>
+              <w:rPr>
                 <w:sz w:val="16"/>
                 <w:szCs w:val="16"/>
               </w:rPr>
-              <w:t xml:space="preserve">, Simple Vedas</w:t>
+              <w:t>, Simple Vedas</w:t>
             </w:r>
           </w:p>
         </w:tc>
         <w:tc>
           <w:tcPr>
-            <w:tcW w:type="dxa" w:w="2409"/>
+            <w:tcW w:w="2409" w:type="dxa"/>
             <w:tcBorders>
-              <w:top w:val="single" w:color="2F6B36" w:sz="24"/>
-              <w:left w:val="none" w:color="FFFFFF" w:sz="0"/>
-              <w:bottom w:val="none" w:color="FFFFFF" w:sz="0"/>
-              <w:right w:val="none" w:color="FFFFFF" w:sz="0"/>
+              <w:top w:val="single" w:sz="24" w:space="0" w:color="2F6B36"/>
+              <w:left w:val="none" w:sz="0" w:space="0" w:color="FFFFFF"/>
+              <w:bottom w:val="none" w:sz="0" w:space="0" w:color="FFFFFF"/>
+              <w:right w:val="none" w:sz="0" w:space="0" w:color="FFFFFF"/>
             </w:tcBorders>
-            <w:shd w:fill="F3F6F7" w:color="auto" w:val="clear"/>
+            <w:shd w:val="clear" w:color="auto" w:fill="F3F6F7"/>
             <w:tcMar>
-              <w:top w:type="dxa" w:w="130"/>
-              <w:left w:type="dxa" w:w="140"/>
-              <w:bottom w:type="dxa" w:w="130"/>
-              <w:right w:type="dxa" w:w="140"/>
+              <w:top w:w="130" w:type="dxa"/>
+              <w:left w:w="140" w:type="dxa"/>
+              <w:bottom w:w="130" w:type="dxa"/>
+              <w:right w:w="140" w:type="dxa"/>
             </w:tcMar>
-            <w:vAlign w:val="top"/>
           </w:tcPr>
           <w:p>
             <w:pPr>
-              <w:spacing w:after="40" w:before="0" w:line="260"/>
-            </w:pPr>
-            <w:r>
-              <w:rPr>
-                <w:rFonts w:ascii="Palatino Linotype" w:cs="Palatino Linotype" w:eastAsia="Palatino Linotype" w:hAnsi="Palatino Linotype"/>
+              <w:spacing w:after="40" w:line="260" w:lineRule="auto"/>
+            </w:pPr>
+            <w:r>
+              <w:rPr>
                 <w:color w:val="2F6B36"/>
                 <w:sz w:val="30"/>
                 <w:szCs w:val="30"/>
               </w:rPr>
-              <w:t xml:space="preserve">2022</w:t>
-            </w:r>
-          </w:p>
-          <w:p>
-            <w:pPr>
-              <w:spacing w:after="0" w:before="0" w:line="250"/>
-            </w:pPr>
-            <w:r>
-              <w:rPr>
-                <w:rFonts w:ascii="Palatino Linotype" w:cs="Palatino Linotype" w:eastAsia="Palatino Linotype" w:hAnsi="Palatino Linotype"/>
+              <w:t>2022</w:t>
+            </w:r>
+          </w:p>
+          <w:p>
+            <w:pPr>
+              <w:spacing w:line="250" w:lineRule="auto"/>
+            </w:pPr>
+            <w:r>
+              <w:rPr>
                 <w:b/>
                 <w:bCs/>
                 <w:color w:val="13162C"/>
                 <w:sz w:val="16"/>
                 <w:szCs w:val="16"/>
               </w:rPr>
-              <w:t xml:space="preserve">Design Lead</w:t>
-            </w:r>
-            <w:r>
-              <w:rPr>
-                <w:rFonts w:ascii="Palatino Linotype" w:cs="Palatino Linotype" w:eastAsia="Palatino Linotype" w:hAnsi="Palatino Linotype"/>
-                <w:color w:val="2E3250"/>
+              <w:t>Design Lead</w:t>
+            </w:r>
+            <w:r>
+              <w:rPr>
                 <w:sz w:val="16"/>
                 <w:szCs w:val="16"/>
               </w:rPr>
-              <w:t xml:space="preserve">, Govardhan Ecovillage</w:t>
+              <w:t>, Govardhan Ecovillage</w:t>
             </w:r>
           </w:p>
         </w:tc>
         <w:tc>
           <w:tcPr>
-            <w:tcW w:type="dxa" w:w="2411"/>
+            <w:tcW w:w="2411" w:type="dxa"/>
             <w:tcBorders>
-              <w:top w:val="single" w:color="B23F20" w:sz="24"/>
-              <w:left w:val="none" w:color="FFFFFF" w:sz="0"/>
-              <w:bottom w:val="none" w:color="FFFFFF" w:sz="0"/>
-              <w:right w:val="none" w:color="FFFFFF" w:sz="0"/>
+              <w:top w:val="single" w:sz="24" w:space="0" w:color="B23F20"/>
+              <w:left w:val="none" w:sz="0" w:space="0" w:color="FFFFFF"/>
+              <w:bottom w:val="none" w:sz="0" w:space="0" w:color="FFFFFF"/>
+              <w:right w:val="none" w:sz="0" w:space="0" w:color="FFFFFF"/>
             </w:tcBorders>
-            <w:shd w:fill="F3F6F7" w:color="auto" w:val="clear"/>
+            <w:shd w:val="clear" w:color="auto" w:fill="F3F6F7"/>
             <w:tcMar>
-              <w:top w:type="dxa" w:w="130"/>
-              <w:left w:type="dxa" w:w="140"/>
-              <w:bottom w:type="dxa" w:w="130"/>
-              <w:right w:type="dxa" w:w="140"/>
+              <w:top w:w="130" w:type="dxa"/>
+              <w:left w:w="140" w:type="dxa"/>
+              <w:bottom w:w="130" w:type="dxa"/>
+              <w:right w:w="140" w:type="dxa"/>
             </w:tcMar>
-            <w:vAlign w:val="top"/>
           </w:tcPr>
           <w:p>
             <w:pPr>
-              <w:spacing w:after="40" w:before="0" w:line="260"/>
-            </w:pPr>
-            <w:r>
-              <w:rPr>
-                <w:rFonts w:ascii="Palatino Linotype" w:cs="Palatino Linotype" w:eastAsia="Palatino Linotype" w:hAnsi="Palatino Linotype"/>
+              <w:spacing w:after="40" w:line="260" w:lineRule="auto"/>
+            </w:pPr>
+            <w:r>
+              <w:rPr>
                 <w:color w:val="B23F20"/>
                 <w:sz w:val="30"/>
                 <w:szCs w:val="30"/>
               </w:rPr>
-              <w:t xml:space="preserve">2025</w:t>
-            </w:r>
-          </w:p>
-          <w:p>
-            <w:pPr>
-              <w:spacing w:after="0" w:before="0" w:line="250"/>
-            </w:pPr>
-            <w:r>
-              <w:rPr>
-                <w:rFonts w:ascii="Palatino Linotype" w:cs="Palatino Linotype" w:eastAsia="Palatino Linotype" w:hAnsi="Palatino Linotype"/>
+              <w:t>2025</w:t>
+            </w:r>
+          </w:p>
+          <w:p>
+            <w:pPr>
+              <w:spacing w:line="250" w:lineRule="auto"/>
+            </w:pPr>
+            <w:r>
+              <w:rPr>
                 <w:b/>
                 <w:bCs/>
                 <w:color w:val="13162C"/>
                 <w:sz w:val="16"/>
                 <w:szCs w:val="16"/>
               </w:rPr>
-              <w:t xml:space="preserve">Strategic Creative Lead</w:t>
-            </w:r>
-            <w:r>
-              <w:rPr>
-                <w:rFonts w:ascii="Palatino Linotype" w:cs="Palatino Linotype" w:eastAsia="Palatino Linotype" w:hAnsi="Palatino Linotype"/>
-                <w:color w:val="2E3250"/>
+              <w:t>Strategic Creative Lead</w:t>
+            </w:r>
+            <w:r>
+              <w:rPr>
                 <w:sz w:val="16"/>
                 <w:szCs w:val="16"/>
               </w:rPr>
-              <w:t xml:space="preserve">, Healy World GmbH</w:t>
+              <w:t>, Healy World GmbH</w:t>
             </w:r>
           </w:p>
         </w:tc>
@@ -1488,75 +1523,78 @@
     </w:tbl>
     <w:p>
       <w:pPr>
-        <w:spacing w:after="0" w:before="260" w:line="300"/>
+        <w:spacing w:before="260" w:line="300" w:lineRule="auto"/>
       </w:pPr>
       <w:r>
-        <w:rPr>
-          <w:rFonts w:ascii="Palatino Linotype" w:cs="Palatino Linotype" w:eastAsia="Palatino Linotype" w:hAnsi="Palatino Linotype"/>
-          <w:color w:val="2E3250"/>
-          <w:sz w:val="20"/>
-          <w:szCs w:val="20"/>
-        </w:rPr>
-        <w:t xml:space="preserve">Aayushi’s practice is rooted in </w:t>
+        <w:br/>
+      </w:r>
+      <w:proofErr w:type="spellStart"/>
+      <w:r>
+        <w:t>Aayushi’s</w:t>
+      </w:r>
+      <w:proofErr w:type="spellEnd"/>
+      <w:r>
+        <w:t xml:space="preserve"> practice is rooted in </w:t>
       </w:r>
       <w:r>
         <w:rPr>
-          <w:rFonts w:ascii="Palatino Linotype" w:cs="Palatino Linotype" w:eastAsia="Palatino Linotype" w:hAnsi="Palatino Linotype"/>
           <w:b/>
           <w:bCs/>
           <w:color w:val="13162C"/>
-          <w:sz w:val="20"/>
-          <w:szCs w:val="20"/>
         </w:rPr>
-        <w:t xml:space="preserve">human-centred design</w:t>
+        <w:t>human-</w:t>
+      </w:r>
+      <w:proofErr w:type="spellStart"/>
+      <w:r>
+        <w:rPr>
+          <w:b/>
+          <w:bCs/>
+          <w:color w:val="13162C"/>
+        </w:rPr>
+        <w:t>centred</w:t>
+      </w:r>
+      <w:proofErr w:type="spellEnd"/>
+      <w:r>
+        <w:rPr>
+          <w:b/>
+          <w:bCs/>
+          <w:color w:val="13162C"/>
+        </w:rPr>
+        <w:t xml:space="preserve"> design</w:t>
       </w:r>
       <w:r>
-        <w:rPr>
-          <w:rFonts w:ascii="Palatino Linotype" w:cs="Palatino Linotype" w:eastAsia="Palatino Linotype" w:hAnsi="Palatino Linotype"/>
-          <w:color w:val="2E3250"/>
-          <w:sz w:val="20"/>
-          <w:szCs w:val="20"/>
-        </w:rPr>
         <w:t xml:space="preserve">: understanding people first, then shaping the experiences, stories and systems that serve them. She brings to S3 </w:t>
       </w:r>
       <w:r>
         <w:rPr>
-          <w:rFonts w:ascii="Palatino Linotype" w:cs="Palatino Linotype" w:eastAsia="Palatino Linotype" w:hAnsi="Palatino Linotype"/>
           <w:b/>
           <w:bCs/>
           <w:color w:val="13162C"/>
-          <w:sz w:val="20"/>
-          <w:szCs w:val="20"/>
         </w:rPr>
-        <w:t xml:space="preserve">a global eye and a deep respect for the communities it serves</w:t>
+        <w:t>a global eye and a deep respect for the communities it serves</w:t>
       </w:r>
       <w:r>
-        <w:rPr>
-          <w:rFonts w:ascii="Palatino Linotype" w:cs="Palatino Linotype" w:eastAsia="Palatino Linotype" w:hAnsi="Palatino Linotype"/>
-          <w:color w:val="2E3250"/>
-          <w:sz w:val="20"/>
-          <w:szCs w:val="20"/>
-        </w:rPr>
-        <w:t xml:space="preserve">, helping the foundation share its work with clarity, dignity and care.</w:t>
+        <w:t>, helping the foundation share its work with clarity, dignity and care.</w:t>
       </w:r>
     </w:p>
     <w:p>
       <w:pPr>
-        <w:spacing w:after="280" w:before="0" w:line="290"/>
+        <w:spacing w:after="280" w:line="290" w:lineRule="auto"/>
       </w:pPr>
     </w:p>
     <w:tbl>
       <w:tblPr>
-        <w:tblW w:type="dxa" w:w="9638"/>
+        <w:tblW w:w="9638" w:type="dxa"/>
         <w:tblBorders>
-          <w:top w:val="none" w:color="FFFFFF" w:sz="0"/>
-          <w:left w:val="none" w:color="FFFFFF" w:sz="0"/>
-          <w:bottom w:val="none" w:color="FFFFFF" w:sz="0"/>
-          <w:right w:val="none" w:color="FFFFFF" w:sz="0"/>
-          <w:insideH w:val="none" w:color="FFFFFF" w:sz="0"/>
-          <w:insideV w:val="none" w:color="FFFFFF" w:sz="0"/>
+          <w:top w:val="none" w:sz="0" w:space="0" w:color="FFFFFF"/>
+          <w:left w:val="none" w:sz="0" w:space="0" w:color="FFFFFF"/>
+          <w:bottom w:val="none" w:sz="0" w:space="0" w:color="FFFFFF"/>
+          <w:right w:val="none" w:sz="0" w:space="0" w:color="FFFFFF"/>
+          <w:insideH w:val="none" w:sz="0" w:space="0" w:color="FFFFFF"/>
+          <w:insideV w:val="none" w:sz="0" w:space="0" w:color="FFFFFF"/>
         </w:tblBorders>
         <w:tblLayout w:type="fixed"/>
+        <w:tblLook w:val="04A0" w:firstRow="1" w:lastRow="0" w:firstColumn="1" w:lastColumn="0" w:noHBand="0" w:noVBand="1"/>
       </w:tblPr>
       <w:tblGrid>
         <w:gridCol w:w="9638"/>
@@ -1564,30 +1602,28 @@
       <w:tr>
         <w:tc>
           <w:tcPr>
-            <w:tcW w:type="dxa" w:w="9638"/>
+            <w:tcW w:w="9638" w:type="dxa"/>
             <w:tcBorders>
-              <w:top w:val="none" w:color="FFFFFF" w:sz="0"/>
-              <w:left w:val="none" w:color="FFFFFF" w:sz="0"/>
-              <w:bottom w:val="none" w:color="FFFFFF" w:sz="0"/>
-              <w:right w:val="none" w:color="FFFFFF" w:sz="0"/>
+              <w:top w:val="none" w:sz="0" w:space="0" w:color="FFFFFF"/>
+              <w:left w:val="none" w:sz="0" w:space="0" w:color="FFFFFF"/>
+              <w:bottom w:val="none" w:sz="0" w:space="0" w:color="FFFFFF"/>
+              <w:right w:val="none" w:sz="0" w:space="0" w:color="FFFFFF"/>
             </w:tcBorders>
-            <w:shd w:fill="1F2340" w:color="auto" w:val="clear"/>
+            <w:shd w:val="clear" w:color="auto" w:fill="1F2340"/>
             <w:tcMar>
-              <w:top w:type="dxa" w:w="170"/>
-              <w:left w:type="dxa" w:w="160"/>
-              <w:bottom w:type="dxa" w:w="170"/>
-              <w:right w:type="dxa" w:w="160"/>
+              <w:top w:w="170" w:type="dxa"/>
+              <w:left w:w="160" w:type="dxa"/>
+              <w:bottom w:w="170" w:type="dxa"/>
+              <w:right w:w="160" w:type="dxa"/>
             </w:tcMar>
-            <w:vAlign w:val="top"/>
           </w:tcPr>
           <w:p>
             <w:pPr>
-              <w:spacing w:after="0" w:before="0" w:line="290"/>
+              <w:spacing w:line="290" w:lineRule="auto"/>
               <w:jc w:val="center"/>
             </w:pPr>
             <w:r>
               <w:rPr>
-                <w:rFonts w:ascii="Palatino Linotype" w:cs="Palatino Linotype" w:eastAsia="Palatino Linotype" w:hAnsi="Palatino Linotype"/>
                 <w:b/>
                 <w:bCs/>
                 <w:color w:val="9DCFE0"/>
@@ -1599,25 +1635,25 @@
             </w:r>
             <w:r>
               <w:rPr>
-                <w:rFonts w:ascii="Palatino Linotype" w:cs="Palatino Linotype" w:eastAsia="Palatino Linotype" w:hAnsi="Palatino Linotype"/>
                 <w:color w:val="FFFFFF"/>
                 <w:sz w:val="17"/>
                 <w:szCs w:val="17"/>
               </w:rPr>
-              <w:t xml:space="preserve">contact@s3impact.org.in</w:t>
-            </w:r>
-            <w:r>
-              <w:rPr>
-                <w:rFonts w:ascii="Palatino Linotype" w:cs="Palatino Linotype" w:eastAsia="Palatino Linotype" w:hAnsi="Palatino Linotype"/>
-                <w:color w:val="2E3250"/>
-                <w:sz w:val="20"/>
-                <w:szCs w:val="20"/>
-              </w:rPr>
+              <w:t>aayushi</w:t>
+            </w:r>
+            <w:r>
+              <w:rPr>
+                <w:color w:val="FFFFFF"/>
+                <w:sz w:val="17"/>
+                <w:szCs w:val="17"/>
+              </w:rPr>
+              <w:t>@s3impact.org.in</w:t>
+            </w:r>
+            <w:r>
               <w:t xml:space="preserve">          </w:t>
             </w:r>
             <w:r>
               <w:rPr>
-                <w:rFonts w:ascii="Palatino Linotype" w:cs="Palatino Linotype" w:eastAsia="Palatino Linotype" w:hAnsi="Palatino Linotype"/>
                 <w:b/>
                 <w:bCs/>
                 <w:color w:val="9DCFE0"/>
@@ -1625,110 +1661,60 @@
                 <w:sz w:val="14"/>
                 <w:szCs w:val="14"/>
               </w:rPr>
-              <w:t xml:space="preserve">WEB   </w:t>
-            </w:r>
-            <w:r>
-              <w:rPr>
-                <w:rFonts w:ascii="Palatino Linotype" w:cs="Palatino Linotype" w:eastAsia="Palatino Linotype" w:hAnsi="Palatino Linotype"/>
+              <w:t>WEB</w:t>
+            </w:r>
+            <w:r>
+              <w:rPr>
+                <w:b/>
+                <w:bCs/>
+                <w:color w:val="9DCFE0"/>
+                <w:spacing w:val="30"/>
+                <w:sz w:val="14"/>
+                <w:szCs w:val="14"/>
+              </w:rPr>
+              <w:t>SITE</w:t>
+            </w:r>
+            <w:r>
+              <w:rPr>
+                <w:b/>
+                <w:bCs/>
+                <w:color w:val="9DCFE0"/>
+                <w:spacing w:val="30"/>
+                <w:sz w:val="14"/>
+                <w:szCs w:val="14"/>
+              </w:rPr>
+              <w:t xml:space="preserve">   </w:t>
+            </w:r>
+            <w:r>
+              <w:rPr>
                 <w:color w:val="FFFFFF"/>
                 <w:sz w:val="17"/>
                 <w:szCs w:val="17"/>
               </w:rPr>
-              <w:t xml:space="preserve">s3impact.org.in</w:t>
+              <w:t>s3impact.org.in</w:t>
             </w:r>
           </w:p>
         </w:tc>
       </w:tr>
     </w:tbl>
+    <w:p/>
     <w:sectPr>
-      <w:pgSz w:w="11906" w:h="16838" w:orient="portrait"/>
+      <w:pgSz w:w="11906" w:h="16838"/>
       <w:pgMar w:top="1800" w:right="1134" w:bottom="700" w:left="1134" w:header="708" w:footer="708" w:gutter="0"/>
-      <w:pgNumType/>
+      <w:cols w:space="720"/>
       <w:docGrid w:linePitch="360"/>
     </w:sectPr>
   </w:body>
 </w:document>
 </file>
 
-<file path=word/endnotes.xml><?xml version="1.0" encoding="utf-8"?>
-<w:endnotes xmlns:wpc="http://schemas.microsoft.com/office/word/2010/wordprocessingCanvas" xmlns:mc="http://schemas.openxmlformats.org/markup-compatibility/2006" xmlns:o="urn:schemas-microsoft-com:office:office" xmlns:r="http://schemas.openxmlformats.org/officeDocument/2006/relationships" xmlns:m="http://schemas.openxmlformats.org/officeDocument/2006/math" xmlns:v="urn:schemas-microsoft-com:vml" xmlns:wp14="http://schemas.microsoft.com/office/word/2010/wordprocessingDrawing" xmlns:wp="http://schemas.openxmlformats.org/drawingml/2006/wordprocessingDrawing" xmlns:w10="urn:schemas-microsoft-com:office:word" xmlns:w="http://schemas.openxmlformats.org/wordprocessingml/2006/main" xmlns:w14="http://schemas.microsoft.com/office/word/2010/wordml" xmlns:w15="http://schemas.microsoft.com/office/word/2012/wordml" xmlns:wpg="http://schemas.microsoft.com/office/word/2010/wordprocessingGroup" xmlns:wpi="http://schemas.microsoft.com/office/word/2010/wordprocessingInk" xmlns:wne="http://schemas.microsoft.com/office/word/2006/wordml" xmlns:wps="http://schemas.microsoft.com/office/word/2010/wordprocessingShape" mc:Ignorable="w14 w15 wp14">
-  <w:endnote w:type="separator" w:id="-1">
-    <w:p>
-      <w:pPr>
-        <w:spacing w:after="0" w:line="240" w:lineRule="auto"/>
-      </w:pPr>
-      <w:r>
-        <w:rPr>
-          <w:rStyle w:val="EndnoteReference"/>
-        </w:rPr>
-        <w:endnoteRef/>
-      </w:r>
-      <w:r>
-        <w:separator/>
-      </w:r>
-    </w:p>
-  </w:endnote>
-  <w:endnote w:type="continuationSeparator" w:id="0">
-    <w:p>
-      <w:pPr>
-        <w:spacing w:after="0" w:line="240" w:lineRule="auto"/>
-      </w:pPr>
-      <w:r>
-        <w:rPr>
-          <w:rStyle w:val="EndnoteReference"/>
-        </w:rPr>
-        <w:endnoteRef/>
-      </w:r>
-      <w:r>
-        <w:continuationSeparator/>
-      </w:r>
-    </w:p>
-  </w:endnote>
-</w:endnotes>
-</file>
-
-<file path=word/footnotes.xml><?xml version="1.0" encoding="utf-8"?>
-<w:footnotes xmlns:wpc="http://schemas.microsoft.com/office/word/2010/wordprocessingCanvas" xmlns:mc="http://schemas.openxmlformats.org/markup-compatibility/2006" xmlns:o="urn:schemas-microsoft-com:office:office" xmlns:r="http://schemas.openxmlformats.org/officeDocument/2006/relationships" xmlns:m="http://schemas.openxmlformats.org/officeDocument/2006/math" xmlns:v="urn:schemas-microsoft-com:vml" xmlns:wp14="http://schemas.microsoft.com/office/word/2010/wordprocessingDrawing" xmlns:wp="http://schemas.openxmlformats.org/drawingml/2006/wordprocessingDrawing" xmlns:w10="urn:schemas-microsoft-com:office:word" xmlns:w="http://schemas.openxmlformats.org/wordprocessingml/2006/main" xmlns:w14="http://schemas.microsoft.com/office/word/2010/wordml" xmlns:w15="http://schemas.microsoft.com/office/word/2012/wordml" xmlns:wpg="http://schemas.microsoft.com/office/word/2010/wordprocessingGroup" xmlns:wpi="http://schemas.microsoft.com/office/word/2010/wordprocessingInk" xmlns:wne="http://schemas.microsoft.com/office/word/2006/wordml" xmlns:wps="http://schemas.microsoft.com/office/word/2010/wordprocessingShape" mc:Ignorable="w14 w15 wp14">
-  <w:footnote w:type="separator" w:id="-1">
-    <w:p>
-      <w:pPr>
-        <w:spacing w:after="0" w:line="240" w:lineRule="auto"/>
-      </w:pPr>
-      <w:r>
-        <w:rPr>
-          <w:rStyle w:val="FootnoteReference"/>
-        </w:rPr>
-        <w:footnoteRef/>
-      </w:r>
-      <w:r>
-        <w:separator/>
-      </w:r>
-    </w:p>
-  </w:footnote>
-  <w:footnote w:type="continuationSeparator" w:id="0">
-    <w:p>
-      <w:pPr>
-        <w:spacing w:after="0" w:line="240" w:lineRule="auto"/>
-      </w:pPr>
-      <w:r>
-        <w:rPr>
-          <w:rStyle w:val="FootnoteReference"/>
-        </w:rPr>
-        <w:footnoteRef/>
-      </w:r>
-      <w:r>
-        <w:continuationSeparator/>
-      </w:r>
-    </w:p>
-  </w:footnote>
-</w:footnotes>
-</file>
-
 <file path=word/numbering.xml><?xml version="1.0" encoding="utf-8"?>
-<w:numbering xmlns:wpc="http://schemas.microsoft.com/office/word/2010/wordprocessingCanvas" xmlns:mc="http://schemas.openxmlformats.org/markup-compatibility/2006" xmlns:o="urn:schemas-microsoft-com:office:office" xmlns:r="http://schemas.openxmlformats.org/officeDocument/2006/relationships" xmlns:m="http://schemas.openxmlformats.org/officeDocument/2006/math" xmlns:v="urn:schemas-microsoft-com:vml" xmlns:wp14="http://schemas.microsoft.com/office/word/2010/wordprocessingDrawing" xmlns:wp="http://schemas.openxmlformats.org/drawingml/2006/wordprocessingDrawing" xmlns:w10="urn:schemas-microsoft-com:office:word" xmlns:w="http://schemas.openxmlformats.org/wordprocessingml/2006/main" xmlns:w14="http://schemas.microsoft.com/office/word/2010/wordml" xmlns:w15="http://schemas.microsoft.com/office/word/2012/wordml" xmlns:wpg="http://schemas.microsoft.com/office/word/2010/wordprocessingGroup" xmlns:wpi="http://schemas.microsoft.com/office/word/2010/wordprocessingInk" xmlns:wne="http://schemas.microsoft.com/office/word/2006/wordml" xmlns:wps="http://schemas.microsoft.com/office/word/2010/wordprocessingShape" mc:Ignorable="w14 w15 wp14">
-  <w:abstractNum w:abstractNumId="1" w15:restartNumberingAfterBreak="0">
+<w:numbering xmlns:wpc="http://schemas.microsoft.com/office/word/2010/wordprocessingCanvas" xmlns:cx="http://schemas.microsoft.com/office/drawing/2014/chartex" xmlns:cx1="http://schemas.microsoft.com/office/drawing/2015/9/8/chartex" xmlns:cx2="http://schemas.microsoft.com/office/drawing/2015/10/21/chartex" xmlns:cx3="http://schemas.microsoft.com/office/drawing/2016/5/9/chartex" xmlns:cx4="http://schemas.microsoft.com/office/drawing/2016/5/10/chartex" xmlns:cx5="http://schemas.microsoft.com/office/drawing/2016/5/11/chartex" xmlns:cx6="http://schemas.microsoft.com/office/drawing/2016/5/12/chartex" xmlns:cx7="http://schemas.microsoft.com/office/drawing/2016/5/13/chartex" xmlns:cx8="http://schemas.microsoft.com/office/drawing/2016/5/14/chartex" xmlns:mc="http://schemas.openxmlformats.org/markup-compatibility/2006" xmlns:aink="http://schemas.microsoft.com/office/drawing/2016/ink" xmlns:am3d="http://schemas.microsoft.com/office/drawing/2017/model3d" xmlns:o="urn:schemas-microsoft-com:office:office" xmlns:oel="http://schemas.microsoft.com/office/2019/extlst" xmlns:r="http://schemas.openxmlformats.org/officeDocument/2006/relationships" xmlns:m="http://schemas.openxmlformats.org/officeDocument/2006/math" xmlns:v="urn:schemas-microsoft-com:vml" xmlns:wp14="http://schemas.microsoft.com/office/word/2010/wordprocessingDrawing" xmlns:wp="http://schemas.openxmlformats.org/drawingml/2006/wordprocessingDrawing" xmlns:w10="urn:schemas-microsoft-com:office:word" xmlns:w="http://schemas.openxmlformats.org/wordprocessingml/2006/main" xmlns:w14="http://schemas.microsoft.com/office/word/2010/wordml" xmlns:w15="http://schemas.microsoft.com/office/word/2012/wordml" xmlns:w16cex="http://schemas.microsoft.com/office/word/2018/wordml/cex" xmlns:w16cid="http://schemas.microsoft.com/office/word/2016/wordml/cid" xmlns:w16="http://schemas.microsoft.com/office/word/2018/wordml" xmlns:w16sdtdh="http://schemas.microsoft.com/office/word/2020/wordml/sdtdatahash" xmlns:w16se="http://schemas.microsoft.com/office/word/2015/wordml/symex" xmlns:wpg="http://schemas.microsoft.com/office/word/2010/wordprocessingGroup" xmlns:wpi="http://schemas.microsoft.com/office/word/2010/wordprocessingInk" xmlns:wne="http://schemas.microsoft.com/office/word/2006/wordml" xmlns:wps="http://schemas.microsoft.com/office/word/2010/wordprocessingShape" mc:Ignorable="w14 w15 w16se w16cid w16 w16cex w16sdtdh wp14">
+  <w:abstractNum w:abstractNumId="0" w15:restartNumberingAfterBreak="0">
+    <w:nsid w:val="5FE3474A"/>
     <w:multiLevelType w:val="hybridMultilevel"/>
-    <w:lvl w:ilvl="0" w:tentative="1">
+    <w:tmpl w:val="6FB257B2"/>
+    <w:lvl w:ilvl="0" w:tplc="CB7C062E" w:tentative="1">
       <w:start w:val="1"/>
       <w:numFmt w:val="bullet"/>
       <w:lvlText w:val="●"/>
@@ -1737,7 +1723,7 @@
         <w:ind w:left="720" w:hanging="360"/>
       </w:pPr>
     </w:lvl>
-    <w:lvl w:ilvl="1" w:tentative="1">
+    <w:lvl w:ilvl="1" w:tplc="953CC75A" w:tentative="1">
       <w:start w:val="1"/>
       <w:numFmt w:val="bullet"/>
       <w:lvlText w:val="○"/>
@@ -1746,7 +1732,7 @@
         <w:ind w:left="1440" w:hanging="360"/>
       </w:pPr>
     </w:lvl>
-    <w:lvl w:ilvl="2" w:tentative="1">
+    <w:lvl w:ilvl="2" w:tplc="6F1A9A76" w:tentative="1">
       <w:start w:val="1"/>
       <w:numFmt w:val="bullet"/>
       <w:lvlText w:val="■"/>
@@ -1755,7 +1741,7 @@
         <w:ind w:left="2160" w:hanging="360"/>
       </w:pPr>
     </w:lvl>
-    <w:lvl w:ilvl="3" w:tentative="1">
+    <w:lvl w:ilvl="3" w:tplc="24D41BE8" w:tentative="1">
       <w:start w:val="1"/>
       <w:numFmt w:val="bullet"/>
       <w:lvlText w:val="●"/>
@@ -1764,7 +1750,7 @@
         <w:ind w:left="2880" w:hanging="360"/>
       </w:pPr>
     </w:lvl>
-    <w:lvl w:ilvl="4" w:tentative="1">
+    <w:lvl w:ilvl="4" w:tplc="E0D61B5E" w:tentative="1">
       <w:start w:val="1"/>
       <w:numFmt w:val="bullet"/>
       <w:lvlText w:val="○"/>
@@ -1773,7 +1759,7 @@
         <w:ind w:left="3600" w:hanging="360"/>
       </w:pPr>
     </w:lvl>
-    <w:lvl w:ilvl="5" w:tentative="1">
+    <w:lvl w:ilvl="5" w:tplc="47725F82" w:tentative="1">
       <w:start w:val="1"/>
       <w:numFmt w:val="bullet"/>
       <w:lvlText w:val="■"/>
@@ -1782,7 +1768,7 @@
         <w:ind w:left="4320" w:hanging="360"/>
       </w:pPr>
     </w:lvl>
-    <w:lvl w:ilvl="6" w:tentative="1">
+    <w:lvl w:ilvl="6" w:tplc="5BDC8018" w:tentative="1">
       <w:start w:val="1"/>
       <w:numFmt w:val="bullet"/>
       <w:lvlText w:val="●"/>
@@ -1791,7 +1777,7 @@
         <w:ind w:left="5040" w:hanging="360"/>
       </w:pPr>
     </w:lvl>
-    <w:lvl w:ilvl="7" w:tentative="1">
+    <w:lvl w:ilvl="7" w:tplc="8D8CD5E4" w:tentative="1">
       <w:start w:val="1"/>
       <w:numFmt w:val="bullet"/>
       <w:lvlText w:val="●"/>
@@ -1800,7 +1786,7 @@
         <w:ind w:left="5760" w:hanging="360"/>
       </w:pPr>
     </w:lvl>
-    <w:lvl w:ilvl="8" w:tentative="1">
+    <w:lvl w:ilvl="8" w:tplc="1B9213DE" w:tentative="1">
       <w:start w:val="1"/>
       <w:numFmt w:val="bullet"/>
       <w:lvlText w:val="●"/>
@@ -1810,8 +1796,8 @@
       </w:pPr>
     </w:lvl>
   </w:abstractNum>
-  <w:num w:numId="1">
-    <w:abstractNumId w:val="1"/>
+  <w:num w:numId="1" w16cid:durableId="1415785995">
+    <w:abstractNumId w:val="0"/>
     <w:lvlOverride w:ilvl="0">
       <w:startOverride w:val="1"/>
     </w:lvlOverride>
@@ -1820,111 +1806,535 @@
 </file>
 
 <file path=word/styles.xml><?xml version="1.0" encoding="utf-8"?>
-<w:styles xmlns:mc="http://schemas.openxmlformats.org/markup-compatibility/2006" xmlns:r="http://schemas.openxmlformats.org/officeDocument/2006/relationships" xmlns:w="http://schemas.openxmlformats.org/wordprocessingml/2006/main" xmlns:w14="http://schemas.microsoft.com/office/word/2010/wordml" xmlns:w15="http://schemas.microsoft.com/office/word/2012/wordml" mc:Ignorable="w14 w15">
+<w:styles xmlns:mc="http://schemas.openxmlformats.org/markup-compatibility/2006" xmlns:r="http://schemas.openxmlformats.org/officeDocument/2006/relationships" xmlns:w="http://schemas.openxmlformats.org/wordprocessingml/2006/main" xmlns:w14="http://schemas.microsoft.com/office/word/2010/wordml" xmlns:w15="http://schemas.microsoft.com/office/word/2012/wordml" xmlns:w16cex="http://schemas.microsoft.com/office/word/2018/wordml/cex" xmlns:w16cid="http://schemas.microsoft.com/office/word/2016/wordml/cid" xmlns:w16="http://schemas.microsoft.com/office/word/2018/wordml" xmlns:w16sdtdh="http://schemas.microsoft.com/office/word/2020/wordml/sdtdatahash" xmlns:w16se="http://schemas.microsoft.com/office/word/2015/wordml/symex" mc:Ignorable="w14 w15 w16se w16cid w16 w16cex w16sdtdh">
   <w:docDefaults>
     <w:rPrDefault>
       <w:rPr>
-        <w:rFonts w:ascii="Palatino Linotype" w:cs="Palatino Linotype" w:eastAsia="Palatino Linotype" w:hAnsi="Palatino Linotype"/>
+        <w:rFonts w:ascii="Palatino Linotype" w:eastAsia="Palatino Linotype" w:hAnsi="Palatino Linotype" w:cs="Palatino Linotype"/>
         <w:color w:val="2E3250"/>
-        <w:sz w:val="20"/>
-        <w:szCs w:val="20"/>
+        <w:lang w:val="en-US" w:eastAsia="en-US" w:bidi="ar-SA"/>
       </w:rPr>
     </w:rPrDefault>
     <w:pPrDefault/>
   </w:docDefaults>
-  <w:style w:type="paragraph" w:styleId="Normal" w:default="1">
+  <w:latentStyles w:defLockedState="0" w:defUIPriority="99" w:defSemiHidden="0" w:defUnhideWhenUsed="0" w:defQFormat="0" w:count="376">
+    <w:lsdException w:name="Normal" w:uiPriority="0" w:qFormat="1"/>
+    <w:lsdException w:name="heading 1" w:uiPriority="9" w:qFormat="1"/>
+    <w:lsdException w:name="heading 2" w:semiHidden="1" w:uiPriority="9" w:unhideWhenUsed="1" w:qFormat="1"/>
+    <w:lsdException w:name="heading 3" w:semiHidden="1" w:uiPriority="9" w:unhideWhenUsed="1" w:qFormat="1"/>
+    <w:lsdException w:name="heading 4" w:semiHidden="1" w:uiPriority="9" w:unhideWhenUsed="1" w:qFormat="1"/>
+    <w:lsdException w:name="heading 5" w:semiHidden="1" w:uiPriority="9" w:unhideWhenUsed="1" w:qFormat="1"/>
+    <w:lsdException w:name="heading 6" w:semiHidden="1" w:uiPriority="9" w:unhideWhenUsed="1" w:qFormat="1"/>
+    <w:lsdException w:name="heading 7" w:semiHidden="1" w:uiPriority="9" w:unhideWhenUsed="1" w:qFormat="1"/>
+    <w:lsdException w:name="heading 8" w:semiHidden="1" w:uiPriority="9" w:unhideWhenUsed="1" w:qFormat="1"/>
+    <w:lsdException w:name="heading 9" w:semiHidden="1" w:uiPriority="9" w:unhideWhenUsed="1" w:qFormat="1"/>
+    <w:lsdException w:name="index 1" w:semiHidden="1" w:unhideWhenUsed="1"/>
+    <w:lsdException w:name="index 2" w:semiHidden="1" w:unhideWhenUsed="1"/>
+    <w:lsdException w:name="index 3" w:semiHidden="1" w:unhideWhenUsed="1"/>
+    <w:lsdException w:name="index 4" w:semiHidden="1" w:unhideWhenUsed="1"/>
+    <w:lsdException w:name="index 5" w:semiHidden="1" w:unhideWhenUsed="1"/>
+    <w:lsdException w:name="index 6" w:semiHidden="1" w:unhideWhenUsed="1"/>
+    <w:lsdException w:name="index 7" w:semiHidden="1" w:unhideWhenUsed="1"/>
+    <w:lsdException w:name="index 8" w:semiHidden="1" w:unhideWhenUsed="1"/>
+    <w:lsdException w:name="index 9" w:semiHidden="1" w:unhideWhenUsed="1"/>
+    <w:lsdException w:name="toc 1" w:semiHidden="1" w:uiPriority="39" w:unhideWhenUsed="1"/>
+    <w:lsdException w:name="toc 2" w:semiHidden="1" w:uiPriority="39" w:unhideWhenUsed="1"/>
+    <w:lsdException w:name="toc 3" w:semiHidden="1" w:uiPriority="39" w:unhideWhenUsed="1"/>
+    <w:lsdException w:name="toc 4" w:semiHidden="1" w:uiPriority="39" w:unhideWhenUsed="1"/>
+    <w:lsdException w:name="toc 5" w:semiHidden="1" w:uiPriority="39" w:unhideWhenUsed="1"/>
+    <w:lsdException w:name="toc 6" w:semiHidden="1" w:uiPriority="39" w:unhideWhenUsed="1"/>
+    <w:lsdException w:name="toc 7" w:semiHidden="1" w:uiPriority="39" w:unhideWhenUsed="1"/>
+    <w:lsdException w:name="toc 8" w:semiHidden="1" w:uiPriority="39" w:unhideWhenUsed="1"/>
+    <w:lsdException w:name="toc 9" w:semiHidden="1" w:uiPriority="39" w:unhideWhenUsed="1"/>
+    <w:lsdException w:name="Normal Indent" w:semiHidden="1" w:unhideWhenUsed="1"/>
+    <w:lsdException w:name="footnote text" w:semiHidden="1" w:unhideWhenUsed="1"/>
+    <w:lsdException w:name="annotation text" w:semiHidden="1" w:unhideWhenUsed="1"/>
+    <w:lsdException w:name="header" w:semiHidden="1" w:unhideWhenUsed="1"/>
+    <w:lsdException w:name="footer" w:semiHidden="1" w:unhideWhenUsed="1"/>
+    <w:lsdException w:name="index heading" w:semiHidden="1" w:unhideWhenUsed="1"/>
+    <w:lsdException w:name="caption" w:semiHidden="1" w:uiPriority="35" w:unhideWhenUsed="1" w:qFormat="1"/>
+    <w:lsdException w:name="table of figures" w:semiHidden="1" w:unhideWhenUsed="1"/>
+    <w:lsdException w:name="envelope address" w:semiHidden="1" w:unhideWhenUsed="1"/>
+    <w:lsdException w:name="envelope return" w:semiHidden="1" w:unhideWhenUsed="1"/>
+    <w:lsdException w:name="footnote reference" w:semiHidden="1" w:unhideWhenUsed="1"/>
+    <w:lsdException w:name="annotation reference" w:semiHidden="1" w:unhideWhenUsed="1"/>
+    <w:lsdException w:name="line number" w:semiHidden="1" w:unhideWhenUsed="1"/>
+    <w:lsdException w:name="page number" w:semiHidden="1" w:unhideWhenUsed="1"/>
+    <w:lsdException w:name="endnote reference" w:semiHidden="1" w:unhideWhenUsed="1"/>
+    <w:lsdException w:name="endnote text" w:semiHidden="1" w:unhideWhenUsed="1"/>
+    <w:lsdException w:name="table of authorities" w:semiHidden="1" w:unhideWhenUsed="1"/>
+    <w:lsdException w:name="macro" w:semiHidden="1" w:unhideWhenUsed="1"/>
+    <w:lsdException w:name="toa heading" w:semiHidden="1" w:unhideWhenUsed="1"/>
+    <w:lsdException w:name="List" w:semiHidden="1" w:unhideWhenUsed="1"/>
+    <w:lsdException w:name="List Bullet" w:semiHidden="1" w:unhideWhenUsed="1"/>
+    <w:lsdException w:name="List Number" w:semiHidden="1" w:unhideWhenUsed="1"/>
+    <w:lsdException w:name="List 2" w:semiHidden="1" w:unhideWhenUsed="1"/>
+    <w:lsdException w:name="List 3" w:semiHidden="1" w:unhideWhenUsed="1"/>
+    <w:lsdException w:name="List 4" w:semiHidden="1" w:unhideWhenUsed="1"/>
+    <w:lsdException w:name="List 5" w:semiHidden="1" w:unhideWhenUsed="1"/>
+    <w:lsdException w:name="List Bullet 2" w:semiHidden="1" w:unhideWhenUsed="1"/>
+    <w:lsdException w:name="List Bullet 3" w:semiHidden="1" w:unhideWhenUsed="1"/>
+    <w:lsdException w:name="List Bullet 4" w:semiHidden="1" w:unhideWhenUsed="1"/>
+    <w:lsdException w:name="List Bullet 5" w:semiHidden="1" w:unhideWhenUsed="1"/>
+    <w:lsdException w:name="List Number 2" w:semiHidden="1" w:unhideWhenUsed="1"/>
+    <w:lsdException w:name="List Number 3" w:semiHidden="1" w:unhideWhenUsed="1"/>
+    <w:lsdException w:name="List Number 4" w:semiHidden="1" w:unhideWhenUsed="1"/>
+    <w:lsdException w:name="List Number 5" w:semiHidden="1" w:unhideWhenUsed="1"/>
+    <w:lsdException w:name="Title" w:uiPriority="10" w:qFormat="1"/>
+    <w:lsdException w:name="Closing" w:semiHidden="1" w:unhideWhenUsed="1"/>
+    <w:lsdException w:name="Signature" w:semiHidden="1" w:unhideWhenUsed="1"/>
+    <w:lsdException w:name="Default Paragraph Font" w:semiHidden="1" w:uiPriority="1" w:unhideWhenUsed="1"/>
+    <w:lsdException w:name="Body Text" w:semiHidden="1" w:unhideWhenUsed="1"/>
+    <w:lsdException w:name="Body Text Indent" w:semiHidden="1" w:unhideWhenUsed="1"/>
+    <w:lsdException w:name="List Continue" w:semiHidden="1" w:unhideWhenUsed="1"/>
+    <w:lsdException w:name="List Continue 2" w:semiHidden="1" w:unhideWhenUsed="1"/>
+    <w:lsdException w:name="List Continue 3" w:semiHidden="1" w:unhideWhenUsed="1"/>
+    <w:lsdException w:name="List Continue 4" w:semiHidden="1" w:unhideWhenUsed="1"/>
+    <w:lsdException w:name="List Continue 5" w:semiHidden="1" w:unhideWhenUsed="1"/>
+    <w:lsdException w:name="Message Header" w:semiHidden="1" w:unhideWhenUsed="1"/>
+    <w:lsdException w:name="Subtitle" w:uiPriority="11" w:qFormat="1"/>
+    <w:lsdException w:name="Salutation" w:semiHidden="1" w:unhideWhenUsed="1"/>
+    <w:lsdException w:name="Date" w:semiHidden="1" w:unhideWhenUsed="1"/>
+    <w:lsdException w:name="Body Text First Indent" w:semiHidden="1" w:unhideWhenUsed="1"/>
+    <w:lsdException w:name="Body Text First Indent 2" w:semiHidden="1" w:unhideWhenUsed="1"/>
+    <w:lsdException w:name="Note Heading" w:semiHidden="1" w:unhideWhenUsed="1"/>
+    <w:lsdException w:name="Body Text 2" w:semiHidden="1" w:unhideWhenUsed="1"/>
+    <w:lsdException w:name="Body Text 3" w:semiHidden="1" w:unhideWhenUsed="1"/>
+    <w:lsdException w:name="Body Text Indent 2" w:semiHidden="1" w:unhideWhenUsed="1"/>
+    <w:lsdException w:name="Body Text Indent 3" w:semiHidden="1" w:unhideWhenUsed="1"/>
+    <w:lsdException w:name="Block Text" w:semiHidden="1" w:unhideWhenUsed="1"/>
+    <w:lsdException w:name="Hyperlink" w:semiHidden="1" w:unhideWhenUsed="1"/>
+    <w:lsdException w:name="FollowedHyperlink" w:semiHidden="1" w:unhideWhenUsed="1"/>
+    <w:lsdException w:name="Strong" w:uiPriority="22" w:qFormat="1"/>
+    <w:lsdException w:name="Emphasis" w:uiPriority="20" w:qFormat="1"/>
+    <w:lsdException w:name="Document Map" w:semiHidden="1" w:unhideWhenUsed="1"/>
+    <w:lsdException w:name="Plain Text" w:semiHidden="1" w:unhideWhenUsed="1"/>
+    <w:lsdException w:name="E-mail Signature" w:semiHidden="1" w:unhideWhenUsed="1"/>
+    <w:lsdException w:name="HTML Top of Form" w:semiHidden="1" w:unhideWhenUsed="1"/>
+    <w:lsdException w:name="HTML Bottom of Form" w:semiHidden="1" w:unhideWhenUsed="1"/>
+    <w:lsdException w:name="Normal (Web)" w:semiHidden="1" w:unhideWhenUsed="1"/>
+    <w:lsdException w:name="HTML Acronym" w:semiHidden="1" w:unhideWhenUsed="1"/>
+    <w:lsdException w:name="HTML Address" w:semiHidden="1" w:unhideWhenUsed="1"/>
+    <w:lsdException w:name="HTML Cite" w:semiHidden="1" w:unhideWhenUsed="1"/>
+    <w:lsdException w:name="HTML Code" w:semiHidden="1" w:unhideWhenUsed="1"/>
+    <w:lsdException w:name="HTML Definition" w:semiHidden="1" w:unhideWhenUsed="1"/>
+    <w:lsdException w:name="HTML Keyboard" w:semiHidden="1" w:unhideWhenUsed="1"/>
+    <w:lsdException w:name="HTML Preformatted" w:semiHidden="1" w:unhideWhenUsed="1"/>
+    <w:lsdException w:name="HTML Sample" w:semiHidden="1" w:unhideWhenUsed="1"/>
+    <w:lsdException w:name="HTML Typewriter" w:semiHidden="1" w:unhideWhenUsed="1"/>
+    <w:lsdException w:name="HTML Variable" w:semiHidden="1" w:unhideWhenUsed="1"/>
+    <w:lsdException w:name="Normal Table" w:semiHidden="1" w:unhideWhenUsed="1"/>
+    <w:lsdException w:name="annotation subject" w:semiHidden="1" w:unhideWhenUsed="1"/>
+    <w:lsdException w:name="No List" w:semiHidden="1" w:unhideWhenUsed="1"/>
+    <w:lsdException w:name="Outline List 1" w:semiHidden="1" w:unhideWhenUsed="1"/>
+    <w:lsdException w:name="Outline List 2" w:semiHidden="1" w:unhideWhenUsed="1"/>
+    <w:lsdException w:name="Outline List 3" w:semiHidden="1" w:unhideWhenUsed="1"/>
+    <w:lsdException w:name="Table Simple 1" w:semiHidden="1" w:unhideWhenUsed="1"/>
+    <w:lsdException w:name="Table Simple 2" w:semiHidden="1" w:unhideWhenUsed="1"/>
+    <w:lsdException w:name="Table Simple 3" w:semiHidden="1" w:unhideWhenUsed="1"/>
+    <w:lsdException w:name="Table Classic 1" w:semiHidden="1" w:unhideWhenUsed="1"/>
+    <w:lsdException w:name="Table Classic 2" w:semiHidden="1" w:unhideWhenUsed="1"/>
+    <w:lsdException w:name="Table Classic 3" w:semiHidden="1" w:unhideWhenUsed="1"/>
+    <w:lsdException w:name="Table Classic 4" w:semiHidden="1" w:unhideWhenUsed="1"/>
+    <w:lsdException w:name="Table Colorful 1" w:semiHidden="1" w:unhideWhenUsed="1"/>
+    <w:lsdException w:name="Table Colorful 2" w:semiHidden="1" w:unhideWhenUsed="1"/>
+    <w:lsdException w:name="Table Colorful 3" w:semiHidden="1" w:unhideWhenUsed="1"/>
+    <w:lsdException w:name="Table Columns 1" w:semiHidden="1" w:unhideWhenUsed="1"/>
+    <w:lsdException w:name="Table Columns 2" w:semiHidden="1" w:unhideWhenUsed="1"/>
+    <w:lsdException w:name="Table Columns 3" w:semiHidden="1" w:unhideWhenUsed="1"/>
+    <w:lsdException w:name="Table Columns 4" w:semiHidden="1" w:unhideWhenUsed="1"/>
+    <w:lsdException w:name="Table Columns 5" w:semiHidden="1" w:unhideWhenUsed="1"/>
+    <w:lsdException w:name="Table Grid 1" w:semiHidden="1" w:unhideWhenUsed="1"/>
+    <w:lsdException w:name="Table Grid 2" w:semiHidden="1" w:unhideWhenUsed="1"/>
+    <w:lsdException w:name="Table Grid 3" w:semiHidden="1" w:unhideWhenUsed="1"/>
+    <w:lsdException w:name="Table Grid 4" w:semiHidden="1" w:unhideWhenUsed="1"/>
+    <w:lsdException w:name="Table Grid 5" w:semiHidden="1" w:unhideWhenUsed="1"/>
+    <w:lsdException w:name="Table Grid 6" w:semiHidden="1" w:unhideWhenUsed="1"/>
+    <w:lsdException w:name="Table Grid 7" w:semiHidden="1" w:unhideWhenUsed="1"/>
+    <w:lsdException w:name="Table Grid 8" w:semiHidden="1" w:unhideWhenUsed="1"/>
+    <w:lsdException w:name="Table List 1" w:semiHidden="1" w:unhideWhenUsed="1"/>
+    <w:lsdException w:name="Table List 2" w:semiHidden="1" w:unhideWhenUsed="1"/>
+    <w:lsdException w:name="Table List 3" w:semiHidden="1" w:unhideWhenUsed="1"/>
+    <w:lsdException w:name="Table List 4" w:semiHidden="1" w:unhideWhenUsed="1"/>
+    <w:lsdException w:name="Table List 5" w:semiHidden="1" w:unhideWhenUsed="1"/>
+    <w:lsdException w:name="Table List 6" w:semiHidden="1" w:unhideWhenUsed="1"/>
+    <w:lsdException w:name="Table List 7" w:semiHidden="1" w:unhideWhenUsed="1"/>
+    <w:lsdException w:name="Table List 8" w:semiHidden="1" w:unhideWhenUsed="1"/>
+    <w:lsdException w:name="Table 3D effects 1" w:semiHidden="1" w:unhideWhenUsed="1"/>
+    <w:lsdException w:name="Table 3D effects 2" w:semiHidden="1" w:unhideWhenUsed="1"/>
+    <w:lsdException w:name="Table 3D effects 3" w:semiHidden="1" w:unhideWhenUsed="1"/>
+    <w:lsdException w:name="Table Contemporary" w:semiHidden="1" w:unhideWhenUsed="1"/>
+    <w:lsdException w:name="Table Elegant" w:semiHidden="1" w:unhideWhenUsed="1"/>
+    <w:lsdException w:name="Table Professional" w:semiHidden="1" w:unhideWhenUsed="1"/>
+    <w:lsdException w:name="Table Subtle 1" w:semiHidden="1" w:unhideWhenUsed="1"/>
+    <w:lsdException w:name="Table Subtle 2" w:semiHidden="1" w:unhideWhenUsed="1"/>
+    <w:lsdException w:name="Table Web 1" w:semiHidden="1" w:unhideWhenUsed="1"/>
+    <w:lsdException w:name="Table Web 2" w:semiHidden="1" w:unhideWhenUsed="1"/>
+    <w:lsdException w:name="Table Web 3" w:semiHidden="1" w:unhideWhenUsed="1"/>
+    <w:lsdException w:name="Balloon Text" w:semiHidden="1" w:unhideWhenUsed="1"/>
+    <w:lsdException w:name="Table Grid" w:uiPriority="39"/>
+    <w:lsdException w:name="Table Theme" w:semiHidden="1" w:unhideWhenUsed="1"/>
+    <w:lsdException w:name="Placeholder Text" w:semiHidden="1"/>
+    <w:lsdException w:name="No Spacing" w:uiPriority="1" w:qFormat="1"/>
+    <w:lsdException w:name="Light Shading" w:uiPriority="60"/>
+    <w:lsdException w:name="Light List" w:uiPriority="61"/>
+    <w:lsdException w:name="Light Grid" w:uiPriority="62"/>
+    <w:lsdException w:name="Medium Shading 1" w:uiPriority="63"/>
+    <w:lsdException w:name="Medium Shading 2" w:uiPriority="64"/>
+    <w:lsdException w:name="Medium List 1" w:uiPriority="65"/>
+    <w:lsdException w:name="Medium List 2" w:uiPriority="66"/>
+    <w:lsdException w:name="Medium Grid 1" w:uiPriority="67"/>
+    <w:lsdException w:name="Medium Grid 2" w:uiPriority="68"/>
+    <w:lsdException w:name="Medium Grid 3" w:uiPriority="69"/>
+    <w:lsdException w:name="Dark List" w:uiPriority="70"/>
+    <w:lsdException w:name="Colorful Shading" w:uiPriority="71"/>
+    <w:lsdException w:name="Colorful List" w:uiPriority="72"/>
+    <w:lsdException w:name="Colorful Grid" w:uiPriority="73"/>
+    <w:lsdException w:name="Light Shading Accent 1" w:uiPriority="60"/>
+    <w:lsdException w:name="Light List Accent 1" w:uiPriority="61"/>
+    <w:lsdException w:name="Light Grid Accent 1" w:uiPriority="62"/>
+    <w:lsdException w:name="Medium Shading 1 Accent 1" w:uiPriority="63"/>
+    <w:lsdException w:name="Medium Shading 2 Accent 1" w:uiPriority="64"/>
+    <w:lsdException w:name="Medium List 1 Accent 1" w:uiPriority="65"/>
+    <w:lsdException w:name="Revision" w:semiHidden="1"/>
+    <w:lsdException w:name="List Paragraph" w:uiPriority="34" w:qFormat="1"/>
+    <w:lsdException w:name="Quote" w:uiPriority="29" w:qFormat="1"/>
+    <w:lsdException w:name="Intense Quote" w:uiPriority="30" w:qFormat="1"/>
+    <w:lsdException w:name="Medium List 2 Accent 1" w:uiPriority="66"/>
+    <w:lsdException w:name="Medium Grid 1 Accent 1" w:uiPriority="67"/>
+    <w:lsdException w:name="Medium Grid 2 Accent 1" w:uiPriority="68"/>
+    <w:lsdException w:name="Medium Grid 3 Accent 1" w:uiPriority="69"/>
+    <w:lsdException w:name="Dark List Accent 1" w:uiPriority="70"/>
+    <w:lsdException w:name="Colorful Shading Accent 1" w:uiPriority="71"/>
+    <w:lsdException w:name="Colorful List Accent 1" w:uiPriority="72"/>
+    <w:lsdException w:name="Colorful Grid Accent 1" w:uiPriority="73"/>
+    <w:lsdException w:name="Light Shading Accent 2" w:uiPriority="60"/>
+    <w:lsdException w:name="Light List Accent 2" w:uiPriority="61"/>
+    <w:lsdException w:name="Light Grid Accent 2" w:uiPriority="62"/>
+    <w:lsdException w:name="Medium Shading 1 Accent 2" w:uiPriority="63"/>
+    <w:lsdException w:name="Medium Shading 2 Accent 2" w:uiPriority="64"/>
+    <w:lsdException w:name="Medium List 1 Accent 2" w:uiPriority="65"/>
+    <w:lsdException w:name="Medium List 2 Accent 2" w:uiPriority="66"/>
+    <w:lsdException w:name="Medium Grid 1 Accent 2" w:uiPriority="67"/>
+    <w:lsdException w:name="Medium Grid 2 Accent 2" w:uiPriority="68"/>
+    <w:lsdException w:name="Medium Grid 3 Accent 2" w:uiPriority="69"/>
+    <w:lsdException w:name="Dark List Accent 2" w:uiPriority="70"/>
+    <w:lsdException w:name="Colorful Shading Accent 2" w:uiPriority="71"/>
+    <w:lsdException w:name="Colorful List Accent 2" w:uiPriority="72"/>
+    <w:lsdException w:name="Colorful Grid Accent 2" w:uiPriority="73"/>
+    <w:lsdException w:name="Light Shading Accent 3" w:uiPriority="60"/>
+    <w:lsdException w:name="Light List Accent 3" w:uiPriority="61"/>
+    <w:lsdException w:name="Light Grid Accent 3" w:uiPriority="62"/>
+    <w:lsdException w:name="Medium Shading 1 Accent 3" w:uiPriority="63"/>
+    <w:lsdException w:name="Medium Shading 2 Accent 3" w:uiPriority="64"/>
+    <w:lsdException w:name="Medium List 1 Accent 3" w:uiPriority="65"/>
+    <w:lsdException w:name="Medium List 2 Accent 3" w:uiPriority="66"/>
+    <w:lsdException w:name="Medium Grid 1 Accent 3" w:uiPriority="67"/>
+    <w:lsdException w:name="Medium Grid 2 Accent 3" w:uiPriority="68"/>
+    <w:lsdException w:name="Medium Grid 3 Accent 3" w:uiPriority="69"/>
+    <w:lsdException w:name="Dark List Accent 3" w:uiPriority="70"/>
+    <w:lsdException w:name="Colorful Shading Accent 3" w:uiPriority="71"/>
+    <w:lsdException w:name="Colorful List Accent 3" w:uiPriority="72"/>
+    <w:lsdException w:name="Colorful Grid Accent 3" w:uiPriority="73"/>
+    <w:lsdException w:name="Light Shading Accent 4" w:uiPriority="60"/>
+    <w:lsdException w:name="Light List Accent 4" w:uiPriority="61"/>
+    <w:lsdException w:name="Light Grid Accent 4" w:uiPriority="62"/>
+    <w:lsdException w:name="Medium Shading 1 Accent 4" w:uiPriority="63"/>
+    <w:lsdException w:name="Medium Shading 2 Accent 4" w:uiPriority="64"/>
+    <w:lsdException w:name="Medium List 1 Accent 4" w:uiPriority="65"/>
+    <w:lsdException w:name="Medium List 2 Accent 4" w:uiPriority="66"/>
+    <w:lsdException w:name="Medium Grid 1 Accent 4" w:uiPriority="67"/>
+    <w:lsdException w:name="Medium Grid 2 Accent 4" w:uiPriority="68"/>
+    <w:lsdException w:name="Medium Grid 3 Accent 4" w:uiPriority="69"/>
+    <w:lsdException w:name="Dark List Accent 4" w:uiPriority="70"/>
+    <w:lsdException w:name="Colorful Shading Accent 4" w:uiPriority="71"/>
+    <w:lsdException w:name="Colorful List Accent 4" w:uiPriority="72"/>
+    <w:lsdException w:name="Colorful Grid Accent 4" w:uiPriority="73"/>
+    <w:lsdException w:name="Light Shading Accent 5" w:uiPriority="60"/>
+    <w:lsdException w:name="Light List Accent 5" w:uiPriority="61"/>
+    <w:lsdException w:name="Light Grid Accent 5" w:uiPriority="62"/>
+    <w:lsdException w:name="Medium Shading 1 Accent 5" w:uiPriority="63"/>
+    <w:lsdException w:name="Medium Shading 2 Accent 5" w:uiPriority="64"/>
+    <w:lsdException w:name="Medium List 1 Accent 5" w:uiPriority="65"/>
+    <w:lsdException w:name="Medium List 2 Accent 5" w:uiPriority="66"/>
+    <w:lsdException w:name="Medium Grid 1 Accent 5" w:uiPriority="67"/>
+    <w:lsdException w:name="Medium Grid 2 Accent 5" w:uiPriority="68"/>
+    <w:lsdException w:name="Medium Grid 3 Accent 5" w:uiPriority="69"/>
+    <w:lsdException w:name="Dark List Accent 5" w:uiPriority="70"/>
+    <w:lsdException w:name="Colorful Shading Accent 5" w:uiPriority="71"/>
+    <w:lsdException w:name="Colorful List Accent 5" w:uiPriority="72"/>
+    <w:lsdException w:name="Colorful Grid Accent 5" w:uiPriority="73"/>
+    <w:lsdException w:name="Light Shading Accent 6" w:uiPriority="60"/>
+    <w:lsdException w:name="Light List Accent 6" w:uiPriority="61"/>
+    <w:lsdException w:name="Light Grid Accent 6" w:uiPriority="62"/>
+    <w:lsdException w:name="Medium Shading 1 Accent 6" w:uiPriority="63"/>
+    <w:lsdException w:name="Medium Shading 2 Accent 6" w:uiPriority="64"/>
+    <w:lsdException w:name="Medium List 1 Accent 6" w:uiPriority="65"/>
+    <w:lsdException w:name="Medium List 2 Accent 6" w:uiPriority="66"/>
+    <w:lsdException w:name="Medium Grid 1 Accent 6" w:uiPriority="67"/>
+    <w:lsdException w:name="Medium Grid 2 Accent 6" w:uiPriority="68"/>
+    <w:lsdException w:name="Medium Grid 3 Accent 6" w:uiPriority="69"/>
+    <w:lsdException w:name="Dark List Accent 6" w:uiPriority="70"/>
+    <w:lsdException w:name="Colorful Shading Accent 6" w:uiPriority="71"/>
+    <w:lsdException w:name="Colorful List Accent 6" w:uiPriority="72"/>
+    <w:lsdException w:name="Colorful Grid Accent 6" w:uiPriority="73"/>
+    <w:lsdException w:name="Subtle Emphasis" w:uiPriority="19" w:qFormat="1"/>
+    <w:lsdException w:name="Intense Emphasis" w:uiPriority="21" w:qFormat="1"/>
+    <w:lsdException w:name="Subtle Reference" w:uiPriority="31" w:qFormat="1"/>
+    <w:lsdException w:name="Intense Reference" w:uiPriority="32" w:qFormat="1"/>
+    <w:lsdException w:name="Book Title" w:uiPriority="33" w:qFormat="1"/>
+    <w:lsdException w:name="Bibliography" w:semiHidden="1" w:uiPriority="37" w:unhideWhenUsed="1"/>
+    <w:lsdException w:name="TOC Heading" w:semiHidden="1" w:uiPriority="39" w:unhideWhenUsed="1" w:qFormat="1"/>
+    <w:lsdException w:name="Plain Table 1" w:uiPriority="41"/>
+    <w:lsdException w:name="Plain Table 2" w:uiPriority="42"/>
+    <w:lsdException w:name="Plain Table 3" w:uiPriority="43"/>
+    <w:lsdException w:name="Plain Table 4" w:uiPriority="44"/>
+    <w:lsdException w:name="Plain Table 5" w:uiPriority="45"/>
+    <w:lsdException w:name="Grid Table Light" w:uiPriority="40"/>
+    <w:lsdException w:name="Grid Table 1 Light" w:uiPriority="46"/>
+    <w:lsdException w:name="Grid Table 2" w:uiPriority="47"/>
+    <w:lsdException w:name="Grid Table 3" w:uiPriority="48"/>
+    <w:lsdException w:name="Grid Table 4" w:uiPriority="49"/>
+    <w:lsdException w:name="Grid Table 5 Dark" w:uiPriority="50"/>
+    <w:lsdException w:name="Grid Table 6 Colorful" w:uiPriority="51"/>
+    <w:lsdException w:name="Grid Table 7 Colorful" w:uiPriority="52"/>
+    <w:lsdException w:name="Grid Table 1 Light Accent 1" w:uiPriority="46"/>
+    <w:lsdException w:name="Grid Table 2 Accent 1" w:uiPriority="47"/>
+    <w:lsdException w:name="Grid Table 3 Accent 1" w:uiPriority="48"/>
+    <w:lsdException w:name="Grid Table 4 Accent 1" w:uiPriority="49"/>
+    <w:lsdException w:name="Grid Table 5 Dark Accent 1" w:uiPriority="50"/>
+    <w:lsdException w:name="Grid Table 6 Colorful Accent 1" w:uiPriority="51"/>
+    <w:lsdException w:name="Grid Table 7 Colorful Accent 1" w:uiPriority="52"/>
+    <w:lsdException w:name="Grid Table 1 Light Accent 2" w:uiPriority="46"/>
+    <w:lsdException w:name="Grid Table 2 Accent 2" w:uiPriority="47"/>
+    <w:lsdException w:name="Grid Table 3 Accent 2" w:uiPriority="48"/>
+    <w:lsdException w:name="Grid Table 4 Accent 2" w:uiPriority="49"/>
+    <w:lsdException w:name="Grid Table 5 Dark Accent 2" w:uiPriority="50"/>
+    <w:lsdException w:name="Grid Table 6 Colorful Accent 2" w:uiPriority="51"/>
+    <w:lsdException w:name="Grid Table 7 Colorful Accent 2" w:uiPriority="52"/>
+    <w:lsdException w:name="Grid Table 1 Light Accent 3" w:uiPriority="46"/>
+    <w:lsdException w:name="Grid Table 2 Accent 3" w:uiPriority="47"/>
+    <w:lsdException w:name="Grid Table 3 Accent 3" w:uiPriority="48"/>
+    <w:lsdException w:name="Grid Table 4 Accent 3" w:uiPriority="49"/>
+    <w:lsdException w:name="Grid Table 5 Dark Accent 3" w:uiPriority="50"/>
+    <w:lsdException w:name="Grid Table 6 Colorful Accent 3" w:uiPriority="51"/>
+    <w:lsdException w:name="Grid Table 7 Colorful Accent 3" w:uiPriority="52"/>
+    <w:lsdException w:name="Grid Table 1 Light Accent 4" w:uiPriority="46"/>
+    <w:lsdException w:name="Grid Table 2 Accent 4" w:uiPriority="47"/>
+    <w:lsdException w:name="Grid Table 3 Accent 4" w:uiPriority="48"/>
+    <w:lsdException w:name="Grid Table 4 Accent 4" w:uiPriority="49"/>
+    <w:lsdException w:name="Grid Table 5 Dark Accent 4" w:uiPriority="50"/>
+    <w:lsdException w:name="Grid Table 6 Colorful Accent 4" w:uiPriority="51"/>
+    <w:lsdException w:name="Grid Table 7 Colorful Accent 4" w:uiPriority="52"/>
+    <w:lsdException w:name="Grid Table 1 Light Accent 5" w:uiPriority="46"/>
+    <w:lsdException w:name="Grid Table 2 Accent 5" w:uiPriority="47"/>
+    <w:lsdException w:name="Grid Table 3 Accent 5" w:uiPriority="48"/>
+    <w:lsdException w:name="Grid Table 4 Accent 5" w:uiPriority="49"/>
+    <w:lsdException w:name="Grid Table 5 Dark Accent 5" w:uiPriority="50"/>
+    <w:lsdException w:name="Grid Table 6 Colorful Accent 5" w:uiPriority="51"/>
+    <w:lsdException w:name="Grid Table 7 Colorful Accent 5" w:uiPriority="52"/>
+    <w:lsdException w:name="Grid Table 1 Light Accent 6" w:uiPriority="46"/>
+    <w:lsdException w:name="Grid Table 2 Accent 6" w:uiPriority="47"/>
+    <w:lsdException w:name="Grid Table 3 Accent 6" w:uiPriority="48"/>
+    <w:lsdException w:name="Grid Table 4 Accent 6" w:uiPriority="49"/>
+    <w:lsdException w:name="Grid Table 5 Dark Accent 6" w:uiPriority="50"/>
+    <w:lsdException w:name="Grid Table 6 Colorful Accent 6" w:uiPriority="51"/>
+    <w:lsdException w:name="Grid Table 7 Colorful Accent 6" w:uiPriority="52"/>
+    <w:lsdException w:name="List Table 1 Light" w:uiPriority="46"/>
+    <w:lsdException w:name="List Table 2" w:uiPriority="47"/>
+    <w:lsdException w:name="List Table 3" w:uiPriority="48"/>
+    <w:lsdException w:name="List Table 4" w:uiPriority="49"/>
+    <w:lsdException w:name="List Table 5 Dark" w:uiPriority="50"/>
+    <w:lsdException w:name="List Table 6 Colorful" w:uiPriority="51"/>
+    <w:lsdException w:name="List Table 7 Colorful" w:uiPriority="52"/>
+    <w:lsdException w:name="List Table 1 Light Accent 1" w:uiPriority="46"/>
+    <w:lsdException w:name="List Table 2 Accent 1" w:uiPriority="47"/>
+    <w:lsdException w:name="List Table 3 Accent 1" w:uiPriority="48"/>
+    <w:lsdException w:name="List Table 4 Accent 1" w:uiPriority="49"/>
+    <w:lsdException w:name="List Table 5 Dark Accent 1" w:uiPriority="50"/>
+    <w:lsdException w:name="List Table 6 Colorful Accent 1" w:uiPriority="51"/>
+    <w:lsdException w:name="List Table 7 Colorful Accent 1" w:uiPriority="52"/>
+    <w:lsdException w:name="List Table 1 Light Accent 2" w:uiPriority="46"/>
+    <w:lsdException w:name="List Table 2 Accent 2" w:uiPriority="47"/>
+    <w:lsdException w:name="List Table 3 Accent 2" w:uiPriority="48"/>
+    <w:lsdException w:name="List Table 4 Accent 2" w:uiPriority="49"/>
+    <w:lsdException w:name="List Table 5 Dark Accent 2" w:uiPriority="50"/>
+    <w:lsdException w:name="List Table 6 Colorful Accent 2" w:uiPriority="51"/>
+    <w:lsdException w:name="List Table 7 Colorful Accent 2" w:uiPriority="52"/>
+    <w:lsdException w:name="List Table 1 Light Accent 3" w:uiPriority="46"/>
+    <w:lsdException w:name="List Table 2 Accent 3" w:uiPriority="47"/>
+    <w:lsdException w:name="List Table 3 Accent 3" w:uiPriority="48"/>
+    <w:lsdException w:name="List Table 4 Accent 3" w:uiPriority="49"/>
+    <w:lsdException w:name="List Table 5 Dark Accent 3" w:uiPriority="50"/>
+    <w:lsdException w:name="List Table 6 Colorful Accent 3" w:uiPriority="51"/>
+    <w:lsdException w:name="List Table 7 Colorful Accent 3" w:uiPriority="52"/>
+    <w:lsdException w:name="List Table 1 Light Accent 4" w:uiPriority="46"/>
+    <w:lsdException w:name="List Table 2 Accent 4" w:uiPriority="47"/>
+    <w:lsdException w:name="List Table 3 Accent 4" w:uiPriority="48"/>
+    <w:lsdException w:name="List Table 4 Accent 4" w:uiPriority="49"/>
+    <w:lsdException w:name="List Table 5 Dark Accent 4" w:uiPriority="50"/>
+    <w:lsdException w:name="List Table 6 Colorful Accent 4" w:uiPriority="51"/>
+    <w:lsdException w:name="List Table 7 Colorful Accent 4" w:uiPriority="52"/>
+    <w:lsdException w:name="List Table 1 Light Accent 5" w:uiPriority="46"/>
+    <w:lsdException w:name="List Table 2 Accent 5" w:uiPriority="47"/>
+    <w:lsdException w:name="List Table 3 Accent 5" w:uiPriority="48"/>
+    <w:lsdException w:name="List Table 4 Accent 5" w:uiPriority="49"/>
+    <w:lsdException w:name="List Table 5 Dark Accent 5" w:uiPriority="50"/>
+    <w:lsdException w:name="List Table 6 Colorful Accent 5" w:uiPriority="51"/>
+    <w:lsdException w:name="List Table 7 Colorful Accent 5" w:uiPriority="52"/>
+    <w:lsdException w:name="List Table 1 Light Accent 6" w:uiPriority="46"/>
+    <w:lsdException w:name="List Table 2 Accent 6" w:uiPriority="47"/>
+    <w:lsdException w:name="List Table 3 Accent 6" w:uiPriority="48"/>
+    <w:lsdException w:name="List Table 4 Accent 6" w:uiPriority="49"/>
+    <w:lsdException w:name="List Table 5 Dark Accent 6" w:uiPriority="50"/>
+    <w:lsdException w:name="List Table 6 Colorful Accent 6" w:uiPriority="51"/>
+    <w:lsdException w:name="List Table 7 Colorful Accent 6" w:uiPriority="52"/>
+    <w:lsdException w:name="Mention" w:semiHidden="1" w:unhideWhenUsed="1"/>
+    <w:lsdException w:name="Smart Hyperlink" w:semiHidden="1" w:unhideWhenUsed="1"/>
+    <w:lsdException w:name="Hashtag" w:semiHidden="1" w:unhideWhenUsed="1"/>
+    <w:lsdException w:name="Unresolved Mention" w:semiHidden="1" w:unhideWhenUsed="1"/>
+    <w:lsdException w:name="Smart Link" w:semiHidden="1" w:unhideWhenUsed="1"/>
+  </w:latentStyles>
+  <w:style w:type="paragraph" w:default="1" w:styleId="Normal">
     <w:name w:val="Normal"/>
     <w:qFormat/>
   </w:style>
-  <w:style w:type="table" w:styleId="TableNormal" w:default="true">
+  <w:style w:type="paragraph" w:styleId="Heading1">
+    <w:name w:val="heading 1"/>
+    <w:basedOn w:val="Normal"/>
+    <w:next w:val="Normal"/>
+    <w:uiPriority w:val="9"/>
+    <w:qFormat/>
+    <w:pPr>
+      <w:outlineLvl w:val="0"/>
+    </w:pPr>
+    <w:rPr>
+      <w:color w:val="2E74B5"/>
+      <w:sz w:val="32"/>
+      <w:szCs w:val="32"/>
+    </w:rPr>
+  </w:style>
+  <w:style w:type="paragraph" w:styleId="Heading2">
+    <w:name w:val="heading 2"/>
+    <w:basedOn w:val="Normal"/>
+    <w:next w:val="Normal"/>
+    <w:uiPriority w:val="9"/>
+    <w:semiHidden/>
+    <w:unhideWhenUsed/>
+    <w:qFormat/>
+    <w:pPr>
+      <w:outlineLvl w:val="1"/>
+    </w:pPr>
+    <w:rPr>
+      <w:color w:val="2E74B5"/>
+      <w:sz w:val="26"/>
+      <w:szCs w:val="26"/>
+    </w:rPr>
+  </w:style>
+  <w:style w:type="paragraph" w:styleId="Heading3">
+    <w:name w:val="heading 3"/>
+    <w:basedOn w:val="Normal"/>
+    <w:next w:val="Normal"/>
+    <w:uiPriority w:val="9"/>
+    <w:semiHidden/>
+    <w:unhideWhenUsed/>
+    <w:qFormat/>
+    <w:pPr>
+      <w:outlineLvl w:val="2"/>
+    </w:pPr>
+    <w:rPr>
+      <w:color w:val="1F4D78"/>
+      <w:sz w:val="24"/>
+      <w:szCs w:val="24"/>
+    </w:rPr>
+  </w:style>
+  <w:style w:type="paragraph" w:styleId="Heading4">
+    <w:name w:val="heading 4"/>
+    <w:basedOn w:val="Normal"/>
+    <w:next w:val="Normal"/>
+    <w:uiPriority w:val="9"/>
+    <w:semiHidden/>
+    <w:unhideWhenUsed/>
+    <w:qFormat/>
+    <w:pPr>
+      <w:outlineLvl w:val="3"/>
+    </w:pPr>
+    <w:rPr>
+      <w:i/>
+      <w:iCs/>
+      <w:color w:val="2E74B5"/>
+    </w:rPr>
+  </w:style>
+  <w:style w:type="paragraph" w:styleId="Heading5">
+    <w:name w:val="heading 5"/>
+    <w:basedOn w:val="Normal"/>
+    <w:next w:val="Normal"/>
+    <w:uiPriority w:val="9"/>
+    <w:semiHidden/>
+    <w:unhideWhenUsed/>
+    <w:qFormat/>
+    <w:pPr>
+      <w:outlineLvl w:val="4"/>
+    </w:pPr>
+    <w:rPr>
+      <w:color w:val="2E74B5"/>
+    </w:rPr>
+  </w:style>
+  <w:style w:type="paragraph" w:styleId="Heading6">
+    <w:name w:val="heading 6"/>
+    <w:basedOn w:val="Normal"/>
+    <w:next w:val="Normal"/>
+    <w:uiPriority w:val="9"/>
+    <w:semiHidden/>
+    <w:unhideWhenUsed/>
+    <w:qFormat/>
+    <w:pPr>
+      <w:outlineLvl w:val="5"/>
+    </w:pPr>
+    <w:rPr>
+      <w:color w:val="1F4D78"/>
+    </w:rPr>
+  </w:style>
+  <w:style w:type="character" w:default="1" w:styleId="DefaultParagraphFont">
+    <w:name w:val="Default Paragraph Font"/>
+    <w:uiPriority w:val="1"/>
+    <w:semiHidden/>
+    <w:unhideWhenUsed/>
+  </w:style>
+  <w:style w:type="table" w:default="1" w:styleId="TableNormal">
     <w:name w:val="Normal Table"/>
     <w:uiPriority w:val="99"/>
     <w:semiHidden/>
     <w:unhideWhenUsed/>
     <w:tblPr>
-      <w:tblInd w:type="dxa" w:w="0"/>
+      <w:tblInd w:w="0" w:type="dxa"/>
       <w:tblCellMar>
-        <w:top w:type="dxa" w:w="0"/>
-        <w:left w:type="dxa" w:w="108"/>
-        <w:bottom w:type="dxa" w:w="0"/>
-        <w:right w:type="dxa" w:w="108"/>
+        <w:top w:w="0" w:type="dxa"/>
+        <w:left w:w="108" w:type="dxa"/>
+        <w:bottom w:w="0" w:type="dxa"/>
+        <w:right w:w="108" w:type="dxa"/>
       </w:tblCellMar>
     </w:tblPr>
+  </w:style>
+  <w:style w:type="numbering" w:default="1" w:styleId="NoList">
+    <w:name w:val="No List"/>
+    <w:uiPriority w:val="99"/>
+    <w:semiHidden/>
+    <w:unhideWhenUsed/>
   </w:style>
   <w:style w:type="paragraph" w:styleId="Title">
     <w:name w:val="Title"/>
     <w:basedOn w:val="Normal"/>
     <w:next w:val="Normal"/>
+    <w:uiPriority w:val="10"/>
     <w:qFormat/>
     <w:rPr>
       <w:sz w:val="56"/>
       <w:szCs w:val="56"/>
     </w:rPr>
   </w:style>
-  <w:style w:type="paragraph" w:styleId="Heading1">
-    <w:name w:val="Heading 1"/>
-    <w:basedOn w:val="Normal"/>
-    <w:next w:val="Normal"/>
-    <w:qFormat/>
-    <w:rPr>
-      <w:color w:val="2E74B5"/>
-      <w:sz w:val="32"/>
-      <w:szCs w:val="32"/>
-    </w:rPr>
-  </w:style>
-  <w:style w:type="paragraph" w:styleId="Heading2">
-    <w:name w:val="Heading 2"/>
-    <w:basedOn w:val="Normal"/>
-    <w:next w:val="Normal"/>
-    <w:qFormat/>
-    <w:rPr>
-      <w:color w:val="2E74B5"/>
-      <w:sz w:val="26"/>
-      <w:szCs w:val="26"/>
-    </w:rPr>
-  </w:style>
-  <w:style w:type="paragraph" w:styleId="Heading3">
-    <w:name w:val="Heading 3"/>
-    <w:basedOn w:val="Normal"/>
-    <w:next w:val="Normal"/>
-    <w:qFormat/>
-    <w:rPr>
-      <w:color w:val="1F4D78"/>
-      <w:sz w:val="24"/>
-      <w:szCs w:val="24"/>
-    </w:rPr>
-  </w:style>
-  <w:style w:type="paragraph" w:styleId="Heading4">
-    <w:name w:val="Heading 4"/>
-    <w:basedOn w:val="Normal"/>
-    <w:next w:val="Normal"/>
-    <w:qFormat/>
-    <w:rPr>
-      <w:i/>
-      <w:iCs/>
-      <w:color w:val="2E74B5"/>
-    </w:rPr>
-  </w:style>
-  <w:style w:type="paragraph" w:styleId="Heading5">
-    <w:name w:val="Heading 5"/>
-    <w:basedOn w:val="Normal"/>
-    <w:next w:val="Normal"/>
-    <w:qFormat/>
-    <w:rPr>
-      <w:color w:val="2E74B5"/>
-    </w:rPr>
-  </w:style>
-  <w:style w:type="paragraph" w:styleId="Heading6">
-    <w:name w:val="Heading 6"/>
-    <w:basedOn w:val="Normal"/>
-    <w:next w:val="Normal"/>
-    <w:qFormat/>
-    <w:rPr>
-      <w:color w:val="1F4D78"/>
-    </w:rPr>
-  </w:style>
-  <w:style w:type="paragraph" w:styleId="Strong">
-    <w:name w:val="Strong"/>
+  <w:style w:type="paragraph" w:customStyle="1" w:styleId="Strong1">
+    <w:name w:val="Strong1"/>
     <w:basedOn w:val="Normal"/>
     <w:next w:val="Normal"/>
     <w:qFormat/>
@@ -2073,7 +2483,6 @@
   </w:style>
   <w:style w:type="character" w:styleId="Hyperlink">
     <w:name w:val="Hyperlink"/>
-    <w:basedOn w:val="DefaultParagraphFont"/>
     <w:uiPriority w:val="99"/>
     <w:unhideWhenUsed/>
     <w:rPr>
@@ -2083,7 +2492,6 @@
   </w:style>
   <w:style w:type="character" w:styleId="FootnoteReference">
     <w:name w:val="footnote reference"/>
-    <w:basedOn w:val="DefaultParagraphFont"/>
     <w:uiPriority w:val="99"/>
     <w:semiHidden/>
     <w:unhideWhenUsed/>
@@ -2098,17 +2506,9 @@
     <w:uiPriority w:val="99"/>
     <w:semiHidden/>
     <w:unhideWhenUsed/>
-    <w:pPr>
-      <w:spacing w:after="0" w:line="240" w:lineRule="auto"/>
-    </w:pPr>
-    <w:rPr>
-      <w:sz w:val="20"/>
-      <w:szCs w:val="20"/>
-    </w:rPr>
-  </w:style>
-  <w:style w:type="character" w:styleId="FootnoteTextChar">
+  </w:style>
+  <w:style w:type="character" w:customStyle="1" w:styleId="FootnoteTextChar">
     <w:name w:val="Footnote Text Char"/>
-    <w:basedOn w:val="DefaultParagraphFont"/>
     <w:link w:val="FootnoteText"/>
     <w:uiPriority w:val="99"/>
     <w:semiHidden/>
@@ -2120,7 +2520,6 @@
   </w:style>
   <w:style w:type="character" w:styleId="EndnoteReference">
     <w:name w:val="endnote reference"/>
-    <w:basedOn w:val="DefaultParagraphFont"/>
     <w:uiPriority w:val="99"/>
     <w:semiHidden/>
     <w:unhideWhenUsed/>
@@ -2135,17 +2534,9 @@
     <w:uiPriority w:val="99"/>
     <w:semiHidden/>
     <w:unhideWhenUsed/>
-    <w:pPr>
-      <w:spacing w:after="0" w:line="240" w:lineRule="auto"/>
-    </w:pPr>
-    <w:rPr>
-      <w:sz w:val="20"/>
-      <w:szCs w:val="20"/>
-    </w:rPr>
-  </w:style>
-  <w:style w:type="character" w:styleId="EndnoteTextChar">
+  </w:style>
+  <w:style w:type="character" w:customStyle="1" w:styleId="EndnoteTextChar">
     <w:name w:val="Endnote Text Char"/>
-    <w:basedOn w:val="DefaultParagraphFont"/>
     <w:link w:val="EndnoteText"/>
     <w:uiPriority w:val="99"/>
     <w:semiHidden/>
@@ -2157,7 +2548,6 @@
   </w:style>
   <w:style w:type="character" w:styleId="LineNumber">
     <w:name w:val="line number"/>
-    <w:basedOn w:val="DefaultParagraphFont"/>
     <w:uiPriority w:val="99"/>
     <w:semiHidden/>
     <w:unhideWhenUsed/>
@@ -2317,7 +2707,7 @@
         <a:solidFill>
           <a:schemeClr val="phClr"/>
         </a:solidFill>
-        <a:gradFill rotWithShape="true">
+        <a:gradFill rotWithShape="1">
           <a:gsLst>
             <a:gs pos="0">
               <a:schemeClr val="phClr">
@@ -2341,9 +2731,9 @@
               </a:schemeClr>
             </a:gs>
           </a:gsLst>
-          <a:lin ang="5400000" scaled="false"/>
+          <a:lin ang="5400000" scaled="0"/>
         </a:gradFill>
-        <a:gradFill rotWithShape="true">
+        <a:gradFill rotWithShape="1">
           <a:gsLst>
             <a:gs pos="0">
               <a:schemeClr val="phClr">
@@ -2367,7 +2757,7 @@
               </a:schemeClr>
             </a:gs>
           </a:gsLst>
-          <a:lin ang="5400000" scaled="false"/>
+          <a:lin ang="5400000" scaled="0"/>
         </a:gradFill>
       </a:fillStyleLst>
       <a:lnStyleLst>
@@ -2402,7 +2792,7 @@
         </a:effectStyle>
         <a:effectStyle>
           <a:effectLst>
-            <a:outerShdw blurRad="57150" dist="19050" dir="5400000" algn="ctr" rotWithShape="false">
+            <a:outerShdw blurRad="57150" dist="19050" dir="5400000" algn="ctr" rotWithShape="0">
               <a:srgbClr val="000000">
                 <a:alpha val="63000"/>
               </a:srgbClr>
@@ -2420,7 +2810,7 @@
             <a:satMod val="170000"/>
           </a:schemeClr>
         </a:solidFill>
-        <a:gradFill rotWithShape="true">
+        <a:gradFill rotWithShape="1">
           <a:gsLst>
             <a:gs pos="0">
               <a:schemeClr val="phClr">
@@ -2445,7 +2835,7 @@
               </a:schemeClr>
             </a:gs>
           </a:gsLst>
-          <a:lin ang="5400000" scaled="false"/>
+          <a:lin ang="5400000" scaled="0"/>
         </a:gradFill>
       </a:bgFillStyleLst>
     </a:fmtScheme>
